--- a/documents/demo-scripts/03_Open_Lakehouse.docx
+++ b/documents/demo-scripts/03_Open_Lakehouse.docx
@@ -3182,9 +3182,207 @@
           <w:sz w:val="26"/>
           <w:szCs w:val="26"/>
         </w:rPr>
+        <w:t xml:space="preserve">Demo Methodology: Tell → Show → Tell</w:t>
+      </w:r>
+    </w:p>
+    <w:tbl>
+      <w:tblPr>
+        <w:tblW w:type="pct" w:w="100%"/>
+        <w:tblBorders>
+          <w:top w:val="single" w:color="auto" w:sz="4"/>
+          <w:left w:val="single" w:color="auto" w:sz="4"/>
+          <w:bottom w:val="single" w:color="auto" w:sz="4"/>
+          <w:right w:val="single" w:color="auto" w:sz="4"/>
+          <w:insideH w:val="single" w:color="auto" w:sz="4"/>
+          <w:insideV w:val="single" w:color="auto" w:sz="4"/>
+        </w:tblBorders>
+      </w:tblPr>
+      <w:tblGrid>
+        <w:gridCol w:w="100"/>
+        <w:gridCol w:w="100"/>
+      </w:tblGrid>
+      <w:tr>
+        <w:tc>
+          <w:tcPr>
+            <w:tcW w:type="pct" w:w="2%"/>
+            <w:tcBorders>
+              <w:top w:val="none"/>
+              <w:left w:val="none"/>
+              <w:bottom w:val="none"/>
+              <w:right w:val="none"/>
+            </w:tcBorders>
+            <w:shd w:color="19416C" w:val="solid"/>
+          </w:tcPr>
+          <w:p>
+            <w:pPr>
+              <w:spacing w:after="0"/>
+            </w:pPr>
+            <w:r>
+              <w:rPr>
+                <w:sz w:val="10"/>
+                <w:szCs w:val="10"/>
+              </w:rPr>
+              <w:t xml:space="preserve"> </w:t>
+            </w:r>
+          </w:p>
+        </w:tc>
+        <w:tc>
+          <w:tcPr>
+            <w:tcW w:type="pct" w:w="98%"/>
+            <w:shd w:color="E3EAF3" w:val="solid"/>
+            <w:tcMar>
+              <w:top w:type="dxa" w:w="60"/>
+              <w:left w:type="dxa" w:w="120"/>
+              <w:bottom w:type="dxa" w:w="60"/>
+              <w:right w:type="dxa" w:w="120"/>
+            </w:tcMar>
+          </w:tcPr>
+          <w:p>
+            <w:pPr>
+              <w:spacing w:after="40"/>
+            </w:pPr>
+            <w:r>
+              <w:rPr>
+                <w:rFonts w:ascii="Inter" w:cs="Inter" w:eastAsia="Inter" w:hAnsi="Inter"/>
+                <w:b/>
+                <w:bCs/>
+                <w:color w:val="19416C"/>
+                <w:sz w:val="18"/>
+                <w:szCs w:val="18"/>
+              </w:rPr>
+              <w:t xml:space="preserve">Limbic Opening  (Problem/Consequence)</w:t>
+            </w:r>
+          </w:p>
+          <w:p>
+            <w:pPr>
+              <w:spacing w:after="0"/>
+            </w:pPr>
+            <w:r>
+              <w:rPr>
+                <w:rFonts w:ascii="Inter" w:cs="Inter" w:eastAsia="Inter" w:hAnsi="Inter"/>
+                <w:i/>
+                <w:iCs/>
+                <w:color w:val="454659"/>
+                <w:sz w:val="20"/>
+                <w:szCs w:val="20"/>
+              </w:rPr>
+              <w:t xml:space="preserve">Last quarter, MCG shipped 4,200 orders with incorrect cold chain documentation. An NVWA inspector found the gap during a routine audit — 15% of perishable items were missing lot numbers entirely. The fine was €350,000. The real cost? Every shipment was frozen for 72 hours while compliance manually traced each item back through three different spreadsheets. The Lakehouse you're about to see was built to make that scenario impossible.</w:t>
+            </w:r>
+          </w:p>
+        </w:tc>
+      </w:tr>
+    </w:tbl>
+    <w:p>
+      <w:pPr>
+        <w:spacing w:after="80" w:before="80"/>
+      </w:pPr>
+      <w:r>
+        <w:rPr>
+          <w:rFonts w:ascii="Inter" w:cs="Inter" w:eastAsia="Inter" w:hAnsi="Inter"/>
+          <w:b/>
+          <w:bCs/>
+          <w:color w:val="10CFC9"/>
+          <w:sz w:val="20"/>
+          <w:szCs w:val="20"/>
+        </w:rPr>
+        <w:t xml:space="preserve">Ask the audience: </w:t>
+      </w:r>
+      <w:r>
+        <w:rPr>
+          <w:rFonts w:ascii="Inter" w:cs="Inter" w:eastAsia="Inter" w:hAnsi="Inter"/>
+          <w:i/>
+          <w:iCs/>
+          <w:color w:val="454659"/>
+          <w:sz w:val="20"/>
+          <w:szCs w:val="20"/>
+        </w:rPr>
+        <w:t xml:space="preserve">"When your team finds a data quality issue, how long does it typically take to trace it back to the source?"</w:t>
+      </w:r>
+    </w:p>
+    <w:p>
+      <w:pPr>
+        <w:spacing w:after="120" w:before="280"/>
+      </w:pPr>
+      <w:r>
+        <w:rPr>
+          <w:rFonts w:ascii="Inter" w:cs="Inter" w:eastAsia="Inter" w:hAnsi="Inter"/>
+          <w:b/>
+          <w:bCs/>
+          <w:color w:val="006580"/>
+          <w:sz w:val="26"/>
+          <w:szCs w:val="26"/>
+        </w:rPr>
         <w:t xml:space="preserve">Demo Walk-Through</w:t>
       </w:r>
     </w:p>
+    <w:tbl>
+      <w:tblPr>
+        <w:tblW w:type="pct" w:w="100%"/>
+        <w:tblBorders>
+          <w:top w:val="single" w:color="auto" w:sz="4"/>
+          <w:left w:val="single" w:color="auto" w:sz="4"/>
+          <w:bottom w:val="single" w:color="auto" w:sz="4"/>
+          <w:right w:val="single" w:color="auto" w:sz="4"/>
+          <w:insideH w:val="single" w:color="auto" w:sz="4"/>
+          <w:insideV w:val="single" w:color="auto" w:sz="4"/>
+        </w:tblBorders>
+      </w:tblPr>
+      <w:tblGrid>
+        <w:gridCol w:w="100"/>
+      </w:tblGrid>
+      <w:tr>
+        <w:tc>
+          <w:tcPr>
+            <w:tcW w:type="pct" w:w="100%"/>
+            <w:tcBorders>
+              <w:top w:val="single" w:color="006580" w:sz="1"/>
+              <w:left w:val="single" w:color="006580" w:sz="6"/>
+              <w:bottom w:val="single" w:color="006580" w:sz="1"/>
+              <w:right w:val="none"/>
+            </w:tcBorders>
+            <w:shd w:color="E0F2F5" w:val="solid"/>
+            <w:tcMar>
+              <w:top w:type="dxa" w:w="40"/>
+              <w:left w:type="dxa" w:w="120"/>
+              <w:bottom w:type="dxa" w:w="40"/>
+              <w:right w:type="dxa" w:w="120"/>
+            </w:tcMar>
+          </w:tcPr>
+          <w:p>
+            <w:pPr>
+              <w:spacing w:after="30"/>
+            </w:pPr>
+            <w:r>
+              <w:rPr>
+                <w:rFonts w:ascii="Inter" w:cs="Inter" w:eastAsia="Inter" w:hAnsi="Inter"/>
+                <w:b/>
+                <w:bCs/>
+                <w:color w:val="006580"/>
+                <w:sz w:val="16"/>
+                <w:szCs w:val="16"/>
+              </w:rPr>
+              <w:t xml:space="preserve">TELL (before showing)</w:t>
+            </w:r>
+          </w:p>
+          <w:p>
+            <w:pPr>
+              <w:spacing w:after="0"/>
+            </w:pPr>
+            <w:r>
+              <w:rPr>
+                <w:rFonts w:ascii="Inter" w:cs="Inter" w:eastAsia="Inter" w:hAnsi="Inter"/>
+                <w:i/>
+                <w:iCs/>
+                <w:color w:val="454659"/>
+                <w:sz w:val="18"/>
+                <w:szCs w:val="18"/>
+              </w:rPr>
+              <w:t xml:space="preserve">The Lakehouse implements a medallion architecture — Bronze for raw data, Silver for cleansed data, Gold for business-ready products. What makes this different is that each transformation addresses a specific MCG nightmare. Let me show you how raw, messy data becomes trusted, governed data products.</w:t>
+            </w:r>
+          </w:p>
+        </w:tc>
+      </w:tr>
+    </w:tbl>
     <w:p>
       <w:pPr>
         <w:spacing w:after="80"/>
@@ -3351,6 +3549,155 @@
           <w:szCs w:val="21"/>
         </w:rPr>
         <w:t xml:space="preserve">Highlight refresh schedules: real-time CDC, 5-min streaming, 15-min batch</w:t>
+      </w:r>
+    </w:p>
+    <w:tbl>
+      <w:tblPr>
+        <w:tblW w:type="pct" w:w="100%"/>
+        <w:tblBorders>
+          <w:top w:val="single" w:color="auto" w:sz="4"/>
+          <w:left w:val="single" w:color="auto" w:sz="4"/>
+          <w:bottom w:val="single" w:color="auto" w:sz="4"/>
+          <w:right w:val="single" w:color="auto" w:sz="4"/>
+          <w:insideH w:val="single" w:color="auto" w:sz="4"/>
+          <w:insideV w:val="single" w:color="auto" w:sz="4"/>
+        </w:tblBorders>
+      </w:tblPr>
+      <w:tblGrid>
+        <w:gridCol w:w="100"/>
+      </w:tblGrid>
+      <w:tr>
+        <w:tc>
+          <w:tcPr>
+            <w:tcW w:type="pct" w:w="100%"/>
+            <w:tcBorders>
+              <w:top w:val="single" w:color="009845" w:sz="1"/>
+              <w:left w:val="single" w:color="009845" w:sz="6"/>
+              <w:bottom w:val="single" w:color="009845" w:sz="1"/>
+              <w:right w:val="none"/>
+            </w:tcBorders>
+            <w:shd w:color="E0F5EA" w:val="solid"/>
+            <w:tcMar>
+              <w:top w:type="dxa" w:w="40"/>
+              <w:left w:type="dxa" w:w="120"/>
+              <w:bottom w:type="dxa" w:w="40"/>
+              <w:right w:type="dxa" w:w="120"/>
+            </w:tcMar>
+          </w:tcPr>
+          <w:p>
+            <w:pPr>
+              <w:spacing w:after="30"/>
+            </w:pPr>
+            <w:r>
+              <w:rPr>
+                <w:rFonts w:ascii="Inter" w:cs="Inter" w:eastAsia="Inter" w:hAnsi="Inter"/>
+                <w:b/>
+                <w:bCs/>
+                <w:color w:val="009845"/>
+                <w:sz w:val="16"/>
+                <w:szCs w:val="16"/>
+              </w:rPr>
+              <w:t xml:space="preserve">TELL (after showing)</w:t>
+            </w:r>
+          </w:p>
+          <w:p>
+            <w:pPr>
+              <w:spacing w:after="0"/>
+            </w:pPr>
+            <w:r>
+              <w:rPr>
+                <w:rFonts w:ascii="Inter" w:cs="Inter" w:eastAsia="Inter" w:hAnsi="Inter"/>
+                <w:i/>
+                <w:iCs/>
+                <w:color w:val="454659"/>
+                <w:sz w:val="18"/>
+                <w:szCs w:val="18"/>
+              </w:rPr>
+              <w:t xml:space="preserve">What you just saw is raw data arriving from three systems, getting cleansed through 8 transformation routes that directly address MCG's 7 data nightmares, and emerging as 7 governed Gold data products — each with an owner, an SLA, and a Trust Score. Full lineage at every step.</w:t>
+            </w:r>
+          </w:p>
+        </w:tc>
+      </w:tr>
+    </w:tbl>
+    <w:p>
+      <w:pPr>
+        <w:spacing w:after="80" w:before="80"/>
+      </w:pPr>
+      <w:r>
+        <w:rPr>
+          <w:rFonts w:ascii="Inter" w:cs="Inter" w:eastAsia="Inter" w:hAnsi="Inter"/>
+          <w:b/>
+          <w:bCs/>
+          <w:color w:val="10CFC9"/>
+          <w:sz w:val="20"/>
+          <w:szCs w:val="20"/>
+        </w:rPr>
+        <w:t xml:space="preserve">Ask the audience: </w:t>
+      </w:r>
+      <w:r>
+        <w:rPr>
+          <w:rFonts w:ascii="Inter" w:cs="Inter" w:eastAsia="Inter" w:hAnsi="Inter"/>
+          <w:i/>
+          <w:iCs/>
+          <w:color w:val="454659"/>
+          <w:sz w:val="20"/>
+          <w:szCs w:val="20"/>
+        </w:rPr>
+        <w:t xml:space="preserve">"Which of these transformation routes — inventory reconciliation, address standardization, carrier canonicalization — resonates most with your current challenges?"</w:t>
+      </w:r>
+    </w:p>
+    <w:p>
+      <w:pPr>
+        <w:spacing w:after="100" w:before="60"/>
+      </w:pPr>
+      <w:r>
+        <w:rPr>
+          <w:rFonts w:ascii="Inter" w:cs="Inter" w:eastAsia="Inter" w:hAnsi="Inter"/>
+          <w:color w:val="454659"/>
+          <w:sz w:val="20"/>
+          <w:szCs w:val="20"/>
+        </w:rPr>
+        <w:t xml:space="preserve">Transform raw data through automated quality pipelines</w:t>
+      </w:r>
+      <w:r>
+        <w:rPr>
+          <w:rFonts w:ascii="Inter" w:cs="Inter" w:eastAsia="Inter" w:hAnsi="Inter"/>
+          <w:b/>
+          <w:bCs/>
+          <w:color w:val="009845"/>
+          <w:sz w:val="20"/>
+          <w:szCs w:val="20"/>
+        </w:rPr>
+        <w:t xml:space="preserve">  →  so you can  </w:t>
+      </w:r>
+      <w:r>
+        <w:rPr>
+          <w:rFonts w:ascii="Inter" w:cs="Inter" w:eastAsia="Inter" w:hAnsi="Inter"/>
+          <w:color w:val="454659"/>
+          <w:sz w:val="20"/>
+          <w:szCs w:val="20"/>
+        </w:rPr>
+        <w:t xml:space="preserve">resolve all 7 data quality nightmares systematically</w:t>
+      </w:r>
+      <w:r>
+        <w:rPr>
+          <w:rFonts w:ascii="Inter" w:cs="Inter" w:eastAsia="Inter" w:hAnsi="Inter"/>
+          <w:b/>
+          <w:bCs/>
+          <w:color w:val="009845"/>
+          <w:sz w:val="20"/>
+          <w:szCs w:val="20"/>
+        </w:rPr>
+        <w:t xml:space="preserve">  →  so you can  </w:t>
+      </w:r>
+      <w:r>
+        <w:rPr>
+          <w:rFonts w:ascii="Inter" w:cs="Inter" w:eastAsia="Inter" w:hAnsi="Inter"/>
+          <w:color w:val="454659"/>
+          <w:sz w:val="20"/>
+          <w:szCs w:val="20"/>
+        </w:rPr>
+        <w:t xml:space="preserve">deliver trusted Gold data products that the business actually uses for decisions</w:t>
       </w:r>
     </w:p>
     <w:p>

--- a/documents/demo-scripts/03_Open_Lakehouse.docx
+++ b/documents/demo-scripts/03_Open_Lakehouse.docx
@@ -2662,508 +2662,6 @@
                 <w:szCs w:val="19"/>
               </w:rPr>
               <w:t xml:space="preserve">On-time target: 92%</w:t>
-            </w:r>
-          </w:p>
-        </w:tc>
-      </w:tr>
-      <w:tr>
-        <w:tc>
-          <w:tcPr>
-            <w:shd w:color="F6F7F8" w:val="solid"/>
-            <w:tcMar>
-              <w:top w:type="dxa" w:w="30"/>
-              <w:left w:type="dxa" w:w="80"/>
-              <w:bottom w:type="dxa" w:w="30"/>
-              <w:right w:type="dxa" w:w="80"/>
-            </w:tcMar>
-          </w:tcPr>
-          <w:p>
-            <w:pPr>
-              <w:spacing w:after="0"/>
-            </w:pPr>
-            <w:r>
-              <w:rPr>
-                <w:rFonts w:ascii="Inter" w:cs="Inter" w:eastAsia="Inter" w:hAnsi="Inter"/>
-                <w:color w:val="454659"/>
-                <w:sz w:val="19"/>
-                <w:szCs w:val="19"/>
-              </w:rPr>
-              <w:t xml:space="preserve">gold.cold_chain_compliance</w:t>
-            </w:r>
-          </w:p>
-        </w:tc>
-        <w:tc>
-          <w:tcPr>
-            <w:shd w:color="F6F7F8" w:val="solid"/>
-            <w:tcMar>
-              <w:top w:type="dxa" w:w="30"/>
-              <w:left w:type="dxa" w:w="80"/>
-              <w:bottom w:type="dxa" w:w="30"/>
-              <w:right w:type="dxa" w:w="80"/>
-            </w:tcMar>
-          </w:tcPr>
-          <w:p>
-            <w:pPr>
-              <w:spacing w:after="0"/>
-            </w:pPr>
-            <w:r>
-              <w:rPr>
-                <w:rFonts w:ascii="Inter" w:cs="Inter" w:eastAsia="Inter" w:hAnsi="Inter"/>
-                <w:color w:val="454659"/>
-                <w:sz w:val="19"/>
-                <w:szCs w:val="19"/>
-              </w:rPr>
-              <w:t xml:space="preserve">Thomas Brennan (VP Supply Chain)</w:t>
-            </w:r>
-          </w:p>
-        </w:tc>
-        <w:tc>
-          <w:tcPr>
-            <w:shd w:color="F6F7F8" w:val="solid"/>
-            <w:tcMar>
-              <w:top w:type="dxa" w:w="30"/>
-              <w:left w:type="dxa" w:w="80"/>
-              <w:bottom w:type="dxa" w:w="30"/>
-              <w:right w:type="dxa" w:w="80"/>
-            </w:tcMar>
-          </w:tcPr>
-          <w:p>
-            <w:pPr>
-              <w:spacing w:after="0"/>
-            </w:pPr>
-            <w:r>
-              <w:rPr>
-                <w:rFonts w:ascii="Inter" w:cs="Inter" w:eastAsia="Inter" w:hAnsi="Inter"/>
-                <w:color w:val="454659"/>
-                <w:sz w:val="19"/>
-                <w:szCs w:val="19"/>
-              </w:rPr>
-              <w:t xml:space="preserve">5 min</w:t>
-            </w:r>
-          </w:p>
-        </w:tc>
-        <w:tc>
-          <w:tcPr>
-            <w:shd w:color="F6F7F8" w:val="solid"/>
-            <w:tcMar>
-              <w:top w:type="dxa" w:w="30"/>
-              <w:left w:type="dxa" w:w="80"/>
-              <w:bottom w:type="dxa" w:w="30"/>
-              <w:right w:type="dxa" w:w="80"/>
-            </w:tcMar>
-          </w:tcPr>
-          <w:p>
-            <w:pPr>
-              <w:spacing w:after="0"/>
-            </w:pPr>
-            <w:r>
-              <w:rPr>
-                <w:rFonts w:ascii="Inter" w:cs="Inter" w:eastAsia="Inter" w:hAnsi="Inter"/>
-                <w:color w:val="454659"/>
-                <w:sz w:val="19"/>
-                <w:szCs w:val="19"/>
-              </w:rPr>
-              <w:t xml:space="preserve">Streaming IoT</w:t>
-            </w:r>
-          </w:p>
-        </w:tc>
-      </w:tr>
-      <w:tr>
-        <w:tc>
-          <w:tcPr>
-            <w:tcMar>
-              <w:top w:type="dxa" w:w="30"/>
-              <w:left w:type="dxa" w:w="80"/>
-              <w:bottom w:type="dxa" w:w="30"/>
-              <w:right w:type="dxa" w:w="80"/>
-            </w:tcMar>
-          </w:tcPr>
-          <w:p>
-            <w:pPr>
-              <w:spacing w:after="0"/>
-            </w:pPr>
-            <w:r>
-              <w:rPr>
-                <w:rFonts w:ascii="Inter" w:cs="Inter" w:eastAsia="Inter" w:hAnsi="Inter"/>
-                <w:color w:val="454659"/>
-                <w:sz w:val="19"/>
-                <w:szCs w:val="19"/>
-              </w:rPr>
-              <w:t xml:space="preserve">gold.product_master_360</w:t>
-            </w:r>
-          </w:p>
-        </w:tc>
-        <w:tc>
-          <w:tcPr>
-            <w:tcMar>
-              <w:top w:type="dxa" w:w="30"/>
-              <w:left w:type="dxa" w:w="80"/>
-              <w:bottom w:type="dxa" w:w="30"/>
-              <w:right w:type="dxa" w:w="80"/>
-            </w:tcMar>
-          </w:tcPr>
-          <w:p>
-            <w:pPr>
-              <w:spacing w:after="0"/>
-            </w:pPr>
-            <w:r>
-              <w:rPr>
-                <w:rFonts w:ascii="Inter" w:cs="Inter" w:eastAsia="Inter" w:hAnsi="Inter"/>
-                <w:color w:val="454659"/>
-                <w:sz w:val="19"/>
-                <w:szCs w:val="19"/>
-              </w:rPr>
-              <w:t xml:space="preserve">Thomas Berger (Product Data Mgr)</w:t>
-            </w:r>
-          </w:p>
-        </w:tc>
-        <w:tc>
-          <w:tcPr>
-            <w:tcMar>
-              <w:top w:type="dxa" w:w="30"/>
-              <w:left w:type="dxa" w:w="80"/>
-              <w:bottom w:type="dxa" w:w="30"/>
-              <w:right w:type="dxa" w:w="80"/>
-            </w:tcMar>
-          </w:tcPr>
-          <w:p>
-            <w:pPr>
-              <w:spacing w:after="0"/>
-            </w:pPr>
-            <w:r>
-              <w:rPr>
-                <w:rFonts w:ascii="Inter" w:cs="Inter" w:eastAsia="Inter" w:hAnsi="Inter"/>
-                <w:color w:val="454659"/>
-                <w:sz w:val="19"/>
-                <w:szCs w:val="19"/>
-              </w:rPr>
-              <w:t xml:space="preserve">1 hour</w:t>
-            </w:r>
-          </w:p>
-        </w:tc>
-        <w:tc>
-          <w:tcPr>
-            <w:tcMar>
-              <w:top w:type="dxa" w:w="30"/>
-              <w:left w:type="dxa" w:w="80"/>
-              <w:bottom w:type="dxa" w:w="30"/>
-              <w:right w:type="dxa" w:w="80"/>
-            </w:tcMar>
-          </w:tcPr>
-          <w:p>
-            <w:pPr>
-              <w:spacing w:after="0"/>
-            </w:pPr>
-            <w:r>
-              <w:rPr>
-                <w:rFonts w:ascii="Inter" w:cs="Inter" w:eastAsia="Inter" w:hAnsi="Inter"/>
-                <w:color w:val="454659"/>
-                <w:sz w:val="19"/>
-                <w:szCs w:val="19"/>
-              </w:rPr>
-              <w:t xml:space="preserve">8,200 missing weights</w:t>
-            </w:r>
-          </w:p>
-        </w:tc>
-      </w:tr>
-      <w:tr>
-        <w:tc>
-          <w:tcPr>
-            <w:shd w:color="F6F7F8" w:val="solid"/>
-            <w:tcMar>
-              <w:top w:type="dxa" w:w="30"/>
-              <w:left w:type="dxa" w:w="80"/>
-              <w:bottom w:type="dxa" w:w="30"/>
-              <w:right w:type="dxa" w:w="80"/>
-            </w:tcMar>
-          </w:tcPr>
-          <w:p>
-            <w:pPr>
-              <w:spacing w:after="0"/>
-            </w:pPr>
-            <w:r>
-              <w:rPr>
-                <w:rFonts w:ascii="Inter" w:cs="Inter" w:eastAsia="Inter" w:hAnsi="Inter"/>
-                <w:color w:val="454659"/>
-                <w:sz w:val="19"/>
-                <w:szCs w:val="19"/>
-              </w:rPr>
-              <w:t xml:space="preserve">gold.customer_delivery_experience</w:t>
-            </w:r>
-          </w:p>
-        </w:tc>
-        <w:tc>
-          <w:tcPr>
-            <w:shd w:color="F6F7F8" w:val="solid"/>
-            <w:tcMar>
-              <w:top w:type="dxa" w:w="30"/>
-              <w:left w:type="dxa" w:w="80"/>
-              <w:bottom w:type="dxa" w:w="30"/>
-              <w:right w:type="dxa" w:w="80"/>
-            </w:tcMar>
-          </w:tcPr>
-          <w:p>
-            <w:pPr>
-              <w:spacing w:after="0"/>
-            </w:pPr>
-            <w:r>
-              <w:rPr>
-                <w:rFonts w:ascii="Inter" w:cs="Inter" w:eastAsia="Inter" w:hAnsi="Inter"/>
-                <w:color w:val="454659"/>
-                <w:sz w:val="19"/>
-                <w:szCs w:val="19"/>
-              </w:rPr>
-              <w:t xml:space="preserve">Lisa Park (Head of CX)</w:t>
-            </w:r>
-          </w:p>
-        </w:tc>
-        <w:tc>
-          <w:tcPr>
-            <w:shd w:color="F6F7F8" w:val="solid"/>
-            <w:tcMar>
-              <w:top w:type="dxa" w:w="30"/>
-              <w:left w:type="dxa" w:w="80"/>
-              <w:bottom w:type="dxa" w:w="30"/>
-              <w:right w:type="dxa" w:w="80"/>
-            </w:tcMar>
-          </w:tcPr>
-          <w:p>
-            <w:pPr>
-              <w:spacing w:after="0"/>
-            </w:pPr>
-            <w:r>
-              <w:rPr>
-                <w:rFonts w:ascii="Inter" w:cs="Inter" w:eastAsia="Inter" w:hAnsi="Inter"/>
-                <w:color w:val="454659"/>
-                <w:sz w:val="19"/>
-                <w:szCs w:val="19"/>
-              </w:rPr>
-              <w:t xml:space="preserve">1 hour</w:t>
-            </w:r>
-          </w:p>
-        </w:tc>
-        <w:tc>
-          <w:tcPr>
-            <w:shd w:color="F6F7F8" w:val="solid"/>
-            <w:tcMar>
-              <w:top w:type="dxa" w:w="30"/>
-              <w:left w:type="dxa" w:w="80"/>
-              <w:bottom w:type="dxa" w:w="30"/>
-              <w:right w:type="dxa" w:w="80"/>
-            </w:tcMar>
-          </w:tcPr>
-          <w:p>
-            <w:pPr>
-              <w:spacing w:after="0"/>
-            </w:pPr>
-            <w:r>
-              <w:rPr>
-                <w:rFonts w:ascii="Inter" w:cs="Inter" w:eastAsia="Inter" w:hAnsi="Inter"/>
-                <w:color w:val="454659"/>
-                <w:sz w:val="19"/>
-                <w:szCs w:val="19"/>
-              </w:rPr>
-              <w:t xml:space="preserve">WISMO rate: 41%</w:t>
-            </w:r>
-          </w:p>
-        </w:tc>
-      </w:tr>
-      <w:tr>
-        <w:tc>
-          <w:tcPr>
-            <w:tcMar>
-              <w:top w:type="dxa" w:w="30"/>
-              <w:left w:type="dxa" w:w="80"/>
-              <w:bottom w:type="dxa" w:w="30"/>
-              <w:right w:type="dxa" w:w="80"/>
-            </w:tcMar>
-          </w:tcPr>
-          <w:p>
-            <w:pPr>
-              <w:spacing w:after="0"/>
-            </w:pPr>
-            <w:r>
-              <w:rPr>
-                <w:rFonts w:ascii="Inter" w:cs="Inter" w:eastAsia="Inter" w:hAnsi="Inter"/>
-                <w:color w:val="454659"/>
-                <w:sz w:val="19"/>
-                <w:szCs w:val="19"/>
-              </w:rPr>
-              <w:t xml:space="preserve">gold.compliance_readiness</w:t>
-            </w:r>
-          </w:p>
-        </w:tc>
-        <w:tc>
-          <w:tcPr>
-            <w:tcMar>
-              <w:top w:type="dxa" w:w="30"/>
-              <w:left w:type="dxa" w:w="80"/>
-              <w:bottom w:type="dxa" w:w="30"/>
-              <w:right w:type="dxa" w:w="80"/>
-            </w:tcMar>
-          </w:tcPr>
-          <w:p>
-            <w:pPr>
-              <w:spacing w:after="0"/>
-            </w:pPr>
-            <w:r>
-              <w:rPr>
-                <w:rFonts w:ascii="Inter" w:cs="Inter" w:eastAsia="Inter" w:hAnsi="Inter"/>
-                <w:color w:val="454659"/>
-                <w:sz w:val="19"/>
-                <w:szCs w:val="19"/>
-              </w:rPr>
-              <w:t xml:space="preserve">Dr. Elena Vasquez (CCO)</w:t>
-            </w:r>
-          </w:p>
-        </w:tc>
-        <w:tc>
-          <w:tcPr>
-            <w:tcMar>
-              <w:top w:type="dxa" w:w="30"/>
-              <w:left w:type="dxa" w:w="80"/>
-              <w:bottom w:type="dxa" w:w="30"/>
-              <w:right w:type="dxa" w:w="80"/>
-            </w:tcMar>
-          </w:tcPr>
-          <w:p>
-            <w:pPr>
-              <w:spacing w:after="0"/>
-            </w:pPr>
-            <w:r>
-              <w:rPr>
-                <w:rFonts w:ascii="Inter" w:cs="Inter" w:eastAsia="Inter" w:hAnsi="Inter"/>
-                <w:color w:val="454659"/>
-                <w:sz w:val="19"/>
-                <w:szCs w:val="19"/>
-              </w:rPr>
-              <w:t xml:space="preserve">Daily</w:t>
-            </w:r>
-          </w:p>
-        </w:tc>
-        <w:tc>
-          <w:tcPr>
-            <w:tcMar>
-              <w:top w:type="dxa" w:w="30"/>
-              <w:left w:type="dxa" w:w="80"/>
-              <w:bottom w:type="dxa" w:w="30"/>
-              <w:right w:type="dxa" w:w="80"/>
-            </w:tcMar>
-          </w:tcPr>
-          <w:p>
-            <w:pPr>
-              <w:spacing w:after="0"/>
-            </w:pPr>
-            <w:r>
-              <w:rPr>
-                <w:rFonts w:ascii="Inter" w:cs="Inter" w:eastAsia="Inter" w:hAnsi="Inter"/>
-                <w:color w:val="454659"/>
-                <w:sz w:val="19"/>
-                <w:szCs w:val="19"/>
-              </w:rPr>
-              <w:t xml:space="preserve">Lot capture: 85%</w:t>
-            </w:r>
-          </w:p>
-        </w:tc>
-      </w:tr>
-      <w:tr>
-        <w:tc>
-          <w:tcPr>
-            <w:shd w:color="F6F7F8" w:val="solid"/>
-            <w:tcMar>
-              <w:top w:type="dxa" w:w="30"/>
-              <w:left w:type="dxa" w:w="80"/>
-              <w:bottom w:type="dxa" w:w="30"/>
-              <w:right w:type="dxa" w:w="80"/>
-            </w:tcMar>
-          </w:tcPr>
-          <w:p>
-            <w:pPr>
-              <w:spacing w:after="0"/>
-            </w:pPr>
-            <w:r>
-              <w:rPr>
-                <w:rFonts w:ascii="Inter" w:cs="Inter" w:eastAsia="Inter" w:hAnsi="Inter"/>
-                <w:color w:val="454659"/>
-                <w:sz w:val="19"/>
-                <w:szCs w:val="19"/>
-              </w:rPr>
-              <w:t xml:space="preserve">gold.operational_cost_impact</w:t>
-            </w:r>
-          </w:p>
-        </w:tc>
-        <w:tc>
-          <w:tcPr>
-            <w:shd w:color="F6F7F8" w:val="solid"/>
-            <w:tcMar>
-              <w:top w:type="dxa" w:w="30"/>
-              <w:left w:type="dxa" w:w="80"/>
-              <w:bottom w:type="dxa" w:w="30"/>
-              <w:right w:type="dxa" w:w="80"/>
-            </w:tcMar>
-          </w:tcPr>
-          <w:p>
-            <w:pPr>
-              <w:spacing w:after="0"/>
-            </w:pPr>
-            <w:r>
-              <w:rPr>
-                <w:rFonts w:ascii="Inter" w:cs="Inter" w:eastAsia="Inter" w:hAnsi="Inter"/>
-                <w:color w:val="454659"/>
-                <w:sz w:val="19"/>
-                <w:szCs w:val="19"/>
-              </w:rPr>
-              <w:t xml:space="preserve">CFO Office</w:t>
-            </w:r>
-          </w:p>
-        </w:tc>
-        <w:tc>
-          <w:tcPr>
-            <w:shd w:color="F6F7F8" w:val="solid"/>
-            <w:tcMar>
-              <w:top w:type="dxa" w:w="30"/>
-              <w:left w:type="dxa" w:w="80"/>
-              <w:bottom w:type="dxa" w:w="30"/>
-              <w:right w:type="dxa" w:w="80"/>
-            </w:tcMar>
-          </w:tcPr>
-          <w:p>
-            <w:pPr>
-              <w:spacing w:after="0"/>
-            </w:pPr>
-            <w:r>
-              <w:rPr>
-                <w:rFonts w:ascii="Inter" w:cs="Inter" w:eastAsia="Inter" w:hAnsi="Inter"/>
-                <w:color w:val="454659"/>
-                <w:sz w:val="19"/>
-                <w:szCs w:val="19"/>
-              </w:rPr>
-              <w:t xml:space="preserve">Daily</w:t>
-            </w:r>
-          </w:p>
-        </w:tc>
-        <w:tc>
-          <w:tcPr>
-            <w:shd w:color="F6F7F8" w:val="solid"/>
-            <w:tcMar>
-              <w:top w:type="dxa" w:w="30"/>
-              <w:left w:type="dxa" w:w="80"/>
-              <w:bottom w:type="dxa" w:w="30"/>
-              <w:right w:type="dxa" w:w="80"/>
-            </w:tcMar>
-          </w:tcPr>
-          <w:p>
-            <w:pPr>
-              <w:spacing w:after="0"/>
-            </w:pPr>
-            <w:r>
-              <w:rPr>
-                <w:rFonts w:ascii="Inter" w:cs="Inter" w:eastAsia="Inter" w:hAnsi="Inter"/>
-                <w:color w:val="454659"/>
-                <w:sz w:val="19"/>
-                <w:szCs w:val="19"/>
-              </w:rPr>
-              <w:t xml:space="preserve">$127M annual impact</w:t>
             </w:r>
           </w:p>
         </w:tc>

--- a/documents/demo-scripts/03_Open_Lakehouse.docx
+++ b/documents/demo-scripts/03_Open_Lakehouse.docx
@@ -1546,7 +1546,7 @@
                 <w:sz w:val="19"/>
                 <w:szCs w:val="19"/>
               </w:rPr>
-              <w:t xml:space="preserve">silver.timestamps_audit</w:t>
+              <w:t xml:space="preserve">silver.warehouse_events_clean</w:t>
             </w:r>
           </w:p>
         </w:tc>
@@ -1596,7 +1596,7 @@
                 <w:sz w:val="19"/>
                 <w:szCs w:val="19"/>
               </w:rPr>
-              <w:t xml:space="preserve">All timestamps to UTC with source tracking</w:t>
+              <w:t xml:space="preserve">All timestamps to UTC with per-DC timezone handling</w:t>
             </w:r>
           </w:p>
         </w:tc>
@@ -1746,7 +1746,7 @@
                 <w:sz w:val="19"/>
                 <w:szCs w:val="19"/>
               </w:rPr>
-              <w:t xml:space="preserve">silver.customers_deduped</w:t>
+              <w:t xml:space="preserve">silver.addresses_standardized</w:t>
             </w:r>
           </w:p>
         </w:tc>
@@ -2246,7 +2246,7 @@
                 <w:sz w:val="19"/>
                 <w:szCs w:val="19"/>
               </w:rPr>
-              <w:t xml:space="preserve">silver.orders_enriched</w:t>
+              <w:t xml:space="preserve">silver.order_delivery_timeline</w:t>
             </w:r>
           </w:p>
         </w:tc>
@@ -2613,7 +2613,7 @@
                 <w:sz w:val="19"/>
                 <w:szCs w:val="19"/>
               </w:rPr>
-              <w:t xml:space="preserve">Sophie Muller (EU Logistics)</w:t>
+              <w:t xml:space="preserve">Sophie Müller (EU Logistics Mgr)</w:t>
             </w:r>
           </w:p>
         </w:tc>
@@ -2662,6 +2662,508 @@
                 <w:szCs w:val="19"/>
               </w:rPr>
               <w:t xml:space="preserve">On-time target: 92%</w:t>
+            </w:r>
+          </w:p>
+        </w:tc>
+      </w:tr>
+      <w:tr>
+        <w:tc>
+          <w:tcPr>
+            <w:shd w:color="F6F7F8" w:val="solid"/>
+            <w:tcMar>
+              <w:top w:type="dxa" w:w="30"/>
+              <w:left w:type="dxa" w:w="80"/>
+              <w:bottom w:type="dxa" w:w="30"/>
+              <w:right w:type="dxa" w:w="80"/>
+            </w:tcMar>
+          </w:tcPr>
+          <w:p>
+            <w:pPr>
+              <w:spacing w:after="0"/>
+            </w:pPr>
+            <w:r>
+              <w:rPr>
+                <w:rFonts w:ascii="Inter" w:cs="Inter" w:eastAsia="Inter" w:hAnsi="Inter"/>
+                <w:color w:val="454659"/>
+                <w:sz w:val="19"/>
+                <w:szCs w:val="19"/>
+              </w:rPr>
+              <w:t xml:space="preserve">gold.cold_chain_compliance</w:t>
+            </w:r>
+          </w:p>
+        </w:tc>
+        <w:tc>
+          <w:tcPr>
+            <w:shd w:color="F6F7F8" w:val="solid"/>
+            <w:tcMar>
+              <w:top w:type="dxa" w:w="30"/>
+              <w:left w:type="dxa" w:w="80"/>
+              <w:bottom w:type="dxa" w:w="30"/>
+              <w:right w:type="dxa" w:w="80"/>
+            </w:tcMar>
+          </w:tcPr>
+          <w:p>
+            <w:pPr>
+              <w:spacing w:after="0"/>
+            </w:pPr>
+            <w:r>
+              <w:rPr>
+                <w:rFonts w:ascii="Inter" w:cs="Inter" w:eastAsia="Inter" w:hAnsi="Inter"/>
+                <w:color w:val="454659"/>
+                <w:sz w:val="19"/>
+                <w:szCs w:val="19"/>
+              </w:rPr>
+              <w:t xml:space="preserve">Lars Eriksson (Cold Chain &amp; Quality)</w:t>
+            </w:r>
+          </w:p>
+        </w:tc>
+        <w:tc>
+          <w:tcPr>
+            <w:shd w:color="F6F7F8" w:val="solid"/>
+            <w:tcMar>
+              <w:top w:type="dxa" w:w="30"/>
+              <w:left w:type="dxa" w:w="80"/>
+              <w:bottom w:type="dxa" w:w="30"/>
+              <w:right w:type="dxa" w:w="80"/>
+            </w:tcMar>
+          </w:tcPr>
+          <w:p>
+            <w:pPr>
+              <w:spacing w:after="0"/>
+            </w:pPr>
+            <w:r>
+              <w:rPr>
+                <w:rFonts w:ascii="Inter" w:cs="Inter" w:eastAsia="Inter" w:hAnsi="Inter"/>
+                <w:color w:val="454659"/>
+                <w:sz w:val="19"/>
+                <w:szCs w:val="19"/>
+              </w:rPr>
+              <w:t xml:space="preserve">5 min</w:t>
+            </w:r>
+          </w:p>
+        </w:tc>
+        <w:tc>
+          <w:tcPr>
+            <w:shd w:color="F6F7F8" w:val="solid"/>
+            <w:tcMar>
+              <w:top w:type="dxa" w:w="30"/>
+              <w:left w:type="dxa" w:w="80"/>
+              <w:bottom w:type="dxa" w:w="30"/>
+              <w:right w:type="dxa" w:w="80"/>
+            </w:tcMar>
+          </w:tcPr>
+          <w:p>
+            <w:pPr>
+              <w:spacing w:after="0"/>
+            </w:pPr>
+            <w:r>
+              <w:rPr>
+                <w:rFonts w:ascii="Inter" w:cs="Inter" w:eastAsia="Inter" w:hAnsi="Inter"/>
+                <w:color w:val="454659"/>
+                <w:sz w:val="19"/>
+                <w:szCs w:val="19"/>
+              </w:rPr>
+              <w:t xml:space="preserve">Exceedance rate: &lt; 2%</w:t>
+            </w:r>
+          </w:p>
+        </w:tc>
+      </w:tr>
+      <w:tr>
+        <w:tc>
+          <w:tcPr>
+            <w:tcMar>
+              <w:top w:type="dxa" w:w="30"/>
+              <w:left w:type="dxa" w:w="80"/>
+              <w:bottom w:type="dxa" w:w="30"/>
+              <w:right w:type="dxa" w:w="80"/>
+            </w:tcMar>
+          </w:tcPr>
+          <w:p>
+            <w:pPr>
+              <w:spacing w:after="0"/>
+            </w:pPr>
+            <w:r>
+              <w:rPr>
+                <w:rFonts w:ascii="Inter" w:cs="Inter" w:eastAsia="Inter" w:hAnsi="Inter"/>
+                <w:color w:val="454659"/>
+                <w:sz w:val="19"/>
+                <w:szCs w:val="19"/>
+              </w:rPr>
+              <w:t xml:space="preserve">gold.product_master_health</w:t>
+            </w:r>
+          </w:p>
+        </w:tc>
+        <w:tc>
+          <w:tcPr>
+            <w:tcMar>
+              <w:top w:type="dxa" w:w="30"/>
+              <w:left w:type="dxa" w:w="80"/>
+              <w:bottom w:type="dxa" w:w="30"/>
+              <w:right w:type="dxa" w:w="80"/>
+            </w:tcMar>
+          </w:tcPr>
+          <w:p>
+            <w:pPr>
+              <w:spacing w:after="0"/>
+            </w:pPr>
+            <w:r>
+              <w:rPr>
+                <w:rFonts w:ascii="Inter" w:cs="Inter" w:eastAsia="Inter" w:hAnsi="Inter"/>
+                <w:color w:val="454659"/>
+                <w:sz w:val="19"/>
+                <w:szCs w:val="19"/>
+              </w:rPr>
+              <w:t xml:space="preserve">Thomas Berger (Procurement Mgr)</w:t>
+            </w:r>
+          </w:p>
+        </w:tc>
+        <w:tc>
+          <w:tcPr>
+            <w:tcMar>
+              <w:top w:type="dxa" w:w="30"/>
+              <w:left w:type="dxa" w:w="80"/>
+              <w:bottom w:type="dxa" w:w="30"/>
+              <w:right w:type="dxa" w:w="80"/>
+            </w:tcMar>
+          </w:tcPr>
+          <w:p>
+            <w:pPr>
+              <w:spacing w:after="0"/>
+            </w:pPr>
+            <w:r>
+              <w:rPr>
+                <w:rFonts w:ascii="Inter" w:cs="Inter" w:eastAsia="Inter" w:hAnsi="Inter"/>
+                <w:color w:val="454659"/>
+                <w:sz w:val="19"/>
+                <w:szCs w:val="19"/>
+              </w:rPr>
+              <w:t xml:space="preserve">1 hour</w:t>
+            </w:r>
+          </w:p>
+        </w:tc>
+        <w:tc>
+          <w:tcPr>
+            <w:tcMar>
+              <w:top w:type="dxa" w:w="30"/>
+              <w:left w:type="dxa" w:w="80"/>
+              <w:bottom w:type="dxa" w:w="30"/>
+              <w:right w:type="dxa" w:w="80"/>
+            </w:tcMar>
+          </w:tcPr>
+          <w:p>
+            <w:pPr>
+              <w:spacing w:after="0"/>
+            </w:pPr>
+            <w:r>
+              <w:rPr>
+                <w:rFonts w:ascii="Inter" w:cs="Inter" w:eastAsia="Inter" w:hAnsi="Inter"/>
+                <w:color w:val="454659"/>
+                <w:sz w:val="19"/>
+                <w:szCs w:val="19"/>
+              </w:rPr>
+              <w:t xml:space="preserve">Completeness: &gt; 95%</w:t>
+            </w:r>
+          </w:p>
+        </w:tc>
+      </w:tr>
+      <w:tr>
+        <w:tc>
+          <w:tcPr>
+            <w:shd w:color="F6F7F8" w:val="solid"/>
+            <w:tcMar>
+              <w:top w:type="dxa" w:w="30"/>
+              <w:left w:type="dxa" w:w="80"/>
+              <w:bottom w:type="dxa" w:w="30"/>
+              <w:right w:type="dxa" w:w="80"/>
+            </w:tcMar>
+          </w:tcPr>
+          <w:p>
+            <w:pPr>
+              <w:spacing w:after="0"/>
+            </w:pPr>
+            <w:r>
+              <w:rPr>
+                <w:rFonts w:ascii="Inter" w:cs="Inter" w:eastAsia="Inter" w:hAnsi="Inter"/>
+                <w:color w:val="454659"/>
+                <w:sz w:val="19"/>
+                <w:szCs w:val="19"/>
+              </w:rPr>
+              <w:t xml:space="preserve">gold.compliance_traceability</w:t>
+            </w:r>
+          </w:p>
+        </w:tc>
+        <w:tc>
+          <w:tcPr>
+            <w:shd w:color="F6F7F8" w:val="solid"/>
+            <w:tcMar>
+              <w:top w:type="dxa" w:w="30"/>
+              <w:left w:type="dxa" w:w="80"/>
+              <w:bottom w:type="dxa" w:w="30"/>
+              <w:right w:type="dxa" w:w="80"/>
+            </w:tcMar>
+          </w:tcPr>
+          <w:p>
+            <w:pPr>
+              <w:spacing w:after="0"/>
+            </w:pPr>
+            <w:r>
+              <w:rPr>
+                <w:rFonts w:ascii="Inter" w:cs="Inter" w:eastAsia="Inter" w:hAnsi="Inter"/>
+                <w:color w:val="454659"/>
+                <w:sz w:val="19"/>
+                <w:szCs w:val="19"/>
+              </w:rPr>
+              <w:t xml:space="preserve">Dr. Elena Vasquez (Chief Compliance Officer)</w:t>
+            </w:r>
+          </w:p>
+        </w:tc>
+        <w:tc>
+          <w:tcPr>
+            <w:shd w:color="F6F7F8" w:val="solid"/>
+            <w:tcMar>
+              <w:top w:type="dxa" w:w="30"/>
+              <w:left w:type="dxa" w:w="80"/>
+              <w:bottom w:type="dxa" w:w="30"/>
+              <w:right w:type="dxa" w:w="80"/>
+            </w:tcMar>
+          </w:tcPr>
+          <w:p>
+            <w:pPr>
+              <w:spacing w:after="0"/>
+            </w:pPr>
+            <w:r>
+              <w:rPr>
+                <w:rFonts w:ascii="Inter" w:cs="Inter" w:eastAsia="Inter" w:hAnsi="Inter"/>
+                <w:color w:val="454659"/>
+                <w:sz w:val="19"/>
+                <w:szCs w:val="19"/>
+              </w:rPr>
+              <w:t xml:space="preserve">30 min</w:t>
+            </w:r>
+          </w:p>
+        </w:tc>
+        <w:tc>
+          <w:tcPr>
+            <w:shd w:color="F6F7F8" w:val="solid"/>
+            <w:tcMar>
+              <w:top w:type="dxa" w:w="30"/>
+              <w:left w:type="dxa" w:w="80"/>
+              <w:bottom w:type="dxa" w:w="30"/>
+              <w:right w:type="dxa" w:w="80"/>
+            </w:tcMar>
+          </w:tcPr>
+          <w:p>
+            <w:pPr>
+              <w:spacing w:after="0"/>
+            </w:pPr>
+            <w:r>
+              <w:rPr>
+                <w:rFonts w:ascii="Inter" w:cs="Inter" w:eastAsia="Inter" w:hAnsi="Inter"/>
+                <w:color w:val="454659"/>
+                <w:sz w:val="19"/>
+                <w:szCs w:val="19"/>
+              </w:rPr>
+              <w:t xml:space="preserve">Lot capture rate: 100%</w:t>
+            </w:r>
+          </w:p>
+        </w:tc>
+      </w:tr>
+      <w:tr>
+        <w:tc>
+          <w:tcPr>
+            <w:tcMar>
+              <w:top w:type="dxa" w:w="30"/>
+              <w:left w:type="dxa" w:w="80"/>
+              <w:bottom w:type="dxa" w:w="30"/>
+              <w:right w:type="dxa" w:w="80"/>
+            </w:tcMar>
+          </w:tcPr>
+          <w:p>
+            <w:pPr>
+              <w:spacing w:after="0"/>
+            </w:pPr>
+            <w:r>
+              <w:rPr>
+                <w:rFonts w:ascii="Inter" w:cs="Inter" w:eastAsia="Inter" w:hAnsi="Inter"/>
+                <w:color w:val="454659"/>
+                <w:sz w:val="19"/>
+                <w:szCs w:val="19"/>
+              </w:rPr>
+              <w:t xml:space="preserve">gold.pipeline_timestamp_audit</w:t>
+            </w:r>
+          </w:p>
+        </w:tc>
+        <w:tc>
+          <w:tcPr>
+            <w:tcMar>
+              <w:top w:type="dxa" w:w="30"/>
+              <w:left w:type="dxa" w:w="80"/>
+              <w:bottom w:type="dxa" w:w="30"/>
+              <w:right w:type="dxa" w:w="80"/>
+            </w:tcMar>
+          </w:tcPr>
+          <w:p>
+            <w:pPr>
+              <w:spacing w:after="0"/>
+            </w:pPr>
+            <w:r>
+              <w:rPr>
+                <w:rFonts w:ascii="Inter" w:cs="Inter" w:eastAsia="Inter" w:hAnsi="Inter"/>
+                <w:color w:val="454659"/>
+                <w:sz w:val="19"/>
+                <w:szCs w:val="19"/>
+              </w:rPr>
+              <w:t xml:space="preserve">Priya Ramanathan (Chief Data Officer)</w:t>
+            </w:r>
+          </w:p>
+        </w:tc>
+        <w:tc>
+          <w:tcPr>
+            <w:tcMar>
+              <w:top w:type="dxa" w:w="30"/>
+              <w:left w:type="dxa" w:w="80"/>
+              <w:bottom w:type="dxa" w:w="30"/>
+              <w:right w:type="dxa" w:w="80"/>
+            </w:tcMar>
+          </w:tcPr>
+          <w:p>
+            <w:pPr>
+              <w:spacing w:after="0"/>
+            </w:pPr>
+            <w:r>
+              <w:rPr>
+                <w:rFonts w:ascii="Inter" w:cs="Inter" w:eastAsia="Inter" w:hAnsi="Inter"/>
+                <w:color w:val="454659"/>
+                <w:sz w:val="19"/>
+                <w:szCs w:val="19"/>
+              </w:rPr>
+              <w:t xml:space="preserve">5 min</w:t>
+            </w:r>
+          </w:p>
+        </w:tc>
+        <w:tc>
+          <w:tcPr>
+            <w:tcMar>
+              <w:top w:type="dxa" w:w="30"/>
+              <w:left w:type="dxa" w:w="80"/>
+              <w:bottom w:type="dxa" w:w="30"/>
+              <w:right w:type="dxa" w:w="80"/>
+            </w:tcMar>
+          </w:tcPr>
+          <w:p>
+            <w:pPr>
+              <w:spacing w:after="0"/>
+            </w:pPr>
+            <w:r>
+              <w:rPr>
+                <w:rFonts w:ascii="Inter" w:cs="Inter" w:eastAsia="Inter" w:hAnsi="Inter"/>
+                <w:color w:val="454659"/>
+                <w:sz w:val="19"/>
+                <w:szCs w:val="19"/>
+              </w:rPr>
+              <w:t xml:space="preserve">Trust Score target: 0.95</w:t>
+            </w:r>
+          </w:p>
+        </w:tc>
+      </w:tr>
+      <w:tr>
+        <w:tc>
+          <w:tcPr>
+            <w:shd w:color="F6F7F8" w:val="solid"/>
+            <w:tcMar>
+              <w:top w:type="dxa" w:w="30"/>
+              <w:left w:type="dxa" w:w="80"/>
+              <w:bottom w:type="dxa" w:w="30"/>
+              <w:right w:type="dxa" w:w="80"/>
+            </w:tcMar>
+          </w:tcPr>
+          <w:p>
+            <w:pPr>
+              <w:spacing w:after="0"/>
+            </w:pPr>
+            <w:r>
+              <w:rPr>
+                <w:rFonts w:ascii="Inter" w:cs="Inter" w:eastAsia="Inter" w:hAnsi="Inter"/>
+                <w:color w:val="454659"/>
+                <w:sz w:val="19"/>
+                <w:szCs w:val="19"/>
+              </w:rPr>
+              <w:t xml:space="preserve">gold.customer_quality_index</w:t>
+            </w:r>
+          </w:p>
+        </w:tc>
+        <w:tc>
+          <w:tcPr>
+            <w:shd w:color="F6F7F8" w:val="solid"/>
+            <w:tcMar>
+              <w:top w:type="dxa" w:w="30"/>
+              <w:left w:type="dxa" w:w="80"/>
+              <w:bottom w:type="dxa" w:w="30"/>
+              <w:right w:type="dxa" w:w="80"/>
+            </w:tcMar>
+          </w:tcPr>
+          <w:p>
+            <w:pPr>
+              <w:spacing w:after="0"/>
+            </w:pPr>
+            <w:r>
+              <w:rPr>
+                <w:rFonts w:ascii="Inter" w:cs="Inter" w:eastAsia="Inter" w:hAnsi="Inter"/>
+                <w:color w:val="454659"/>
+                <w:sz w:val="19"/>
+                <w:szCs w:val="19"/>
+              </w:rPr>
+              <w:t xml:space="preserve">Sophie Müller (EU Logistics Mgr)</w:t>
+            </w:r>
+          </w:p>
+        </w:tc>
+        <w:tc>
+          <w:tcPr>
+            <w:shd w:color="F6F7F8" w:val="solid"/>
+            <w:tcMar>
+              <w:top w:type="dxa" w:w="30"/>
+              <w:left w:type="dxa" w:w="80"/>
+              <w:bottom w:type="dxa" w:w="30"/>
+              <w:right w:type="dxa" w:w="80"/>
+            </w:tcMar>
+          </w:tcPr>
+          <w:p>
+            <w:pPr>
+              <w:spacing w:after="0"/>
+            </w:pPr>
+            <w:r>
+              <w:rPr>
+                <w:rFonts w:ascii="Inter" w:cs="Inter" w:eastAsia="Inter" w:hAnsi="Inter"/>
+                <w:color w:val="454659"/>
+                <w:sz w:val="19"/>
+                <w:szCs w:val="19"/>
+              </w:rPr>
+              <w:t xml:space="preserve">1 hour</w:t>
+            </w:r>
+          </w:p>
+        </w:tc>
+        <w:tc>
+          <w:tcPr>
+            <w:shd w:color="F6F7F8" w:val="solid"/>
+            <w:tcMar>
+              <w:top w:type="dxa" w:w="30"/>
+              <w:left w:type="dxa" w:w="80"/>
+              <w:bottom w:type="dxa" w:w="30"/>
+              <w:right w:type="dxa" w:w="80"/>
+            </w:tcMar>
+          </w:tcPr>
+          <w:p>
+            <w:pPr>
+              <w:spacing w:after="0"/>
+            </w:pPr>
+            <w:r>
+              <w:rPr>
+                <w:rFonts w:ascii="Inter" w:cs="Inter" w:eastAsia="Inter" w:hAnsi="Inter"/>
+                <w:color w:val="454659"/>
+                <w:sz w:val="19"/>
+                <w:szCs w:val="19"/>
+              </w:rPr>
+              <w:t xml:space="preserve">Address quality: &gt; 0.85</w:t>
             </w:r>
           </w:p>
         </w:tc>
@@ -2990,7 +3492,7 @@
           <w:sz w:val="21"/>
           <w:szCs w:val="21"/>
         </w:rPr>
-        <w:t xml:space="preserve">Show before/after: bronze.sf_contacts (messy addresses) vs silver.customers_deduped (standardized)</w:t>
+        <w:t xml:space="preserve">Show before/after: bronze.sf_contacts (messy addresses) vs silver.addresses_standardized (standardized)</w:t>
       </w:r>
     </w:p>
     <w:p>
@@ -3049,6 +3551,307 @@
         <w:t xml:space="preserve">Highlight refresh schedules: real-time CDC, 5-min streaming, 15-min batch</w:t>
       </w:r>
     </w:p>
+    <w:p>
+      <w:pPr>
+        <w:spacing w:after="100" w:before="200"/>
+      </w:pPr>
+      <w:r>
+        <w:rPr>
+          <w:rFonts w:ascii="Inter" w:cs="Inter" w:eastAsia="Inter" w:hAnsi="Inter"/>
+          <w:b/>
+          <w:bCs/>
+          <w:color w:val="19416C"/>
+          <w:sz w:val="22"/>
+          <w:szCs w:val="22"/>
+        </w:rPr>
+        <w:t xml:space="preserve">Pipelines as Code (Declarative Pipelines — Preview)</w:t>
+      </w:r>
+    </w:p>
+    <w:p>
+      <w:pPr>
+        <w:spacing w:after="120"/>
+        <w:jc w:val="left"/>
+      </w:pPr>
+      <w:r>
+        <w:rPr>
+          <w:rFonts w:ascii="Inter" w:cs="Inter" w:eastAsia="Inter" w:hAnsi="Inter"/>
+          <w:b w:val="false"/>
+          <w:bCs w:val="false"/>
+          <w:i w:val="false"/>
+          <w:iCs w:val="false"/>
+          <w:color w:val="454659"/>
+          <w:sz w:val="21"/>
+          <w:szCs w:val="21"/>
+        </w:rPr>
+        <w:t xml:space="preserve">The entire pipeline you just saw — landing tasks, transformations, schedules, and bindings — is also defined as version-controlled YAML in deploy/pipelines/mcg-pipeline/. This is the declarative pipelines capability (QTCP preview): the whole project can be rebuilt on any tenant from the repo.</w:t>
+      </w:r>
+    </w:p>
+    <w:p>
+      <w:pPr>
+        <w:spacing w:after="80"/>
+        <w:ind w:left="431"/>
+      </w:pPr>
+      <w:r>
+        <w:rPr>
+          <w:rFonts w:ascii="Inter" w:cs="Inter" w:eastAsia="Inter" w:hAnsi="Inter"/>
+          <w:b/>
+          <w:bCs/>
+          <w:color w:val="006580"/>
+          <w:sz w:val="21"/>
+          <w:szCs w:val="21"/>
+        </w:rPr>
+        <w:t xml:space="preserve">1. </w:t>
+      </w:r>
+      <w:r>
+        <w:rPr>
+          <w:rFonts w:ascii="Inter" w:cs="Inter" w:eastAsia="Inter" w:hAnsi="Inter"/>
+          <w:b w:val="false"/>
+          <w:bCs w:val="false"/>
+          <w:color w:val="454659"/>
+          <w:sz w:val="21"/>
+          <w:szCs w:val="21"/>
+        </w:rPr>
+        <w:t xml:space="preserve">Show the YAML project in VS Code: qtcp_project.yaml, one folder per task, datasets with custom SQL</w:t>
+      </w:r>
+    </w:p>
+    <w:p>
+      <w:pPr>
+        <w:spacing w:after="80"/>
+        <w:ind w:left="431"/>
+      </w:pPr>
+      <w:r>
+        <w:rPr>
+          <w:rFonts w:ascii="Inter" w:cs="Inter" w:eastAsia="Inter" w:hAnsi="Inter"/>
+          <w:b/>
+          <w:bCs/>
+          <w:color w:val="006580"/>
+          <w:sz w:val="21"/>
+          <w:szCs w:val="21"/>
+        </w:rPr>
+        <w:t xml:space="preserve">2. </w:t>
+      </w:r>
+      <w:r>
+        <w:rPr>
+          <w:rFonts w:ascii="Inter" w:cs="Inter" w:eastAsia="Inter" w:hAnsi="Inter"/>
+          <w:b w:val="false"/>
+          <w:bCs w:val="false"/>
+          <w:color w:val="454659"/>
+          <w:sz w:val="21"/>
+          <w:szCs w:val="21"/>
+        </w:rPr>
+        <w:t xml:space="preserve">Build the import package:</w:t>
+      </w:r>
+    </w:p>
+    <w:tbl>
+      <w:tblPr>
+        <w:tblW w:type="pct" w:w="100%"/>
+        <w:tblBorders>
+          <w:top w:val="single" w:color="auto" w:sz="4"/>
+          <w:left w:val="single" w:color="auto" w:sz="4"/>
+          <w:bottom w:val="single" w:color="auto" w:sz="4"/>
+          <w:right w:val="single" w:color="auto" w:sz="4"/>
+          <w:insideH w:val="single" w:color="auto" w:sz="4"/>
+          <w:insideV w:val="single" w:color="auto" w:sz="4"/>
+        </w:tblBorders>
+      </w:tblPr>
+      <w:tblGrid>
+        <w:gridCol w:w="100"/>
+        <w:gridCol w:w="100"/>
+      </w:tblGrid>
+      <w:tr>
+        <w:tc>
+          <w:tcPr>
+            <w:tcW w:type="pct" w:w="2%"/>
+            <w:tcBorders>
+              <w:top w:val="none"/>
+              <w:left w:val="none"/>
+              <w:bottom w:val="none"/>
+              <w:right w:val="none"/>
+            </w:tcBorders>
+            <w:shd w:color="006580" w:val="solid"/>
+          </w:tcPr>
+          <w:p>
+            <w:pPr>
+              <w:spacing w:after="0"/>
+            </w:pPr>
+            <w:r>
+              <w:rPr>
+                <w:sz w:val="10"/>
+                <w:szCs w:val="10"/>
+              </w:rPr>
+              <w:t xml:space="preserve"> </w:t>
+            </w:r>
+          </w:p>
+        </w:tc>
+        <w:tc>
+          <w:tcPr>
+            <w:tcW w:type="pct" w:w="98%"/>
+            <w:shd w:color="E0F2F5" w:val="solid"/>
+            <w:tcMar>
+              <w:top w:type="dxa" w:w="60"/>
+              <w:left w:type="dxa" w:w="120"/>
+              <w:bottom w:type="dxa" w:w="60"/>
+              <w:right w:type="dxa" w:w="120"/>
+            </w:tcMar>
+          </w:tcPr>
+          <w:p>
+            <w:pPr>
+              <w:spacing w:after="40"/>
+            </w:pPr>
+            <w:r>
+              <w:rPr>
+                <w:rFonts w:ascii="Inter" w:cs="Inter" w:eastAsia="Inter" w:hAnsi="Inter"/>
+                <w:b/>
+                <w:bCs/>
+                <w:color w:val="006580"/>
+                <w:sz w:val="18"/>
+                <w:szCs w:val="18"/>
+              </w:rPr>
+              <w:t xml:space="preserve">Terminal Command</w:t>
+            </w:r>
+          </w:p>
+          <w:p>
+            <w:pPr>
+              <w:spacing w:after="0"/>
+            </w:pPr>
+            <w:r>
+              <w:rPr>
+                <w:rFonts w:ascii="Consolas" w:cs="Consolas" w:eastAsia="Consolas" w:hAnsi="Consolas"/>
+                <w:color w:val="454659"/>
+                <w:sz w:val="20"/>
+                <w:szCs w:val="20"/>
+              </w:rPr>
+              <w:t xml:space="preserve">npm run pipeline:zip</w:t>
+            </w:r>
+          </w:p>
+        </w:tc>
+      </w:tr>
+    </w:tbl>
+    <w:p>
+      <w:pPr>
+        <w:spacing w:after="80"/>
+        <w:ind w:left="431"/>
+      </w:pPr>
+      <w:r>
+        <w:rPr>
+          <w:rFonts w:ascii="Inter" w:cs="Inter" w:eastAsia="Inter" w:hAnsi="Inter"/>
+          <w:b/>
+          <w:bCs/>
+          <w:color w:val="006580"/>
+          <w:sz w:val="21"/>
+          <w:szCs w:val="21"/>
+        </w:rPr>
+        <w:t xml:space="preserve">3. </w:t>
+      </w:r>
+      <w:r>
+        <w:rPr>
+          <w:rFonts w:ascii="Inter" w:cs="Inter" w:eastAsia="Inter" w:hAnsi="Inter"/>
+          <w:b w:val="false"/>
+          <w:bCs w:val="false"/>
+          <w:color w:val="454659"/>
+          <w:sz w:val="21"/>
+          <w:szCs w:val="21"/>
+        </w:rPr>
+        <w:t xml:space="preserve">In Qlik Cloud: Data Integration &gt; your project &gt; Import — select the generated mcg-pipeline.zip</w:t>
+      </w:r>
+    </w:p>
+    <w:p>
+      <w:pPr>
+        <w:spacing w:after="80"/>
+        <w:ind w:left="431"/>
+      </w:pPr>
+      <w:r>
+        <w:rPr>
+          <w:rFonts w:ascii="Inter" w:cs="Inter" w:eastAsia="Inter" w:hAnsi="Inter"/>
+          <w:b/>
+          <w:bCs/>
+          <w:color w:val="006580"/>
+          <w:sz w:val="21"/>
+          <w:szCs w:val="21"/>
+        </w:rPr>
+        <w:t xml:space="preserve">4. </w:t>
+      </w:r>
+      <w:r>
+        <w:rPr>
+          <w:rFonts w:ascii="Inter" w:cs="Inter" w:eastAsia="Inter" w:hAnsi="Inter"/>
+          <w:b w:val="false"/>
+          <w:bCs w:val="false"/>
+          <w:color w:val="454659"/>
+          <w:sz w:val="21"/>
+          <w:szCs w:val="21"/>
+        </w:rPr>
+        <w:t xml:space="preserve">Show the round-trip: refine a transformation in the UI, then export it back to the repo for git versioning</w:t>
+      </w:r>
+    </w:p>
+    <w:tbl>
+      <w:tblPr>
+        <w:tblW w:type="pct" w:w="100%"/>
+        <w:tblBorders>
+          <w:top w:val="single" w:color="auto" w:sz="4"/>
+          <w:left w:val="single" w:color="auto" w:sz="4"/>
+          <w:bottom w:val="single" w:color="auto" w:sz="4"/>
+          <w:right w:val="single" w:color="auto" w:sz="4"/>
+          <w:insideH w:val="single" w:color="auto" w:sz="4"/>
+          <w:insideV w:val="single" w:color="auto" w:sz="4"/>
+        </w:tblBorders>
+      </w:tblPr>
+      <w:tblGrid>
+        <w:gridCol w:w="100"/>
+        <w:gridCol w:w="100"/>
+      </w:tblGrid>
+      <w:tr>
+        <w:tc>
+          <w:tcPr>
+            <w:tcW w:type="pct" w:w="1%"/>
+            <w:tcBorders>
+              <w:top w:val="none"/>
+              <w:left w:val="none"/>
+              <w:bottom w:val="none"/>
+              <w:right w:val="none"/>
+            </w:tcBorders>
+            <w:shd w:color="006580" w:val="solid"/>
+          </w:tcPr>
+          <w:p>
+            <w:pPr>
+              <w:spacing w:after="0"/>
+            </w:pPr>
+            <w:r>
+              <w:rPr>
+                <w:sz w:val="10"/>
+                <w:szCs w:val="10"/>
+              </w:rPr>
+              <w:t xml:space="preserve"> </w:t>
+            </w:r>
+          </w:p>
+        </w:tc>
+        <w:tc>
+          <w:tcPr>
+            <w:tcW w:type="pct" w:w="99%"/>
+            <w:shd w:color="F6F7F8" w:val="solid"/>
+            <w:tcMar>
+              <w:top w:type="dxa" w:w="80"/>
+              <w:left w:type="dxa" w:w="120"/>
+              <w:bottom w:type="dxa" w:w="80"/>
+              <w:right w:type="dxa" w:w="120"/>
+            </w:tcMar>
+          </w:tcPr>
+          <w:p>
+            <w:pPr>
+              <w:spacing w:after="0"/>
+            </w:pPr>
+            <w:r>
+              <w:rPr>
+                <w:rFonts w:ascii="Inter" w:cs="Inter" w:eastAsia="Inter" w:hAnsi="Inter"/>
+                <w:color w:val="454659"/>
+                <w:sz w:val="20"/>
+                <w:szCs w:val="20"/>
+              </w:rPr>
+              <w:t xml:space="preserve">Talking point: Pipelines as code means the medallion architecture is reproducible, reviewable, and versioned. A new tenant goes from empty to a full bronze/silver/gold pipeline in minutes — and every transformation change has a git history. AI assistants can author and validate the YAML directly against the published schemas.</w:t>
+            </w:r>
+          </w:p>
+        </w:tc>
+      </w:tr>
+    </w:tbl>
     <w:tbl>
       <w:tblPr>
         <w:tblW w:type="pct" w:w="100%"/>

--- a/documents/demo-scripts/03_Open_Lakehouse.docx
+++ b/documents/demo-scripts/03_Open_Lakehouse.docx
@@ -3548,7 +3548,7 @@
           <w:sz w:val="21"/>
           <w:szCs w:val="21"/>
         </w:rPr>
-        <w:t xml:space="preserve">Highlight refresh schedules: real-time CDC, 5-min streaming, 15-min batch</w:t>
+        <w:t xml:space="preserve">Highlight refresh schedules: real-time CDC, 5-min streaming, 15-min batch, plus daily silver/gold full refresh (05:30 / 06:00 UTC)</w:t>
       </w:r>
     </w:p>
     <w:p>
@@ -3583,7 +3583,7 @@
           <w:sz w:val="21"/>
           <w:szCs w:val="21"/>
         </w:rPr>
-        <w:t xml:space="preserve">The entire pipeline you just saw — landing tasks, transformations, schedules, and bindings — is also defined as version-controlled YAML in deploy/pipelines/mcg-pipeline/. This is the declarative pipelines capability (QTCP preview): the whole project can be rebuilt on any tenant from the repo.</w:t>
+        <w:t xml:space="preserve">The entire pipeline you just saw — landing tasks, transformations, daily schedules, and bindings — is also defined as version-controlled YAML in deploy/pipelines/mcg-pipeline/. This is the declarative pipelines capability (QTCP preview): the whole project can be rebuilt on any tenant from the repo.</w:t>
       </w:r>
     </w:p>
     <w:p>
@@ -3611,7 +3611,7 @@
           <w:sz w:val="21"/>
           <w:szCs w:val="21"/>
         </w:rPr>
-        <w:t xml:space="preserve">Show the YAML project in VS Code: qtcp_project.yaml, one folder per task, datasets with custom SQL</w:t>
+        <w:t xml:space="preserve">Show the YAML project in VS Code: qtcp_project.yaml, one folder per task, datasets with custom SQL, and schedule.yaml files carrying daily RRULEs (silver 05:30 UTC, gold 06:00 UTC) alongside event-based cascade triggers</w:t>
       </w:r>
     </w:p>
     <w:p>
@@ -3639,7 +3639,7 @@
           <w:sz w:val="21"/>
           <w:szCs w:val="21"/>
         </w:rPr>
-        <w:t xml:space="preserve">Build the import package:</w:t>
+        <w:t xml:space="preserve">Manual path — build the import package, then in Qlik Cloud: Data Integration &gt; your project &gt; Import:</w:t>
       </w:r>
     </w:p>
     <w:tbl>
@@ -3752,7 +3752,120 @@
           <w:sz w:val="21"/>
           <w:szCs w:val="21"/>
         </w:rPr>
-        <w:t xml:space="preserve">In Qlik Cloud: Data Integration &gt; your project &gt; Import — select the generated mcg-pipeline.zip</w:t>
+        <w:t xml:space="preserve">Automated path — the deploy script drives the whole chain over REST APIs: create connections, import definitions, resolve bindings, prepare, then start every task in dependency order (landing &gt; transform &gt; datamart):</w:t>
+      </w:r>
+    </w:p>
+    <w:tbl>
+      <w:tblPr>
+        <w:tblW w:type="pct" w:w="100%"/>
+        <w:tblBorders>
+          <w:top w:val="single" w:color="auto" w:sz="4"/>
+          <w:left w:val="single" w:color="auto" w:sz="4"/>
+          <w:bottom w:val="single" w:color="auto" w:sz="4"/>
+          <w:right w:val="single" w:color="auto" w:sz="4"/>
+          <w:insideH w:val="single" w:color="auto" w:sz="4"/>
+          <w:insideV w:val="single" w:color="auto" w:sz="4"/>
+        </w:tblBorders>
+      </w:tblPr>
+      <w:tblGrid>
+        <w:gridCol w:w="100"/>
+        <w:gridCol w:w="100"/>
+      </w:tblGrid>
+      <w:tr>
+        <w:tc>
+          <w:tcPr>
+            <w:tcW w:type="pct" w:w="2%"/>
+            <w:tcBorders>
+              <w:top w:val="none"/>
+              <w:left w:val="none"/>
+              <w:bottom w:val="none"/>
+              <w:right w:val="none"/>
+            </w:tcBorders>
+            <w:shd w:color="006580" w:val="solid"/>
+          </w:tcPr>
+          <w:p>
+            <w:pPr>
+              <w:spacing w:after="0"/>
+            </w:pPr>
+            <w:r>
+              <w:rPr>
+                <w:sz w:val="10"/>
+                <w:szCs w:val="10"/>
+              </w:rPr>
+              <w:t xml:space="preserve"> </w:t>
+            </w:r>
+          </w:p>
+        </w:tc>
+        <w:tc>
+          <w:tcPr>
+            <w:tcW w:type="pct" w:w="98%"/>
+            <w:shd w:color="E0F2F5" w:val="solid"/>
+            <w:tcMar>
+              <w:top w:type="dxa" w:w="60"/>
+              <w:left w:type="dxa" w:w="120"/>
+              <w:bottom w:type="dxa" w:w="60"/>
+              <w:right w:type="dxa" w:w="120"/>
+            </w:tcMar>
+          </w:tcPr>
+          <w:p>
+            <w:pPr>
+              <w:spacing w:after="40"/>
+            </w:pPr>
+            <w:r>
+              <w:rPr>
+                <w:rFonts w:ascii="Inter" w:cs="Inter" w:eastAsia="Inter" w:hAnsi="Inter"/>
+                <w:b/>
+                <w:bCs/>
+                <w:color w:val="006580"/>
+                <w:sz w:val="18"/>
+                <w:szCs w:val="18"/>
+              </w:rPr>
+              <w:t xml:space="preserve">Terminal Command (with pipelines.prepare + pipelines.run enabled)</w:t>
+            </w:r>
+          </w:p>
+          <w:p>
+            <w:pPr>
+              <w:spacing w:after="0"/>
+            </w:pPr>
+            <w:r>
+              <w:rPr>
+                <w:rFonts w:ascii="Consolas" w:cs="Consolas" w:eastAsia="Consolas" w:hAnsi="Consolas"/>
+                <w:color w:val="454659"/>
+                <w:sz w:val="20"/>
+                <w:szCs w:val="20"/>
+              </w:rPr>
+              <w:t xml:space="preserve">npm run deploy</w:t>
+            </w:r>
+          </w:p>
+        </w:tc>
+      </w:tr>
+    </w:tbl>
+    <w:p>
+      <w:pPr>
+        <w:spacing w:after="80"/>
+        <w:ind w:left="431"/>
+      </w:pPr>
+      <w:r>
+        <w:rPr>
+          <w:rFonts w:ascii="Inter" w:cs="Inter" w:eastAsia="Inter" w:hAnsi="Inter"/>
+          <w:b/>
+          <w:bCs/>
+          <w:color w:val="006580"/>
+          <w:sz w:val="21"/>
+          <w:szCs w:val="21"/>
+        </w:rPr>
+        <w:t xml:space="preserve">4. </w:t>
+      </w:r>
+      <w:r>
+        <w:rPr>
+          <w:rFonts w:ascii="Inter" w:cs="Inter" w:eastAsia="Inter" w:hAnsi="Inter"/>
+          <w:b w:val="false"/>
+          <w:bCs w:val="false"/>
+          <w:color w:val="454659"/>
+          <w:sz w:val="21"/>
+          <w:szCs w:val="21"/>
+        </w:rPr>
+        <w:t xml:space="preserve">Show the deploy web UI toggles on the pipeline page: Prepare, Start tasks, Attach gold datasets to Data Products, Publish to marketplace</w:t>
       </w:r>
     </w:p>
     <w:p>
@@ -3769,7 +3882,7 @@
           <w:sz w:val="21"/>
           <w:szCs w:val="21"/>
         </w:rPr>
-        <w:t xml:space="preserve">4. </w:t>
+        <w:t xml:space="preserve">5. </w:t>
       </w:r>
       <w:r>
         <w:rPr>
@@ -3846,7 +3959,7 @@
                 <w:sz w:val="20"/>
                 <w:szCs w:val="20"/>
               </w:rPr>
-              <w:t xml:space="preserve">Talking point: Pipelines as code means the medallion architecture is reproducible, reviewable, and versioned. A new tenant goes from empty to a full bronze/silver/gold pipeline in minutes — and every transformation change has a git history. AI assistants can author and validate the YAML directly against the published schemas.</w:t>
+              <w:t xml:space="preserve">Talking point: Pipelines as code means the medallion architecture is reproducible, reviewable, and versioned. A new tenant goes from empty to a full, running, daily-scheduled bronze/silver/gold pipeline in minutes — and every transformation change has a git history. After the first run, the deploy attaches the gold catalog datasets to their Data Products automatically (Module 5 shows the result). AI assistants can author and validate the YAML directly against the published schemas.</w:t>
             </w:r>
           </w:p>
         </w:tc>

--- a/documents/demo-scripts/03_Open_Lakehouse.docx
+++ b/documents/demo-scripts/03_Open_Lakehouse.docx
@@ -3583,7 +3583,7 @@
           <w:sz w:val="21"/>
           <w:szCs w:val="21"/>
         </w:rPr>
-        <w:t xml:space="preserve">The entire pipeline you just saw — landing tasks, transformations, daily schedules, and bindings — is also defined as version-controlled YAML in deploy/pipelines/mcg-pipeline/. This is the declarative pipelines capability (QTCP preview): the whole project can be rebuilt on any tenant from the repo.</w:t>
+        <w:t xml:space="preserve">The pipeline you just saw was not built by hand — it is defined as version-controlled YAML in deploy/pipelines/mcg-pipeline/ and deployed from the repo. This is the declarative pipelines capability (QTCP preview), and it is the primary deployment method for the entire medallion architecture: landing tasks, transformations, daily schedules, and bindings.</w:t>
       </w:r>
     </w:p>
     <w:p>
@@ -3639,7 +3639,7 @@
           <w:sz w:val="21"/>
           <w:szCs w:val="21"/>
         </w:rPr>
-        <w:t xml:space="preserve">Manual path — build the import package, then in Qlik Cloud: Data Integration &gt; your project &gt; Import:</w:t>
+        <w:t xml:space="preserve">Show the deployment — one command drives the whole chain over REST APIs: create connections, import definitions, resolve bindings, prepare, then start every task in dependency order (landing &gt; transform &gt; datamart):</w:t>
       </w:r>
     </w:p>
     <w:tbl>
@@ -3707,7 +3707,7 @@
                 <w:sz w:val="18"/>
                 <w:szCs w:val="18"/>
               </w:rPr>
-              <w:t xml:space="preserve">Terminal Command</w:t>
+              <w:t xml:space="preserve">Terminal Command (with pipelines.prepare + pipelines.run enabled)</w:t>
             </w:r>
           </w:p>
           <w:p>
@@ -3721,7 +3721,7 @@
                 <w:sz w:val="20"/>
                 <w:szCs w:val="20"/>
               </w:rPr>
-              <w:t xml:space="preserve">npm run pipeline:zip</w:t>
+              <w:t xml:space="preserve">npm run deploy</w:t>
             </w:r>
           </w:p>
         </w:tc>
@@ -3752,94 +3752,9 @@
           <w:sz w:val="21"/>
           <w:szCs w:val="21"/>
         </w:rPr>
-        <w:t xml:space="preserve">Automated path — the deploy script drives the whole chain over REST APIs: create connections, import definitions, resolve bindings, prepare, then start every task in dependency order (landing &gt; transform &gt; datamart):</w:t>
+        <w:t xml:space="preserve">Show the deploy web UI toggles on the pipeline page: Prepare, Start tasks, Attach gold datasets to Data Products, Publish to marketplace</w:t>
       </w:r>
     </w:p>
-    <w:tbl>
-      <w:tblPr>
-        <w:tblW w:type="pct" w:w="100%"/>
-        <w:tblBorders>
-          <w:top w:val="single" w:color="auto" w:sz="4"/>
-          <w:left w:val="single" w:color="auto" w:sz="4"/>
-          <w:bottom w:val="single" w:color="auto" w:sz="4"/>
-          <w:right w:val="single" w:color="auto" w:sz="4"/>
-          <w:insideH w:val="single" w:color="auto" w:sz="4"/>
-          <w:insideV w:val="single" w:color="auto" w:sz="4"/>
-        </w:tblBorders>
-      </w:tblPr>
-      <w:tblGrid>
-        <w:gridCol w:w="100"/>
-        <w:gridCol w:w="100"/>
-      </w:tblGrid>
-      <w:tr>
-        <w:tc>
-          <w:tcPr>
-            <w:tcW w:type="pct" w:w="2%"/>
-            <w:tcBorders>
-              <w:top w:val="none"/>
-              <w:left w:val="none"/>
-              <w:bottom w:val="none"/>
-              <w:right w:val="none"/>
-            </w:tcBorders>
-            <w:shd w:color="006580" w:val="solid"/>
-          </w:tcPr>
-          <w:p>
-            <w:pPr>
-              <w:spacing w:after="0"/>
-            </w:pPr>
-            <w:r>
-              <w:rPr>
-                <w:sz w:val="10"/>
-                <w:szCs w:val="10"/>
-              </w:rPr>
-              <w:t xml:space="preserve"> </w:t>
-            </w:r>
-          </w:p>
-        </w:tc>
-        <w:tc>
-          <w:tcPr>
-            <w:tcW w:type="pct" w:w="98%"/>
-            <w:shd w:color="E0F2F5" w:val="solid"/>
-            <w:tcMar>
-              <w:top w:type="dxa" w:w="60"/>
-              <w:left w:type="dxa" w:w="120"/>
-              <w:bottom w:type="dxa" w:w="60"/>
-              <w:right w:type="dxa" w:w="120"/>
-            </w:tcMar>
-          </w:tcPr>
-          <w:p>
-            <w:pPr>
-              <w:spacing w:after="40"/>
-            </w:pPr>
-            <w:r>
-              <w:rPr>
-                <w:rFonts w:ascii="Inter" w:cs="Inter" w:eastAsia="Inter" w:hAnsi="Inter"/>
-                <w:b/>
-                <w:bCs/>
-                <w:color w:val="006580"/>
-                <w:sz w:val="18"/>
-                <w:szCs w:val="18"/>
-              </w:rPr>
-              <w:t xml:space="preserve">Terminal Command (with pipelines.prepare + pipelines.run enabled)</w:t>
-            </w:r>
-          </w:p>
-          <w:p>
-            <w:pPr>
-              <w:spacing w:after="0"/>
-            </w:pPr>
-            <w:r>
-              <w:rPr>
-                <w:rFonts w:ascii="Consolas" w:cs="Consolas" w:eastAsia="Consolas" w:hAnsi="Consolas"/>
-                <w:color w:val="454659"/>
-                <w:sz w:val="20"/>
-                <w:szCs w:val="20"/>
-              </w:rPr>
-              <w:t xml:space="preserve">npm run deploy</w:t>
-            </w:r>
-          </w:p>
-        </w:tc>
-      </w:tr>
-    </w:tbl>
     <w:p>
       <w:pPr>
         <w:spacing w:after="80"/>
@@ -3865,9 +3780,94 @@
           <w:sz w:val="21"/>
           <w:szCs w:val="21"/>
         </w:rPr>
-        <w:t xml:space="preserve">Show the deploy web UI toggles on the pipeline page: Prepare, Start tasks, Attach gold datasets to Data Products, Publish to marketplace</w:t>
+        <w:t xml:space="preserve">Credential-free option — package the project for manual import (Data Integration &gt; your project &gt; Import):</w:t>
       </w:r>
     </w:p>
+    <w:tbl>
+      <w:tblPr>
+        <w:tblW w:type="pct" w:w="100%"/>
+        <w:tblBorders>
+          <w:top w:val="single" w:color="auto" w:sz="4"/>
+          <w:left w:val="single" w:color="auto" w:sz="4"/>
+          <w:bottom w:val="single" w:color="auto" w:sz="4"/>
+          <w:right w:val="single" w:color="auto" w:sz="4"/>
+          <w:insideH w:val="single" w:color="auto" w:sz="4"/>
+          <w:insideV w:val="single" w:color="auto" w:sz="4"/>
+        </w:tblBorders>
+      </w:tblPr>
+      <w:tblGrid>
+        <w:gridCol w:w="100"/>
+        <w:gridCol w:w="100"/>
+      </w:tblGrid>
+      <w:tr>
+        <w:tc>
+          <w:tcPr>
+            <w:tcW w:type="pct" w:w="2%"/>
+            <w:tcBorders>
+              <w:top w:val="none"/>
+              <w:left w:val="none"/>
+              <w:bottom w:val="none"/>
+              <w:right w:val="none"/>
+            </w:tcBorders>
+            <w:shd w:color="006580" w:val="solid"/>
+          </w:tcPr>
+          <w:p>
+            <w:pPr>
+              <w:spacing w:after="0"/>
+            </w:pPr>
+            <w:r>
+              <w:rPr>
+                <w:sz w:val="10"/>
+                <w:szCs w:val="10"/>
+              </w:rPr>
+              <w:t xml:space="preserve"> </w:t>
+            </w:r>
+          </w:p>
+        </w:tc>
+        <w:tc>
+          <w:tcPr>
+            <w:tcW w:type="pct" w:w="98%"/>
+            <w:shd w:color="E0F2F5" w:val="solid"/>
+            <w:tcMar>
+              <w:top w:type="dxa" w:w="60"/>
+              <w:left w:type="dxa" w:w="120"/>
+              <w:bottom w:type="dxa" w:w="60"/>
+              <w:right w:type="dxa" w:w="120"/>
+            </w:tcMar>
+          </w:tcPr>
+          <w:p>
+            <w:pPr>
+              <w:spacing w:after="40"/>
+            </w:pPr>
+            <w:r>
+              <w:rPr>
+                <w:rFonts w:ascii="Inter" w:cs="Inter" w:eastAsia="Inter" w:hAnsi="Inter"/>
+                <w:b/>
+                <w:bCs/>
+                <w:color w:val="006580"/>
+                <w:sz w:val="18"/>
+                <w:szCs w:val="18"/>
+              </w:rPr>
+              <w:t xml:space="preserve">Terminal Command</w:t>
+            </w:r>
+          </w:p>
+          <w:p>
+            <w:pPr>
+              <w:spacing w:after="0"/>
+            </w:pPr>
+            <w:r>
+              <w:rPr>
+                <w:rFonts w:ascii="Consolas" w:cs="Consolas" w:eastAsia="Consolas" w:hAnsi="Consolas"/>
+                <w:color w:val="454659"/>
+                <w:sz w:val="20"/>
+                <w:szCs w:val="20"/>
+              </w:rPr>
+              <w:t xml:space="preserve">npm run pipeline:zip</w:t>
+            </w:r>
+          </w:p>
+        </w:tc>
+      </w:tr>
+    </w:tbl>
     <w:p>
       <w:pPr>
         <w:spacing w:after="80"/>

--- a/documents/demo-scripts/03_Open_Lakehouse.docx
+++ b/documents/demo-scripts/03_Open_Lakehouse.docx
@@ -2313,7 +2313,7 @@
           <w:sz w:val="26"/>
           <w:szCs w:val="26"/>
         </w:rPr>
-        <w:t xml:space="preserve">Gold Layer: Data Products (7 Tables)</w:t>
+        <w:t xml:space="preserve">Gold Layer: Data Products (2 Tables)</w:t>
       </w:r>
     </w:p>
     <w:p>
@@ -2332,7 +2332,7 @@
           <w:sz w:val="21"/>
           <w:szCs w:val="21"/>
         </w:rPr>
-        <w:t xml:space="preserve">Gold tables are governed, business-ready data products with Trust Scores, SLAs, and API sharing.</w:t>
+        <w:t xml:space="preserve">The pipeline's gold datamart task creates two governed, business-ready data products with Trust Scores, SLAs, and API sharing — one per analytics domain app.</w:t>
       </w:r>
     </w:p>
     <w:tbl>
@@ -2538,7 +2538,7 @@
                 <w:sz w:val="19"/>
                 <w:szCs w:val="19"/>
               </w:rPr>
-              <w:t xml:space="preserve">15 min</w:t>
+              <w:t xml:space="preserve">Daily 06:00 UTC + event</w:t>
             </w:r>
           </w:p>
         </w:tc>
@@ -2637,7 +2637,7 @@
                 <w:sz w:val="19"/>
                 <w:szCs w:val="19"/>
               </w:rPr>
-              <w:t xml:space="preserve">30 min</w:t>
+              <w:t xml:space="preserve">Daily 06:00 UTC + event</w:t>
             </w:r>
           </w:p>
         </w:tc>
@@ -2662,508 +2662,6 @@
                 <w:szCs w:val="19"/>
               </w:rPr>
               <w:t xml:space="preserve">On-time target: 92%</w:t>
-            </w:r>
-          </w:p>
-        </w:tc>
-      </w:tr>
-      <w:tr>
-        <w:tc>
-          <w:tcPr>
-            <w:shd w:color="F6F7F8" w:val="solid"/>
-            <w:tcMar>
-              <w:top w:type="dxa" w:w="30"/>
-              <w:left w:type="dxa" w:w="80"/>
-              <w:bottom w:type="dxa" w:w="30"/>
-              <w:right w:type="dxa" w:w="80"/>
-            </w:tcMar>
-          </w:tcPr>
-          <w:p>
-            <w:pPr>
-              <w:spacing w:after="0"/>
-            </w:pPr>
-            <w:r>
-              <w:rPr>
-                <w:rFonts w:ascii="Inter" w:cs="Inter" w:eastAsia="Inter" w:hAnsi="Inter"/>
-                <w:color w:val="454659"/>
-                <w:sz w:val="19"/>
-                <w:szCs w:val="19"/>
-              </w:rPr>
-              <w:t xml:space="preserve">gold.cold_chain_compliance</w:t>
-            </w:r>
-          </w:p>
-        </w:tc>
-        <w:tc>
-          <w:tcPr>
-            <w:shd w:color="F6F7F8" w:val="solid"/>
-            <w:tcMar>
-              <w:top w:type="dxa" w:w="30"/>
-              <w:left w:type="dxa" w:w="80"/>
-              <w:bottom w:type="dxa" w:w="30"/>
-              <w:right w:type="dxa" w:w="80"/>
-            </w:tcMar>
-          </w:tcPr>
-          <w:p>
-            <w:pPr>
-              <w:spacing w:after="0"/>
-            </w:pPr>
-            <w:r>
-              <w:rPr>
-                <w:rFonts w:ascii="Inter" w:cs="Inter" w:eastAsia="Inter" w:hAnsi="Inter"/>
-                <w:color w:val="454659"/>
-                <w:sz w:val="19"/>
-                <w:szCs w:val="19"/>
-              </w:rPr>
-              <w:t xml:space="preserve">Lars Eriksson (Cold Chain &amp; Quality)</w:t>
-            </w:r>
-          </w:p>
-        </w:tc>
-        <w:tc>
-          <w:tcPr>
-            <w:shd w:color="F6F7F8" w:val="solid"/>
-            <w:tcMar>
-              <w:top w:type="dxa" w:w="30"/>
-              <w:left w:type="dxa" w:w="80"/>
-              <w:bottom w:type="dxa" w:w="30"/>
-              <w:right w:type="dxa" w:w="80"/>
-            </w:tcMar>
-          </w:tcPr>
-          <w:p>
-            <w:pPr>
-              <w:spacing w:after="0"/>
-            </w:pPr>
-            <w:r>
-              <w:rPr>
-                <w:rFonts w:ascii="Inter" w:cs="Inter" w:eastAsia="Inter" w:hAnsi="Inter"/>
-                <w:color w:val="454659"/>
-                <w:sz w:val="19"/>
-                <w:szCs w:val="19"/>
-              </w:rPr>
-              <w:t xml:space="preserve">5 min</w:t>
-            </w:r>
-          </w:p>
-        </w:tc>
-        <w:tc>
-          <w:tcPr>
-            <w:shd w:color="F6F7F8" w:val="solid"/>
-            <w:tcMar>
-              <w:top w:type="dxa" w:w="30"/>
-              <w:left w:type="dxa" w:w="80"/>
-              <w:bottom w:type="dxa" w:w="30"/>
-              <w:right w:type="dxa" w:w="80"/>
-            </w:tcMar>
-          </w:tcPr>
-          <w:p>
-            <w:pPr>
-              <w:spacing w:after="0"/>
-            </w:pPr>
-            <w:r>
-              <w:rPr>
-                <w:rFonts w:ascii="Inter" w:cs="Inter" w:eastAsia="Inter" w:hAnsi="Inter"/>
-                <w:color w:val="454659"/>
-                <w:sz w:val="19"/>
-                <w:szCs w:val="19"/>
-              </w:rPr>
-              <w:t xml:space="preserve">Exceedance rate: &lt; 2%</w:t>
-            </w:r>
-          </w:p>
-        </w:tc>
-      </w:tr>
-      <w:tr>
-        <w:tc>
-          <w:tcPr>
-            <w:tcMar>
-              <w:top w:type="dxa" w:w="30"/>
-              <w:left w:type="dxa" w:w="80"/>
-              <w:bottom w:type="dxa" w:w="30"/>
-              <w:right w:type="dxa" w:w="80"/>
-            </w:tcMar>
-          </w:tcPr>
-          <w:p>
-            <w:pPr>
-              <w:spacing w:after="0"/>
-            </w:pPr>
-            <w:r>
-              <w:rPr>
-                <w:rFonts w:ascii="Inter" w:cs="Inter" w:eastAsia="Inter" w:hAnsi="Inter"/>
-                <w:color w:val="454659"/>
-                <w:sz w:val="19"/>
-                <w:szCs w:val="19"/>
-              </w:rPr>
-              <w:t xml:space="preserve">gold.product_master_health</w:t>
-            </w:r>
-          </w:p>
-        </w:tc>
-        <w:tc>
-          <w:tcPr>
-            <w:tcMar>
-              <w:top w:type="dxa" w:w="30"/>
-              <w:left w:type="dxa" w:w="80"/>
-              <w:bottom w:type="dxa" w:w="30"/>
-              <w:right w:type="dxa" w:w="80"/>
-            </w:tcMar>
-          </w:tcPr>
-          <w:p>
-            <w:pPr>
-              <w:spacing w:after="0"/>
-            </w:pPr>
-            <w:r>
-              <w:rPr>
-                <w:rFonts w:ascii="Inter" w:cs="Inter" w:eastAsia="Inter" w:hAnsi="Inter"/>
-                <w:color w:val="454659"/>
-                <w:sz w:val="19"/>
-                <w:szCs w:val="19"/>
-              </w:rPr>
-              <w:t xml:space="preserve">Thomas Berger (Procurement Mgr)</w:t>
-            </w:r>
-          </w:p>
-        </w:tc>
-        <w:tc>
-          <w:tcPr>
-            <w:tcMar>
-              <w:top w:type="dxa" w:w="30"/>
-              <w:left w:type="dxa" w:w="80"/>
-              <w:bottom w:type="dxa" w:w="30"/>
-              <w:right w:type="dxa" w:w="80"/>
-            </w:tcMar>
-          </w:tcPr>
-          <w:p>
-            <w:pPr>
-              <w:spacing w:after="0"/>
-            </w:pPr>
-            <w:r>
-              <w:rPr>
-                <w:rFonts w:ascii="Inter" w:cs="Inter" w:eastAsia="Inter" w:hAnsi="Inter"/>
-                <w:color w:val="454659"/>
-                <w:sz w:val="19"/>
-                <w:szCs w:val="19"/>
-              </w:rPr>
-              <w:t xml:space="preserve">1 hour</w:t>
-            </w:r>
-          </w:p>
-        </w:tc>
-        <w:tc>
-          <w:tcPr>
-            <w:tcMar>
-              <w:top w:type="dxa" w:w="30"/>
-              <w:left w:type="dxa" w:w="80"/>
-              <w:bottom w:type="dxa" w:w="30"/>
-              <w:right w:type="dxa" w:w="80"/>
-            </w:tcMar>
-          </w:tcPr>
-          <w:p>
-            <w:pPr>
-              <w:spacing w:after="0"/>
-            </w:pPr>
-            <w:r>
-              <w:rPr>
-                <w:rFonts w:ascii="Inter" w:cs="Inter" w:eastAsia="Inter" w:hAnsi="Inter"/>
-                <w:color w:val="454659"/>
-                <w:sz w:val="19"/>
-                <w:szCs w:val="19"/>
-              </w:rPr>
-              <w:t xml:space="preserve">Completeness: &gt; 95%</w:t>
-            </w:r>
-          </w:p>
-        </w:tc>
-      </w:tr>
-      <w:tr>
-        <w:tc>
-          <w:tcPr>
-            <w:shd w:color="F6F7F8" w:val="solid"/>
-            <w:tcMar>
-              <w:top w:type="dxa" w:w="30"/>
-              <w:left w:type="dxa" w:w="80"/>
-              <w:bottom w:type="dxa" w:w="30"/>
-              <w:right w:type="dxa" w:w="80"/>
-            </w:tcMar>
-          </w:tcPr>
-          <w:p>
-            <w:pPr>
-              <w:spacing w:after="0"/>
-            </w:pPr>
-            <w:r>
-              <w:rPr>
-                <w:rFonts w:ascii="Inter" w:cs="Inter" w:eastAsia="Inter" w:hAnsi="Inter"/>
-                <w:color w:val="454659"/>
-                <w:sz w:val="19"/>
-                <w:szCs w:val="19"/>
-              </w:rPr>
-              <w:t xml:space="preserve">gold.compliance_traceability</w:t>
-            </w:r>
-          </w:p>
-        </w:tc>
-        <w:tc>
-          <w:tcPr>
-            <w:shd w:color="F6F7F8" w:val="solid"/>
-            <w:tcMar>
-              <w:top w:type="dxa" w:w="30"/>
-              <w:left w:type="dxa" w:w="80"/>
-              <w:bottom w:type="dxa" w:w="30"/>
-              <w:right w:type="dxa" w:w="80"/>
-            </w:tcMar>
-          </w:tcPr>
-          <w:p>
-            <w:pPr>
-              <w:spacing w:after="0"/>
-            </w:pPr>
-            <w:r>
-              <w:rPr>
-                <w:rFonts w:ascii="Inter" w:cs="Inter" w:eastAsia="Inter" w:hAnsi="Inter"/>
-                <w:color w:val="454659"/>
-                <w:sz w:val="19"/>
-                <w:szCs w:val="19"/>
-              </w:rPr>
-              <w:t xml:space="preserve">Dr. Elena Vasquez (Chief Compliance Officer)</w:t>
-            </w:r>
-          </w:p>
-        </w:tc>
-        <w:tc>
-          <w:tcPr>
-            <w:shd w:color="F6F7F8" w:val="solid"/>
-            <w:tcMar>
-              <w:top w:type="dxa" w:w="30"/>
-              <w:left w:type="dxa" w:w="80"/>
-              <w:bottom w:type="dxa" w:w="30"/>
-              <w:right w:type="dxa" w:w="80"/>
-            </w:tcMar>
-          </w:tcPr>
-          <w:p>
-            <w:pPr>
-              <w:spacing w:after="0"/>
-            </w:pPr>
-            <w:r>
-              <w:rPr>
-                <w:rFonts w:ascii="Inter" w:cs="Inter" w:eastAsia="Inter" w:hAnsi="Inter"/>
-                <w:color w:val="454659"/>
-                <w:sz w:val="19"/>
-                <w:szCs w:val="19"/>
-              </w:rPr>
-              <w:t xml:space="preserve">30 min</w:t>
-            </w:r>
-          </w:p>
-        </w:tc>
-        <w:tc>
-          <w:tcPr>
-            <w:shd w:color="F6F7F8" w:val="solid"/>
-            <w:tcMar>
-              <w:top w:type="dxa" w:w="30"/>
-              <w:left w:type="dxa" w:w="80"/>
-              <w:bottom w:type="dxa" w:w="30"/>
-              <w:right w:type="dxa" w:w="80"/>
-            </w:tcMar>
-          </w:tcPr>
-          <w:p>
-            <w:pPr>
-              <w:spacing w:after="0"/>
-            </w:pPr>
-            <w:r>
-              <w:rPr>
-                <w:rFonts w:ascii="Inter" w:cs="Inter" w:eastAsia="Inter" w:hAnsi="Inter"/>
-                <w:color w:val="454659"/>
-                <w:sz w:val="19"/>
-                <w:szCs w:val="19"/>
-              </w:rPr>
-              <w:t xml:space="preserve">Lot capture rate: 100%</w:t>
-            </w:r>
-          </w:p>
-        </w:tc>
-      </w:tr>
-      <w:tr>
-        <w:tc>
-          <w:tcPr>
-            <w:tcMar>
-              <w:top w:type="dxa" w:w="30"/>
-              <w:left w:type="dxa" w:w="80"/>
-              <w:bottom w:type="dxa" w:w="30"/>
-              <w:right w:type="dxa" w:w="80"/>
-            </w:tcMar>
-          </w:tcPr>
-          <w:p>
-            <w:pPr>
-              <w:spacing w:after="0"/>
-            </w:pPr>
-            <w:r>
-              <w:rPr>
-                <w:rFonts w:ascii="Inter" w:cs="Inter" w:eastAsia="Inter" w:hAnsi="Inter"/>
-                <w:color w:val="454659"/>
-                <w:sz w:val="19"/>
-                <w:szCs w:val="19"/>
-              </w:rPr>
-              <w:t xml:space="preserve">gold.pipeline_timestamp_audit</w:t>
-            </w:r>
-          </w:p>
-        </w:tc>
-        <w:tc>
-          <w:tcPr>
-            <w:tcMar>
-              <w:top w:type="dxa" w:w="30"/>
-              <w:left w:type="dxa" w:w="80"/>
-              <w:bottom w:type="dxa" w:w="30"/>
-              <w:right w:type="dxa" w:w="80"/>
-            </w:tcMar>
-          </w:tcPr>
-          <w:p>
-            <w:pPr>
-              <w:spacing w:after="0"/>
-            </w:pPr>
-            <w:r>
-              <w:rPr>
-                <w:rFonts w:ascii="Inter" w:cs="Inter" w:eastAsia="Inter" w:hAnsi="Inter"/>
-                <w:color w:val="454659"/>
-                <w:sz w:val="19"/>
-                <w:szCs w:val="19"/>
-              </w:rPr>
-              <w:t xml:space="preserve">Priya Ramanathan (Chief Data Officer)</w:t>
-            </w:r>
-          </w:p>
-        </w:tc>
-        <w:tc>
-          <w:tcPr>
-            <w:tcMar>
-              <w:top w:type="dxa" w:w="30"/>
-              <w:left w:type="dxa" w:w="80"/>
-              <w:bottom w:type="dxa" w:w="30"/>
-              <w:right w:type="dxa" w:w="80"/>
-            </w:tcMar>
-          </w:tcPr>
-          <w:p>
-            <w:pPr>
-              <w:spacing w:after="0"/>
-            </w:pPr>
-            <w:r>
-              <w:rPr>
-                <w:rFonts w:ascii="Inter" w:cs="Inter" w:eastAsia="Inter" w:hAnsi="Inter"/>
-                <w:color w:val="454659"/>
-                <w:sz w:val="19"/>
-                <w:szCs w:val="19"/>
-              </w:rPr>
-              <w:t xml:space="preserve">5 min</w:t>
-            </w:r>
-          </w:p>
-        </w:tc>
-        <w:tc>
-          <w:tcPr>
-            <w:tcMar>
-              <w:top w:type="dxa" w:w="30"/>
-              <w:left w:type="dxa" w:w="80"/>
-              <w:bottom w:type="dxa" w:w="30"/>
-              <w:right w:type="dxa" w:w="80"/>
-            </w:tcMar>
-          </w:tcPr>
-          <w:p>
-            <w:pPr>
-              <w:spacing w:after="0"/>
-            </w:pPr>
-            <w:r>
-              <w:rPr>
-                <w:rFonts w:ascii="Inter" w:cs="Inter" w:eastAsia="Inter" w:hAnsi="Inter"/>
-                <w:color w:val="454659"/>
-                <w:sz w:val="19"/>
-                <w:szCs w:val="19"/>
-              </w:rPr>
-              <w:t xml:space="preserve">Trust Score target: 0.95</w:t>
-            </w:r>
-          </w:p>
-        </w:tc>
-      </w:tr>
-      <w:tr>
-        <w:tc>
-          <w:tcPr>
-            <w:shd w:color="F6F7F8" w:val="solid"/>
-            <w:tcMar>
-              <w:top w:type="dxa" w:w="30"/>
-              <w:left w:type="dxa" w:w="80"/>
-              <w:bottom w:type="dxa" w:w="30"/>
-              <w:right w:type="dxa" w:w="80"/>
-            </w:tcMar>
-          </w:tcPr>
-          <w:p>
-            <w:pPr>
-              <w:spacing w:after="0"/>
-            </w:pPr>
-            <w:r>
-              <w:rPr>
-                <w:rFonts w:ascii="Inter" w:cs="Inter" w:eastAsia="Inter" w:hAnsi="Inter"/>
-                <w:color w:val="454659"/>
-                <w:sz w:val="19"/>
-                <w:szCs w:val="19"/>
-              </w:rPr>
-              <w:t xml:space="preserve">gold.customer_quality_index</w:t>
-            </w:r>
-          </w:p>
-        </w:tc>
-        <w:tc>
-          <w:tcPr>
-            <w:shd w:color="F6F7F8" w:val="solid"/>
-            <w:tcMar>
-              <w:top w:type="dxa" w:w="30"/>
-              <w:left w:type="dxa" w:w="80"/>
-              <w:bottom w:type="dxa" w:w="30"/>
-              <w:right w:type="dxa" w:w="80"/>
-            </w:tcMar>
-          </w:tcPr>
-          <w:p>
-            <w:pPr>
-              <w:spacing w:after="0"/>
-            </w:pPr>
-            <w:r>
-              <w:rPr>
-                <w:rFonts w:ascii="Inter" w:cs="Inter" w:eastAsia="Inter" w:hAnsi="Inter"/>
-                <w:color w:val="454659"/>
-                <w:sz w:val="19"/>
-                <w:szCs w:val="19"/>
-              </w:rPr>
-              <w:t xml:space="preserve">Sophie Müller (EU Logistics Mgr)</w:t>
-            </w:r>
-          </w:p>
-        </w:tc>
-        <w:tc>
-          <w:tcPr>
-            <w:shd w:color="F6F7F8" w:val="solid"/>
-            <w:tcMar>
-              <w:top w:type="dxa" w:w="30"/>
-              <w:left w:type="dxa" w:w="80"/>
-              <w:bottom w:type="dxa" w:w="30"/>
-              <w:right w:type="dxa" w:w="80"/>
-            </w:tcMar>
-          </w:tcPr>
-          <w:p>
-            <w:pPr>
-              <w:spacing w:after="0"/>
-            </w:pPr>
-            <w:r>
-              <w:rPr>
-                <w:rFonts w:ascii="Inter" w:cs="Inter" w:eastAsia="Inter" w:hAnsi="Inter"/>
-                <w:color w:val="454659"/>
-                <w:sz w:val="19"/>
-                <w:szCs w:val="19"/>
-              </w:rPr>
-              <w:t xml:space="preserve">1 hour</w:t>
-            </w:r>
-          </w:p>
-        </w:tc>
-        <w:tc>
-          <w:tcPr>
-            <w:shd w:color="F6F7F8" w:val="solid"/>
-            <w:tcMar>
-              <w:top w:type="dxa" w:w="30"/>
-              <w:left w:type="dxa" w:w="80"/>
-              <w:bottom w:type="dxa" w:w="30"/>
-              <w:right w:type="dxa" w:w="80"/>
-            </w:tcMar>
-          </w:tcPr>
-          <w:p>
-            <w:pPr>
-              <w:spacing w:after="0"/>
-            </w:pPr>
-            <w:r>
-              <w:rPr>
-                <w:rFonts w:ascii="Inter" w:cs="Inter" w:eastAsia="Inter" w:hAnsi="Inter"/>
-                <w:color w:val="454659"/>
-                <w:sz w:val="19"/>
-                <w:szCs w:val="19"/>
-              </w:rPr>
-              <w:t xml:space="preserve">Address quality: &gt; 0.85</w:t>
             </w:r>
           </w:p>
         </w:tc>
@@ -4027,7 +3525,7 @@
                 <w:sz w:val="18"/>
                 <w:szCs w:val="18"/>
               </w:rPr>
-              <w:t xml:space="preserve">What you just saw is raw data arriving from three systems, getting cleansed through 8 transformation routes that directly address MCG's 7 data nightmares, and emerging as 7 governed Gold data products — each with an owner, an SLA, and a Trust Score. Full lineage at every step.</w:t>
+              <w:t xml:space="preserve">What you just saw is raw data arriving from three systems, getting cleansed through 8 transformation routes that directly address MCG's 7 data nightmares, and emerging as two governed Gold data products — each with an owner, an SLA, and a Trust Score. Full lineage at every step.</w:t>
             </w:r>
           </w:p>
         </w:tc>

--- a/documents/demo-scripts/03_Open_Lakehouse.docx
+++ b/documents/demo-scripts/03_Open_Lakehouse.docx
@@ -2538,7 +2538,7 @@
                 <w:sz w:val="19"/>
                 <w:szCs w:val="19"/>
               </w:rPr>
-              <w:t xml:space="preserve">Daily 06:00 UTC + event</w:t>
+              <w:t xml:space="preserve">Daily 06:00 UTC</w:t>
             </w:r>
           </w:p>
         </w:tc>
@@ -2637,7 +2637,7 @@
                 <w:sz w:val="19"/>
                 <w:szCs w:val="19"/>
               </w:rPr>
-              <w:t xml:space="preserve">Daily 06:00 UTC + event</w:t>
+              <w:t xml:space="preserve">Daily 06:00 UTC</w:t>
             </w:r>
           </w:p>
         </w:tc>
@@ -3046,7 +3046,7 @@
           <w:sz w:val="21"/>
           <w:szCs w:val="21"/>
         </w:rPr>
-        <w:t xml:space="preserve">Highlight refresh schedules: real-time CDC, 5-min streaming, 15-min batch, plus daily silver/gold full refresh (05:30 / 06:00 UTC)</w:t>
+        <w:t xml:space="preserve">Highlight refresh schedules: real-time CDC, continuous streaming, 15-min CRM sync, event-triggered silver, plus the daily gold full refresh (06:00 UTC)</w:t>
       </w:r>
     </w:p>
     <w:p>
@@ -3081,7 +3081,7 @@
           <w:sz w:val="21"/>
           <w:szCs w:val="21"/>
         </w:rPr>
-        <w:t xml:space="preserve">The pipeline you just saw was not built by hand — it is defined as version-controlled YAML in deploy/pipelines/mcg-pipeline/ and deployed from the repo. This is the declarative pipelines capability (QTCP preview), and it is the primary deployment method for the entire medallion architecture: landing tasks, transformations, daily schedules, and bindings.</w:t>
+        <w:t xml:space="preserve">The pipeline you just saw was not built by hand — it is defined as version-controlled YAML in deploy/pipelines/ as two Open Lakehouse projects (mcg-batch-pipeline and mcg-streaming-pipeline) and deployed from the repo. This is the declarative pipelines capability (QTCP preview), and it is the primary deployment method for the entire medallion architecture: landing tasks, transformations, schedules, and bindings.</w:t>
       </w:r>
     </w:p>
     <w:p>
@@ -3109,7 +3109,7 @@
           <w:sz w:val="21"/>
           <w:szCs w:val="21"/>
         </w:rPr>
-        <w:t xml:space="preserve">Show the YAML project in VS Code: qtcp_project.yaml, one folder per task, datasets with custom SQL, and schedule.yaml files carrying daily RRULEs (silver 05:30 UTC, gold 06:00 UTC) alongside event-based cascade triggers</w:t>
+        <w:t xml:space="preserve">Show the YAML projects in VS Code: qtcp_project.yaml, one folder per task (folder name = task name), datasets with custom SQL, and one schedule per task — event-triggered silver, daily 06:00 UTC gold</w:t>
       </w:r>
     </w:p>
     <w:p>

--- a/documents/demo-scripts/03_Open_Lakehouse.docx
+++ b/documents/demo-scripts/03_Open_Lakehouse.docx
@@ -262,6 +262,33 @@
         </w:tc>
       </w:tr>
     </w:tbl>
+    <w:p>
+      <w:pPr>
+        <w:spacing w:after="120" w:before="80"/>
+      </w:pPr>
+      <w:r>
+        <w:rPr>
+          <w:rFonts w:ascii="Inter" w:cs="Inter" w:eastAsia="Inter" w:hAnsi="Inter"/>
+          <w:b/>
+          <w:bCs/>
+          <w:color w:val="006580"/>
+          <w:sz w:val="20"/>
+          <w:szCs w:val="20"/>
+        </w:rPr>
+        <w:t xml:space="preserve">Project Qlarity context:  </w:t>
+      </w:r>
+      <w:r>
+        <w:rPr>
+          <w:rFonts w:ascii="Inter" w:cs="Inter" w:eastAsia="Inter" w:hAnsi="Inter"/>
+          <w:i/>
+          <w:iCs/>
+          <w:color w:val="454659"/>
+          <w:sz w:val="20"/>
+          <w:szCs w:val="20"/>
+        </w:rPr>
+        <w:t xml:space="preserve">Project Qlarity Phase 1 → Phase 2: the Open Lakehouse Bronze/Silver foundation (Phase 1) plus the remaining transforms and governed Gold data products (Phase 2 Analytics &amp; Quality). The 8 Silver routes are where all Seven Data Quality Nightmares are systematically remediated.</w:t>
+      </w:r>
+    </w:p>
     <w:p>
       <w:pPr>
         <w:spacing w:after="120" w:before="280"/>
@@ -4069,7 +4096,7 @@
         <w:sz w:val="18"/>
         <w:szCs w:val="18"/>
       </w:rPr>
-      <w:t xml:space="preserve">DEMO SCRIPT — Module 3</w:t>
+      <w:t xml:space="preserve">Project Qlarity Demo Walkthrough — Module 3</w:t>
     </w:r>
   </w:p>
 </w:hdr>

--- a/documents/demo-scripts/03_Open_Lakehouse.docx
+++ b/documents/demo-scripts/03_Open_Lakehouse.docx
@@ -84,7 +84,7 @@
             <w:r>
               <w:rPr>
                 <w:rFonts w:ascii="Inter" w:cs="Inter" w:eastAsia="Inter" w:hAnsi="Inter"/>
-                <w:color w:val="454659"/>
+                <w:color w:val="54565A"/>
                 <w:sz w:val="20"/>
                 <w:szCs w:val="20"/>
               </w:rPr>
@@ -140,7 +140,7 @@
             <w:r>
               <w:rPr>
                 <w:rFonts w:ascii="Inter" w:cs="Inter" w:eastAsia="Inter" w:hAnsi="Inter"/>
-                <w:color w:val="454659"/>
+                <w:color w:val="54565A"/>
                 <w:sz w:val="20"/>
                 <w:szCs w:val="20"/>
               </w:rPr>
@@ -196,7 +196,7 @@
             <w:r>
               <w:rPr>
                 <w:rFonts w:ascii="Inter" w:cs="Inter" w:eastAsia="Inter" w:hAnsi="Inter"/>
-                <w:color w:val="454659"/>
+                <w:color w:val="54565A"/>
                 <w:sz w:val="20"/>
                 <w:szCs w:val="20"/>
               </w:rPr>
@@ -252,7 +252,7 @@
             <w:r>
               <w:rPr>
                 <w:rFonts w:ascii="Inter" w:cs="Inter" w:eastAsia="Inter" w:hAnsi="Inter"/>
-                <w:color w:val="454659"/>
+                <w:color w:val="54565A"/>
                 <w:sz w:val="20"/>
                 <w:szCs w:val="20"/>
               </w:rPr>
@@ -282,7 +282,7 @@
           <w:rFonts w:ascii="Inter" w:cs="Inter" w:eastAsia="Inter" w:hAnsi="Inter"/>
           <w:i/>
           <w:iCs/>
-          <w:color w:val="454659"/>
+          <w:color w:val="54565A"/>
           <w:sz w:val="20"/>
           <w:szCs w:val="20"/>
         </w:rPr>
@@ -317,7 +317,7 @@
           <w:bCs w:val="false"/>
           <w:i w:val="false"/>
           <w:iCs w:val="false"/>
-          <w:color w:val="454659"/>
+          <w:color w:val="54565A"/>
           <w:sz w:val="21"/>
           <w:szCs w:val="21"/>
         </w:rPr>
@@ -383,7 +383,7 @@
             <w:r>
               <w:rPr>
                 <w:rFonts w:ascii="Inter" w:cs="Inter" w:eastAsia="Inter" w:hAnsi="Inter"/>
-                <w:color w:val="454659"/>
+                <w:color w:val="54565A"/>
                 <w:sz w:val="20"/>
                 <w:szCs w:val="20"/>
               </w:rPr>
@@ -421,7 +421,7 @@
           <w:bCs w:val="false"/>
           <w:i w:val="false"/>
           <w:iCs w:val="false"/>
-          <w:color w:val="454659"/>
+          <w:color w:val="54565A"/>
           <w:sz w:val="21"/>
           <w:szCs w:val="21"/>
         </w:rPr>
@@ -577,7 +577,7 @@
             <w:r>
               <w:rPr>
                 <w:rFonts w:ascii="Inter" w:cs="Inter" w:eastAsia="Inter" w:hAnsi="Inter"/>
-                <w:color w:val="454659"/>
+                <w:color w:val="54565A"/>
                 <w:sz w:val="19"/>
                 <w:szCs w:val="19"/>
               </w:rPr>
@@ -602,7 +602,7 @@
             <w:r>
               <w:rPr>
                 <w:rFonts w:ascii="Inter" w:cs="Inter" w:eastAsia="Inter" w:hAnsi="Inter"/>
-                <w:color w:val="454659"/>
+                <w:color w:val="54565A"/>
                 <w:sz w:val="19"/>
                 <w:szCs w:val="19"/>
               </w:rPr>
@@ -627,7 +627,7 @@
             <w:r>
               <w:rPr>
                 <w:rFonts w:ascii="Inter" w:cs="Inter" w:eastAsia="Inter" w:hAnsi="Inter"/>
-                <w:color w:val="454659"/>
+                <w:color w:val="54565A"/>
                 <w:sz w:val="19"/>
                 <w:szCs w:val="19"/>
               </w:rPr>
@@ -652,7 +652,7 @@
             <w:r>
               <w:rPr>
                 <w:rFonts w:ascii="Inter" w:cs="Inter" w:eastAsia="Inter" w:hAnsi="Inter"/>
-                <w:color w:val="454659"/>
+                <w:color w:val="54565A"/>
                 <w:sz w:val="19"/>
                 <w:szCs w:val="19"/>
               </w:rPr>
@@ -678,7 +678,7 @@
             <w:r>
               <w:rPr>
                 <w:rFonts w:ascii="Inter" w:cs="Inter" w:eastAsia="Inter" w:hAnsi="Inter"/>
-                <w:color w:val="454659"/>
+                <w:color w:val="54565A"/>
                 <w:sz w:val="19"/>
                 <w:szCs w:val="19"/>
               </w:rPr>
@@ -702,7 +702,7 @@
             <w:r>
               <w:rPr>
                 <w:rFonts w:ascii="Inter" w:cs="Inter" w:eastAsia="Inter" w:hAnsi="Inter"/>
-                <w:color w:val="454659"/>
+                <w:color w:val="54565A"/>
                 <w:sz w:val="19"/>
                 <w:szCs w:val="19"/>
               </w:rPr>
@@ -726,7 +726,7 @@
             <w:r>
               <w:rPr>
                 <w:rFonts w:ascii="Inter" w:cs="Inter" w:eastAsia="Inter" w:hAnsi="Inter"/>
-                <w:color w:val="454659"/>
+                <w:color w:val="54565A"/>
                 <w:sz w:val="19"/>
                 <w:szCs w:val="19"/>
               </w:rPr>
@@ -750,7 +750,7 @@
             <w:r>
               <w:rPr>
                 <w:rFonts w:ascii="Inter" w:cs="Inter" w:eastAsia="Inter" w:hAnsi="Inter"/>
-                <w:color w:val="454659"/>
+                <w:color w:val="54565A"/>
                 <w:sz w:val="19"/>
                 <w:szCs w:val="19"/>
               </w:rPr>
@@ -777,7 +777,7 @@
             <w:r>
               <w:rPr>
                 <w:rFonts w:ascii="Inter" w:cs="Inter" w:eastAsia="Inter" w:hAnsi="Inter"/>
-                <w:color w:val="454659"/>
+                <w:color w:val="54565A"/>
                 <w:sz w:val="19"/>
                 <w:szCs w:val="19"/>
               </w:rPr>
@@ -802,7 +802,7 @@
             <w:r>
               <w:rPr>
                 <w:rFonts w:ascii="Inter" w:cs="Inter" w:eastAsia="Inter" w:hAnsi="Inter"/>
-                <w:color w:val="454659"/>
+                <w:color w:val="54565A"/>
                 <w:sz w:val="19"/>
                 <w:szCs w:val="19"/>
               </w:rPr>
@@ -827,7 +827,7 @@
             <w:r>
               <w:rPr>
                 <w:rFonts w:ascii="Inter" w:cs="Inter" w:eastAsia="Inter" w:hAnsi="Inter"/>
-                <w:color w:val="454659"/>
+                <w:color w:val="54565A"/>
                 <w:sz w:val="19"/>
                 <w:szCs w:val="19"/>
               </w:rPr>
@@ -852,7 +852,7 @@
             <w:r>
               <w:rPr>
                 <w:rFonts w:ascii="Inter" w:cs="Inter" w:eastAsia="Inter" w:hAnsi="Inter"/>
-                <w:color w:val="454659"/>
+                <w:color w:val="54565A"/>
                 <w:sz w:val="19"/>
                 <w:szCs w:val="19"/>
               </w:rPr>
@@ -878,7 +878,7 @@
             <w:r>
               <w:rPr>
                 <w:rFonts w:ascii="Inter" w:cs="Inter" w:eastAsia="Inter" w:hAnsi="Inter"/>
-                <w:color w:val="454659"/>
+                <w:color w:val="54565A"/>
                 <w:sz w:val="19"/>
                 <w:szCs w:val="19"/>
               </w:rPr>
@@ -902,7 +902,7 @@
             <w:r>
               <w:rPr>
                 <w:rFonts w:ascii="Inter" w:cs="Inter" w:eastAsia="Inter" w:hAnsi="Inter"/>
-                <w:color w:val="454659"/>
+                <w:color w:val="54565A"/>
                 <w:sz w:val="19"/>
                 <w:szCs w:val="19"/>
               </w:rPr>
@@ -926,7 +926,7 @@
             <w:r>
               <w:rPr>
                 <w:rFonts w:ascii="Inter" w:cs="Inter" w:eastAsia="Inter" w:hAnsi="Inter"/>
-                <w:color w:val="454659"/>
+                <w:color w:val="54565A"/>
                 <w:sz w:val="19"/>
                 <w:szCs w:val="19"/>
               </w:rPr>
@@ -950,7 +950,7 @@
             <w:r>
               <w:rPr>
                 <w:rFonts w:ascii="Inter" w:cs="Inter" w:eastAsia="Inter" w:hAnsi="Inter"/>
-                <w:color w:val="454659"/>
+                <w:color w:val="54565A"/>
                 <w:sz w:val="19"/>
                 <w:szCs w:val="19"/>
               </w:rPr>
@@ -977,7 +977,7 @@
             <w:r>
               <w:rPr>
                 <w:rFonts w:ascii="Inter" w:cs="Inter" w:eastAsia="Inter" w:hAnsi="Inter"/>
-                <w:color w:val="454659"/>
+                <w:color w:val="54565A"/>
                 <w:sz w:val="19"/>
                 <w:szCs w:val="19"/>
               </w:rPr>
@@ -1002,7 +1002,7 @@
             <w:r>
               <w:rPr>
                 <w:rFonts w:ascii="Inter" w:cs="Inter" w:eastAsia="Inter" w:hAnsi="Inter"/>
-                <w:color w:val="454659"/>
+                <w:color w:val="54565A"/>
                 <w:sz w:val="19"/>
                 <w:szCs w:val="19"/>
               </w:rPr>
@@ -1027,7 +1027,7 @@
             <w:r>
               <w:rPr>
                 <w:rFonts w:ascii="Inter" w:cs="Inter" w:eastAsia="Inter" w:hAnsi="Inter"/>
-                <w:color w:val="454659"/>
+                <w:color w:val="54565A"/>
                 <w:sz w:val="19"/>
                 <w:szCs w:val="19"/>
               </w:rPr>
@@ -1052,7 +1052,7 @@
             <w:r>
               <w:rPr>
                 <w:rFonts w:ascii="Inter" w:cs="Inter" w:eastAsia="Inter" w:hAnsi="Inter"/>
-                <w:color w:val="454659"/>
+                <w:color w:val="54565A"/>
                 <w:sz w:val="19"/>
                 <w:szCs w:val="19"/>
               </w:rPr>
@@ -1078,7 +1078,7 @@
             <w:r>
               <w:rPr>
                 <w:rFonts w:ascii="Inter" w:cs="Inter" w:eastAsia="Inter" w:hAnsi="Inter"/>
-                <w:color w:val="454659"/>
+                <w:color w:val="54565A"/>
                 <w:sz w:val="19"/>
                 <w:szCs w:val="19"/>
               </w:rPr>
@@ -1102,7 +1102,7 @@
             <w:r>
               <w:rPr>
                 <w:rFonts w:ascii="Inter" w:cs="Inter" w:eastAsia="Inter" w:hAnsi="Inter"/>
-                <w:color w:val="454659"/>
+                <w:color w:val="54565A"/>
                 <w:sz w:val="19"/>
                 <w:szCs w:val="19"/>
               </w:rPr>
@@ -1126,7 +1126,7 @@
             <w:r>
               <w:rPr>
                 <w:rFonts w:ascii="Inter" w:cs="Inter" w:eastAsia="Inter" w:hAnsi="Inter"/>
-                <w:color w:val="454659"/>
+                <w:color w:val="54565A"/>
                 <w:sz w:val="19"/>
                 <w:szCs w:val="19"/>
               </w:rPr>
@@ -1150,7 +1150,7 @@
             <w:r>
               <w:rPr>
                 <w:rFonts w:ascii="Inter" w:cs="Inter" w:eastAsia="Inter" w:hAnsi="Inter"/>
-                <w:color w:val="454659"/>
+                <w:color w:val="54565A"/>
                 <w:sz w:val="19"/>
                 <w:szCs w:val="19"/>
               </w:rPr>
@@ -1177,7 +1177,7 @@
             <w:r>
               <w:rPr>
                 <w:rFonts w:ascii="Inter" w:cs="Inter" w:eastAsia="Inter" w:hAnsi="Inter"/>
-                <w:color w:val="454659"/>
+                <w:color w:val="54565A"/>
                 <w:sz w:val="19"/>
                 <w:szCs w:val="19"/>
               </w:rPr>
@@ -1202,7 +1202,7 @@
             <w:r>
               <w:rPr>
                 <w:rFonts w:ascii="Inter" w:cs="Inter" w:eastAsia="Inter" w:hAnsi="Inter"/>
-                <w:color w:val="454659"/>
+                <w:color w:val="54565A"/>
                 <w:sz w:val="19"/>
                 <w:szCs w:val="19"/>
               </w:rPr>
@@ -1227,7 +1227,7 @@
             <w:r>
               <w:rPr>
                 <w:rFonts w:ascii="Inter" w:cs="Inter" w:eastAsia="Inter" w:hAnsi="Inter"/>
-                <w:color w:val="454659"/>
+                <w:color w:val="54565A"/>
                 <w:sz w:val="19"/>
                 <w:szCs w:val="19"/>
               </w:rPr>
@@ -1252,7 +1252,7 @@
             <w:r>
               <w:rPr>
                 <w:rFonts w:ascii="Inter" w:cs="Inter" w:eastAsia="Inter" w:hAnsi="Inter"/>
-                <w:color w:val="454659"/>
+                <w:color w:val="54565A"/>
                 <w:sz w:val="19"/>
                 <w:szCs w:val="19"/>
               </w:rPr>
@@ -1278,7 +1278,7 @@
             <w:r>
               <w:rPr>
                 <w:rFonts w:ascii="Inter" w:cs="Inter" w:eastAsia="Inter" w:hAnsi="Inter"/>
-                <w:color w:val="454659"/>
+                <w:color w:val="54565A"/>
                 <w:sz w:val="19"/>
                 <w:szCs w:val="19"/>
               </w:rPr>
@@ -1302,7 +1302,7 @@
             <w:r>
               <w:rPr>
                 <w:rFonts w:ascii="Inter" w:cs="Inter" w:eastAsia="Inter" w:hAnsi="Inter"/>
-                <w:color w:val="454659"/>
+                <w:color w:val="54565A"/>
                 <w:sz w:val="19"/>
                 <w:szCs w:val="19"/>
               </w:rPr>
@@ -1326,7 +1326,7 @@
             <w:r>
               <w:rPr>
                 <w:rFonts w:ascii="Inter" w:cs="Inter" w:eastAsia="Inter" w:hAnsi="Inter"/>
-                <w:color w:val="454659"/>
+                <w:color w:val="54565A"/>
                 <w:sz w:val="19"/>
                 <w:szCs w:val="19"/>
               </w:rPr>
@@ -1350,7 +1350,7 @@
             <w:r>
               <w:rPr>
                 <w:rFonts w:ascii="Inter" w:cs="Inter" w:eastAsia="Inter" w:hAnsi="Inter"/>
-                <w:color w:val="454659"/>
+                <w:color w:val="54565A"/>
                 <w:sz w:val="19"/>
                 <w:szCs w:val="19"/>
               </w:rPr>
@@ -1388,7 +1388,7 @@
           <w:bCs w:val="false"/>
           <w:i w:val="false"/>
           <w:iCs w:val="false"/>
-          <w:color w:val="454659"/>
+          <w:color w:val="54565A"/>
           <w:sz w:val="21"/>
           <w:szCs w:val="21"/>
         </w:rPr>
@@ -1544,7 +1544,7 @@
             <w:r>
               <w:rPr>
                 <w:rFonts w:ascii="Inter" w:cs="Inter" w:eastAsia="Inter" w:hAnsi="Inter"/>
-                <w:color w:val="454659"/>
+                <w:color w:val="54565A"/>
                 <w:sz w:val="19"/>
                 <w:szCs w:val="19"/>
               </w:rPr>
@@ -1569,7 +1569,7 @@
             <w:r>
               <w:rPr>
                 <w:rFonts w:ascii="Inter" w:cs="Inter" w:eastAsia="Inter" w:hAnsi="Inter"/>
-                <w:color w:val="454659"/>
+                <w:color w:val="54565A"/>
                 <w:sz w:val="19"/>
                 <w:szCs w:val="19"/>
               </w:rPr>
@@ -1594,7 +1594,7 @@
             <w:r>
               <w:rPr>
                 <w:rFonts w:ascii="Inter" w:cs="Inter" w:eastAsia="Inter" w:hAnsi="Inter"/>
-                <w:color w:val="454659"/>
+                <w:color w:val="54565A"/>
                 <w:sz w:val="19"/>
                 <w:szCs w:val="19"/>
               </w:rPr>
@@ -1619,7 +1619,7 @@
             <w:r>
               <w:rPr>
                 <w:rFonts w:ascii="Inter" w:cs="Inter" w:eastAsia="Inter" w:hAnsi="Inter"/>
-                <w:color w:val="454659"/>
+                <w:color w:val="54565A"/>
                 <w:sz w:val="19"/>
                 <w:szCs w:val="19"/>
               </w:rPr>
@@ -1645,7 +1645,7 @@
             <w:r>
               <w:rPr>
                 <w:rFonts w:ascii="Inter" w:cs="Inter" w:eastAsia="Inter" w:hAnsi="Inter"/>
-                <w:color w:val="454659"/>
+                <w:color w:val="54565A"/>
                 <w:sz w:val="19"/>
                 <w:szCs w:val="19"/>
               </w:rPr>
@@ -1669,7 +1669,7 @@
             <w:r>
               <w:rPr>
                 <w:rFonts w:ascii="Inter" w:cs="Inter" w:eastAsia="Inter" w:hAnsi="Inter"/>
-                <w:color w:val="454659"/>
+                <w:color w:val="54565A"/>
                 <w:sz w:val="19"/>
                 <w:szCs w:val="19"/>
               </w:rPr>
@@ -1693,7 +1693,7 @@
             <w:r>
               <w:rPr>
                 <w:rFonts w:ascii="Inter" w:cs="Inter" w:eastAsia="Inter" w:hAnsi="Inter"/>
-                <w:color w:val="454659"/>
+                <w:color w:val="54565A"/>
                 <w:sz w:val="19"/>
                 <w:szCs w:val="19"/>
               </w:rPr>
@@ -1717,7 +1717,7 @@
             <w:r>
               <w:rPr>
                 <w:rFonts w:ascii="Inter" w:cs="Inter" w:eastAsia="Inter" w:hAnsi="Inter"/>
-                <w:color w:val="454659"/>
+                <w:color w:val="54565A"/>
                 <w:sz w:val="19"/>
                 <w:szCs w:val="19"/>
               </w:rPr>
@@ -1744,7 +1744,7 @@
             <w:r>
               <w:rPr>
                 <w:rFonts w:ascii="Inter" w:cs="Inter" w:eastAsia="Inter" w:hAnsi="Inter"/>
-                <w:color w:val="454659"/>
+                <w:color w:val="54565A"/>
                 <w:sz w:val="19"/>
                 <w:szCs w:val="19"/>
               </w:rPr>
@@ -1769,7 +1769,7 @@
             <w:r>
               <w:rPr>
                 <w:rFonts w:ascii="Inter" w:cs="Inter" w:eastAsia="Inter" w:hAnsi="Inter"/>
-                <w:color w:val="454659"/>
+                <w:color w:val="54565A"/>
                 <w:sz w:val="19"/>
                 <w:szCs w:val="19"/>
               </w:rPr>
@@ -1794,7 +1794,7 @@
             <w:r>
               <w:rPr>
                 <w:rFonts w:ascii="Inter" w:cs="Inter" w:eastAsia="Inter" w:hAnsi="Inter"/>
-                <w:color w:val="454659"/>
+                <w:color w:val="54565A"/>
                 <w:sz w:val="19"/>
                 <w:szCs w:val="19"/>
               </w:rPr>
@@ -1819,7 +1819,7 @@
             <w:r>
               <w:rPr>
                 <w:rFonts w:ascii="Inter" w:cs="Inter" w:eastAsia="Inter" w:hAnsi="Inter"/>
-                <w:color w:val="454659"/>
+                <w:color w:val="54565A"/>
                 <w:sz w:val="19"/>
                 <w:szCs w:val="19"/>
               </w:rPr>
@@ -1845,7 +1845,7 @@
             <w:r>
               <w:rPr>
                 <w:rFonts w:ascii="Inter" w:cs="Inter" w:eastAsia="Inter" w:hAnsi="Inter"/>
-                <w:color w:val="454659"/>
+                <w:color w:val="54565A"/>
                 <w:sz w:val="19"/>
                 <w:szCs w:val="19"/>
               </w:rPr>
@@ -1869,7 +1869,7 @@
             <w:r>
               <w:rPr>
                 <w:rFonts w:ascii="Inter" w:cs="Inter" w:eastAsia="Inter" w:hAnsi="Inter"/>
-                <w:color w:val="454659"/>
+                <w:color w:val="54565A"/>
                 <w:sz w:val="19"/>
                 <w:szCs w:val="19"/>
               </w:rPr>
@@ -1893,7 +1893,7 @@
             <w:r>
               <w:rPr>
                 <w:rFonts w:ascii="Inter" w:cs="Inter" w:eastAsia="Inter" w:hAnsi="Inter"/>
-                <w:color w:val="454659"/>
+                <w:color w:val="54565A"/>
                 <w:sz w:val="19"/>
                 <w:szCs w:val="19"/>
               </w:rPr>
@@ -1917,7 +1917,7 @@
             <w:r>
               <w:rPr>
                 <w:rFonts w:ascii="Inter" w:cs="Inter" w:eastAsia="Inter" w:hAnsi="Inter"/>
-                <w:color w:val="454659"/>
+                <w:color w:val="54565A"/>
                 <w:sz w:val="19"/>
                 <w:szCs w:val="19"/>
               </w:rPr>
@@ -1944,7 +1944,7 @@
             <w:r>
               <w:rPr>
                 <w:rFonts w:ascii="Inter" w:cs="Inter" w:eastAsia="Inter" w:hAnsi="Inter"/>
-                <w:color w:val="454659"/>
+                <w:color w:val="54565A"/>
                 <w:sz w:val="19"/>
                 <w:szCs w:val="19"/>
               </w:rPr>
@@ -1969,7 +1969,7 @@
             <w:r>
               <w:rPr>
                 <w:rFonts w:ascii="Inter" w:cs="Inter" w:eastAsia="Inter" w:hAnsi="Inter"/>
-                <w:color w:val="454659"/>
+                <w:color w:val="54565A"/>
                 <w:sz w:val="19"/>
                 <w:szCs w:val="19"/>
               </w:rPr>
@@ -1994,7 +1994,7 @@
             <w:r>
               <w:rPr>
                 <w:rFonts w:ascii="Inter" w:cs="Inter" w:eastAsia="Inter" w:hAnsi="Inter"/>
-                <w:color w:val="454659"/>
+                <w:color w:val="54565A"/>
                 <w:sz w:val="19"/>
                 <w:szCs w:val="19"/>
               </w:rPr>
@@ -2019,7 +2019,7 @@
             <w:r>
               <w:rPr>
                 <w:rFonts w:ascii="Inter" w:cs="Inter" w:eastAsia="Inter" w:hAnsi="Inter"/>
-                <w:color w:val="454659"/>
+                <w:color w:val="54565A"/>
                 <w:sz w:val="19"/>
                 <w:szCs w:val="19"/>
               </w:rPr>
@@ -2045,7 +2045,7 @@
             <w:r>
               <w:rPr>
                 <w:rFonts w:ascii="Inter" w:cs="Inter" w:eastAsia="Inter" w:hAnsi="Inter"/>
-                <w:color w:val="454659"/>
+                <w:color w:val="54565A"/>
                 <w:sz w:val="19"/>
                 <w:szCs w:val="19"/>
               </w:rPr>
@@ -2069,7 +2069,7 @@
             <w:r>
               <w:rPr>
                 <w:rFonts w:ascii="Inter" w:cs="Inter" w:eastAsia="Inter" w:hAnsi="Inter"/>
-                <w:color w:val="454659"/>
+                <w:color w:val="54565A"/>
                 <w:sz w:val="19"/>
                 <w:szCs w:val="19"/>
               </w:rPr>
@@ -2093,7 +2093,7 @@
             <w:r>
               <w:rPr>
                 <w:rFonts w:ascii="Inter" w:cs="Inter" w:eastAsia="Inter" w:hAnsi="Inter"/>
-                <w:color w:val="454659"/>
+                <w:color w:val="54565A"/>
                 <w:sz w:val="19"/>
                 <w:szCs w:val="19"/>
               </w:rPr>
@@ -2117,7 +2117,7 @@
             <w:r>
               <w:rPr>
                 <w:rFonts w:ascii="Inter" w:cs="Inter" w:eastAsia="Inter" w:hAnsi="Inter"/>
-                <w:color w:val="454659"/>
+                <w:color w:val="54565A"/>
                 <w:sz w:val="19"/>
                 <w:szCs w:val="19"/>
               </w:rPr>
@@ -2144,7 +2144,7 @@
             <w:r>
               <w:rPr>
                 <w:rFonts w:ascii="Inter" w:cs="Inter" w:eastAsia="Inter" w:hAnsi="Inter"/>
-                <w:color w:val="454659"/>
+                <w:color w:val="54565A"/>
                 <w:sz w:val="19"/>
                 <w:szCs w:val="19"/>
               </w:rPr>
@@ -2169,7 +2169,7 @@
             <w:r>
               <w:rPr>
                 <w:rFonts w:ascii="Inter" w:cs="Inter" w:eastAsia="Inter" w:hAnsi="Inter"/>
-                <w:color w:val="454659"/>
+                <w:color w:val="54565A"/>
                 <w:sz w:val="19"/>
                 <w:szCs w:val="19"/>
               </w:rPr>
@@ -2194,7 +2194,7 @@
             <w:r>
               <w:rPr>
                 <w:rFonts w:ascii="Inter" w:cs="Inter" w:eastAsia="Inter" w:hAnsi="Inter"/>
-                <w:color w:val="454659"/>
+                <w:color w:val="54565A"/>
                 <w:sz w:val="19"/>
                 <w:szCs w:val="19"/>
               </w:rPr>
@@ -2219,7 +2219,7 @@
             <w:r>
               <w:rPr>
                 <w:rFonts w:ascii="Inter" w:cs="Inter" w:eastAsia="Inter" w:hAnsi="Inter"/>
-                <w:color w:val="454659"/>
+                <w:color w:val="54565A"/>
                 <w:sz w:val="19"/>
                 <w:szCs w:val="19"/>
               </w:rPr>
@@ -2245,7 +2245,7 @@
             <w:r>
               <w:rPr>
                 <w:rFonts w:ascii="Inter" w:cs="Inter" w:eastAsia="Inter" w:hAnsi="Inter"/>
-                <w:color w:val="454659"/>
+                <w:color w:val="54565A"/>
                 <w:sz w:val="19"/>
                 <w:szCs w:val="19"/>
               </w:rPr>
@@ -2269,7 +2269,7 @@
             <w:r>
               <w:rPr>
                 <w:rFonts w:ascii="Inter" w:cs="Inter" w:eastAsia="Inter" w:hAnsi="Inter"/>
-                <w:color w:val="454659"/>
+                <w:color w:val="54565A"/>
                 <w:sz w:val="19"/>
                 <w:szCs w:val="19"/>
               </w:rPr>
@@ -2293,7 +2293,7 @@
             <w:r>
               <w:rPr>
                 <w:rFonts w:ascii="Inter" w:cs="Inter" w:eastAsia="Inter" w:hAnsi="Inter"/>
-                <w:color w:val="454659"/>
+                <w:color w:val="54565A"/>
                 <w:sz w:val="19"/>
                 <w:szCs w:val="19"/>
               </w:rPr>
@@ -2317,7 +2317,7 @@
             <w:r>
               <w:rPr>
                 <w:rFonts w:ascii="Inter" w:cs="Inter" w:eastAsia="Inter" w:hAnsi="Inter"/>
-                <w:color w:val="454659"/>
+                <w:color w:val="54565A"/>
                 <w:sz w:val="19"/>
                 <w:szCs w:val="19"/>
               </w:rPr>
@@ -2355,7 +2355,7 @@
           <w:bCs w:val="false"/>
           <w:i w:val="false"/>
           <w:iCs w:val="false"/>
-          <w:color w:val="454659"/>
+          <w:color w:val="54565A"/>
           <w:sz w:val="21"/>
           <w:szCs w:val="21"/>
         </w:rPr>
@@ -2511,7 +2511,7 @@
             <w:r>
               <w:rPr>
                 <w:rFonts w:ascii="Inter" w:cs="Inter" w:eastAsia="Inter" w:hAnsi="Inter"/>
-                <w:color w:val="454659"/>
+                <w:color w:val="54565A"/>
                 <w:sz w:val="19"/>
                 <w:szCs w:val="19"/>
               </w:rPr>
@@ -2536,7 +2536,7 @@
             <w:r>
               <w:rPr>
                 <w:rFonts w:ascii="Inter" w:cs="Inter" w:eastAsia="Inter" w:hAnsi="Inter"/>
-                <w:color w:val="454659"/>
+                <w:color w:val="54565A"/>
                 <w:sz w:val="19"/>
                 <w:szCs w:val="19"/>
               </w:rPr>
@@ -2561,7 +2561,7 @@
             <w:r>
               <w:rPr>
                 <w:rFonts w:ascii="Inter" w:cs="Inter" w:eastAsia="Inter" w:hAnsi="Inter"/>
-                <w:color w:val="454659"/>
+                <w:color w:val="54565A"/>
                 <w:sz w:val="19"/>
                 <w:szCs w:val="19"/>
               </w:rPr>
@@ -2586,7 +2586,7 @@
             <w:r>
               <w:rPr>
                 <w:rFonts w:ascii="Inter" w:cs="Inter" w:eastAsia="Inter" w:hAnsi="Inter"/>
-                <w:color w:val="454659"/>
+                <w:color w:val="54565A"/>
                 <w:sz w:val="19"/>
                 <w:szCs w:val="19"/>
               </w:rPr>
@@ -2612,7 +2612,7 @@
             <w:r>
               <w:rPr>
                 <w:rFonts w:ascii="Inter" w:cs="Inter" w:eastAsia="Inter" w:hAnsi="Inter"/>
-                <w:color w:val="454659"/>
+                <w:color w:val="54565A"/>
                 <w:sz w:val="19"/>
                 <w:szCs w:val="19"/>
               </w:rPr>
@@ -2636,7 +2636,7 @@
             <w:r>
               <w:rPr>
                 <w:rFonts w:ascii="Inter" w:cs="Inter" w:eastAsia="Inter" w:hAnsi="Inter"/>
-                <w:color w:val="454659"/>
+                <w:color w:val="54565A"/>
                 <w:sz w:val="19"/>
                 <w:szCs w:val="19"/>
               </w:rPr>
@@ -2660,7 +2660,7 @@
             <w:r>
               <w:rPr>
                 <w:rFonts w:ascii="Inter" w:cs="Inter" w:eastAsia="Inter" w:hAnsi="Inter"/>
-                <w:color w:val="454659"/>
+                <w:color w:val="54565A"/>
                 <w:sz w:val="19"/>
                 <w:szCs w:val="19"/>
               </w:rPr>
@@ -2684,7 +2684,7 @@
             <w:r>
               <w:rPr>
                 <w:rFonts w:ascii="Inter" w:cs="Inter" w:eastAsia="Inter" w:hAnsi="Inter"/>
-                <w:color w:val="454659"/>
+                <w:color w:val="54565A"/>
                 <w:sz w:val="19"/>
                 <w:szCs w:val="19"/>
               </w:rPr>
@@ -2787,7 +2787,7 @@
                 <w:rFonts w:ascii="Inter" w:cs="Inter" w:eastAsia="Inter" w:hAnsi="Inter"/>
                 <w:i/>
                 <w:iCs/>
-                <w:color w:val="454659"/>
+                <w:color w:val="54565A"/>
                 <w:sz w:val="20"/>
                 <w:szCs w:val="20"/>
               </w:rPr>
@@ -2817,7 +2817,7 @@
           <w:rFonts w:ascii="Inter" w:cs="Inter" w:eastAsia="Inter" w:hAnsi="Inter"/>
           <w:i/>
           <w:iCs/>
-          <w:color w:val="454659"/>
+          <w:color w:val="54565A"/>
           <w:sz w:val="20"/>
           <w:szCs w:val="20"/>
         </w:rPr>
@@ -2898,7 +2898,7 @@
                 <w:rFonts w:ascii="Inter" w:cs="Inter" w:eastAsia="Inter" w:hAnsi="Inter"/>
                 <w:i/>
                 <w:iCs/>
-                <w:color w:val="454659"/>
+                <w:color w:val="54565A"/>
                 <w:sz w:val="18"/>
                 <w:szCs w:val="18"/>
               </w:rPr>
@@ -2929,7 +2929,7 @@
           <w:rFonts w:ascii="Inter" w:cs="Inter" w:eastAsia="Inter" w:hAnsi="Inter"/>
           <w:b w:val="false"/>
           <w:bCs w:val="false"/>
-          <w:color w:val="454659"/>
+          <w:color w:val="54565A"/>
           <w:sz w:val="21"/>
           <w:szCs w:val="21"/>
         </w:rPr>
@@ -2957,7 +2957,7 @@
           <w:rFonts w:ascii="Inter" w:cs="Inter" w:eastAsia="Inter" w:hAnsi="Inter"/>
           <w:b w:val="false"/>
           <w:bCs w:val="false"/>
-          <w:color w:val="454659"/>
+          <w:color w:val="54565A"/>
           <w:sz w:val="21"/>
           <w:szCs w:val="21"/>
         </w:rPr>
@@ -2985,7 +2985,7 @@
           <w:rFonts w:ascii="Inter" w:cs="Inter" w:eastAsia="Inter" w:hAnsi="Inter"/>
           <w:b w:val="false"/>
           <w:bCs w:val="false"/>
-          <w:color w:val="454659"/>
+          <w:color w:val="54565A"/>
           <w:sz w:val="21"/>
           <w:szCs w:val="21"/>
         </w:rPr>
@@ -3013,7 +3013,7 @@
           <w:rFonts w:ascii="Inter" w:cs="Inter" w:eastAsia="Inter" w:hAnsi="Inter"/>
           <w:b w:val="false"/>
           <w:bCs w:val="false"/>
-          <w:color w:val="454659"/>
+          <w:color w:val="54565A"/>
           <w:sz w:val="21"/>
           <w:szCs w:val="21"/>
         </w:rPr>
@@ -3041,7 +3041,7 @@
           <w:rFonts w:ascii="Inter" w:cs="Inter" w:eastAsia="Inter" w:hAnsi="Inter"/>
           <w:b w:val="false"/>
           <w:bCs w:val="false"/>
-          <w:color w:val="454659"/>
+          <w:color w:val="54565A"/>
           <w:sz w:val="21"/>
           <w:szCs w:val="21"/>
         </w:rPr>
@@ -3069,7 +3069,7 @@
           <w:rFonts w:ascii="Inter" w:cs="Inter" w:eastAsia="Inter" w:hAnsi="Inter"/>
           <w:b w:val="false"/>
           <w:bCs w:val="false"/>
-          <w:color w:val="454659"/>
+          <w:color w:val="54565A"/>
           <w:sz w:val="21"/>
           <w:szCs w:val="21"/>
         </w:rPr>
@@ -3104,7 +3104,7 @@
           <w:bCs w:val="false"/>
           <w:i w:val="false"/>
           <w:iCs w:val="false"/>
-          <w:color w:val="454659"/>
+          <w:color w:val="54565A"/>
           <w:sz w:val="21"/>
           <w:szCs w:val="21"/>
         </w:rPr>
@@ -3132,7 +3132,7 @@
           <w:rFonts w:ascii="Inter" w:cs="Inter" w:eastAsia="Inter" w:hAnsi="Inter"/>
           <w:b w:val="false"/>
           <w:bCs w:val="false"/>
-          <w:color w:val="454659"/>
+          <w:color w:val="54565A"/>
           <w:sz w:val="21"/>
           <w:szCs w:val="21"/>
         </w:rPr>
@@ -3160,7 +3160,7 @@
           <w:rFonts w:ascii="Inter" w:cs="Inter" w:eastAsia="Inter" w:hAnsi="Inter"/>
           <w:b w:val="false"/>
           <w:bCs w:val="false"/>
-          <w:color w:val="454659"/>
+          <w:color w:val="54565A"/>
           <w:sz w:val="21"/>
           <w:szCs w:val="21"/>
         </w:rPr>
@@ -3242,7 +3242,7 @@
             <w:r>
               <w:rPr>
                 <w:rFonts w:ascii="Consolas" w:cs="Consolas" w:eastAsia="Consolas" w:hAnsi="Consolas"/>
-                <w:color w:val="454659"/>
+                <w:color w:val="54565A"/>
                 <w:sz w:val="20"/>
                 <w:szCs w:val="20"/>
               </w:rPr>
@@ -3273,7 +3273,7 @@
           <w:rFonts w:ascii="Inter" w:cs="Inter" w:eastAsia="Inter" w:hAnsi="Inter"/>
           <w:b w:val="false"/>
           <w:bCs w:val="false"/>
-          <w:color w:val="454659"/>
+          <w:color w:val="54565A"/>
           <w:sz w:val="21"/>
           <w:szCs w:val="21"/>
         </w:rPr>
@@ -3301,7 +3301,7 @@
           <w:rFonts w:ascii="Inter" w:cs="Inter" w:eastAsia="Inter" w:hAnsi="Inter"/>
           <w:b w:val="false"/>
           <w:bCs w:val="false"/>
-          <w:color w:val="454659"/>
+          <w:color w:val="54565A"/>
           <w:sz w:val="21"/>
           <w:szCs w:val="21"/>
         </w:rPr>
@@ -3383,7 +3383,7 @@
             <w:r>
               <w:rPr>
                 <w:rFonts w:ascii="Consolas" w:cs="Consolas" w:eastAsia="Consolas" w:hAnsi="Consolas"/>
-                <w:color w:val="454659"/>
+                <w:color w:val="54565A"/>
                 <w:sz w:val="20"/>
                 <w:szCs w:val="20"/>
               </w:rPr>
@@ -3414,7 +3414,7 @@
           <w:rFonts w:ascii="Inter" w:cs="Inter" w:eastAsia="Inter" w:hAnsi="Inter"/>
           <w:b w:val="false"/>
           <w:bCs w:val="false"/>
-          <w:color w:val="454659"/>
+          <w:color w:val="54565A"/>
           <w:sz w:val="21"/>
           <w:szCs w:val="21"/>
         </w:rPr>
@@ -3480,7 +3480,7 @@
             <w:r>
               <w:rPr>
                 <w:rFonts w:ascii="Inter" w:cs="Inter" w:eastAsia="Inter" w:hAnsi="Inter"/>
-                <w:color w:val="454659"/>
+                <w:color w:val="54565A"/>
                 <w:sz w:val="20"/>
                 <w:szCs w:val="20"/>
               </w:rPr>
@@ -3548,7 +3548,7 @@
                 <w:rFonts w:ascii="Inter" w:cs="Inter" w:eastAsia="Inter" w:hAnsi="Inter"/>
                 <w:i/>
                 <w:iCs/>
-                <w:color w:val="454659"/>
+                <w:color w:val="54565A"/>
                 <w:sz w:val="18"/>
                 <w:szCs w:val="18"/>
               </w:rPr>
@@ -3578,7 +3578,7 @@
           <w:rFonts w:ascii="Inter" w:cs="Inter" w:eastAsia="Inter" w:hAnsi="Inter"/>
           <w:i/>
           <w:iCs/>
-          <w:color w:val="454659"/>
+          <w:color w:val="54565A"/>
           <w:sz w:val="20"/>
           <w:szCs w:val="20"/>
         </w:rPr>
@@ -3592,7 +3592,7 @@
       <w:r>
         <w:rPr>
           <w:rFonts w:ascii="Inter" w:cs="Inter" w:eastAsia="Inter" w:hAnsi="Inter"/>
-          <w:color w:val="454659"/>
+          <w:color w:val="54565A"/>
           <w:sz w:val="20"/>
           <w:szCs w:val="20"/>
         </w:rPr>
@@ -3612,7 +3612,7 @@
       <w:r>
         <w:rPr>
           <w:rFonts w:ascii="Inter" w:cs="Inter" w:eastAsia="Inter" w:hAnsi="Inter"/>
-          <w:color w:val="454659"/>
+          <w:color w:val="54565A"/>
           <w:sz w:val="20"/>
           <w:szCs w:val="20"/>
         </w:rPr>
@@ -3632,7 +3632,7 @@
       <w:r>
         <w:rPr>
           <w:rFonts w:ascii="Inter" w:cs="Inter" w:eastAsia="Inter" w:hAnsi="Inter"/>
-          <w:color w:val="454659"/>
+          <w:color w:val="54565A"/>
           <w:sz w:val="20"/>
           <w:szCs w:val="20"/>
         </w:rPr>
@@ -3853,35 +3853,11 @@
     <w:r>
       <w:rPr>
         <w:rFonts w:ascii="Inter" w:cs="Inter" w:eastAsia="Inter" w:hAnsi="Inter"/>
-        <w:color w:val="454659"/>
+        <w:color w:val="54565A"/>
         <w:sz w:val="14"/>
         <w:szCs w:val="14"/>
       </w:rPr>
-      <w:t xml:space="preserve">Meridian Commerce Group  •  </w:t>
-    </w:r>
-    <w:r>
-      <w:rPr>
-        <w:rFonts w:ascii="Inter" w:cs="Inter" w:eastAsia="Inter" w:hAnsi="Inter"/>
-        <w:color w:val="454659"/>
-        <w:sz w:val="14"/>
-        <w:szCs w:val="14"/>
-      </w:rPr>
-      <w:t xml:space="preserve">Weena 505, 3013 AL Rotterdam, Netherlands</w:t>
-    </w:r>
-  </w:p>
-  <w:p>
-    <w:pPr>
-      <w:spacing w:after="0" w:before="0"/>
-      <w:jc w:val="center"/>
-    </w:pPr>
-    <w:r>
-      <w:rPr>
-        <w:rFonts w:ascii="Inter" w:cs="Inter" w:eastAsia="Inter" w:hAnsi="Inter"/>
-        <w:color w:val="454659"/>
-        <w:sz w:val="14"/>
-        <w:szCs w:val="14"/>
-      </w:rPr>
-      <w:t xml:space="preserve">+31 10 798 4000  •  www.meridiancommerce.com  •  info@meridiancommerce.com</w:t>
+      <w:t xml:space="preserve">Qlik</w:t>
     </w:r>
   </w:p>
   <w:p>
@@ -3903,7 +3879,7 @@
     <w:r>
       <w:rPr>
         <w:rFonts w:ascii="Inter" w:cs="Inter" w:eastAsia="Inter" w:hAnsi="Inter"/>
-        <w:color w:val="454659"/>
+        <w:color w:val="54565A"/>
         <w:sz w:val="13"/>
         <w:szCs w:val="13"/>
       </w:rPr>
@@ -3912,7 +3888,7 @@
     <w:r>
       <w:rPr>
         <w:rFonts w:ascii="Inter" w:cs="Inter" w:eastAsia="Inter" w:hAnsi="Inter"/>
-        <w:color w:val="454659"/>
+        <w:color w:val="54565A"/>
         <w:sz w:val="13"/>
         <w:szCs w:val="13"/>
       </w:rPr>
@@ -3966,12 +3942,12 @@
 <w:hdr xmlns:wpc="http://schemas.microsoft.com/office/word/2010/wordprocessingCanvas" xmlns:mc="http://schemas.openxmlformats.org/markup-compatibility/2006" xmlns:o="urn:schemas-microsoft-com:office:office" xmlns:r="http://schemas.openxmlformats.org/officeDocument/2006/relationships" xmlns:m="http://schemas.openxmlformats.org/officeDocument/2006/math" xmlns:v="urn:schemas-microsoft-com:vml" xmlns:wp14="http://schemas.microsoft.com/office/word/2010/wordprocessingDrawing" xmlns:wp="http://schemas.openxmlformats.org/drawingml/2006/wordprocessingDrawing" xmlns:w10="urn:schemas-microsoft-com:office:word" xmlns:w="http://schemas.openxmlformats.org/wordprocessingml/2006/main" xmlns:w14="http://schemas.microsoft.com/office/word/2010/wordml" xmlns:w15="http://schemas.microsoft.com/office/word/2012/wordml" xmlns:wpg="http://schemas.microsoft.com/office/word/2010/wordprocessingGroup" xmlns:wpi="http://schemas.microsoft.com/office/word/2010/wordprocessingInk" xmlns:wne="http://schemas.microsoft.com/office/word/2006/wordml" xmlns:wps="http://schemas.microsoft.com/office/word/2010/wordprocessingShape" xmlns:cx="http://schemas.microsoft.com/office/drawing/2014/chartex" xmlns:cx1="http://schemas.microsoft.com/office/drawing/2015/9/8/chartex" xmlns:cx2="http://schemas.microsoft.com/office/drawing/2015/10/21/chartex" xmlns:cx3="http://schemas.microsoft.com/office/drawing/2016/5/9/chartex" xmlns:cx4="http://schemas.microsoft.com/office/drawing/2016/5/10/chartex" xmlns:cx5="http://schemas.microsoft.com/office/drawing/2016/5/11/chartex" xmlns:cx6="http://schemas.microsoft.com/office/drawing/2016/5/12/chartex" xmlns:cx7="http://schemas.microsoft.com/office/drawing/2016/5/13/chartex" xmlns:cx8="http://schemas.microsoft.com/office/drawing/2016/5/14/chartex" xmlns:w16cid="http://schemas.microsoft.com/office/word/2016/wordml/cid" xmlns:w16se="http://schemas.microsoft.com/office/word/2015/wordml/symex">
   <w:p>
     <w:pPr>
-      <w:spacing w:after="0"/>
+      <w:spacing w:after="60"/>
     </w:pPr>
     <w:r>
       <w:drawing>
         <wp:inline distT="0" distB="0" distL="0" distR="0">
-          <wp:extent cx="762000" cy="333375"/>
+          <wp:extent cx="1123950" cy="628650"/>
           <wp:effectExtent t="0" r="0" b="0" l="0"/>
           <wp:docPr id="1" name="" descr="" title=""/>
           <wp:cNvGraphicFramePr>
@@ -3996,7 +3972,7 @@
                 <pic:spPr bwMode="auto">
                   <a:xfrm>
                     <a:off x="0" y="0"/>
-                    <a:ext cx="762000" cy="333375"/>
+                    <a:ext cx="1123950" cy="628650"/>
                   </a:xfrm>
                   <a:prstGeom prst="rect">
                     <a:avLst/>
@@ -4007,63 +3983,6 @@
           </a:graphic>
         </wp:inline>
       </w:drawing>
-    </w:r>
-    <w:r>
-      <w:rPr>
-        <w:rFonts w:ascii="Inter" w:cs="Inter" w:eastAsia="Inter" w:hAnsi="Inter"/>
-        <w:sz w:val="20"/>
-        <w:szCs w:val="20"/>
-      </w:rPr>
-      <w:t xml:space="preserve">   </w:t>
-    </w:r>
-    <w:r>
-      <w:rPr>
-        <w:rFonts w:ascii="Inter" w:cs="Inter" w:eastAsia="Inter" w:hAnsi="Inter"/>
-        <w:b/>
-        <w:bCs/>
-        <w:color w:val="19416C"/>
-        <w:sz w:val="26"/>
-        <w:szCs w:val="26"/>
-      </w:rPr>
-      <w:t xml:space="preserve">MERIDIAN</w:t>
-    </w:r>
-    <w:r>
-      <w:rPr>
-        <w:rFonts w:ascii="Inter" w:cs="Inter" w:eastAsia="Inter" w:hAnsi="Inter"/>
-        <w:b w:val="false"/>
-        <w:bCs w:val="false"/>
-        <w:color w:val="19416C"/>
-        <w:sz w:val="26"/>
-        <w:szCs w:val="26"/>
-      </w:rPr>
-      <w:t xml:space="preserve"> COMMERCE </w:t>
-    </w:r>
-    <w:r>
-      <w:rPr>
-        <w:rFonts w:ascii="Inter" w:cs="Inter" w:eastAsia="Inter" w:hAnsi="Inter"/>
-        <w:b/>
-        <w:bCs/>
-        <w:color w:val="009845"/>
-        <w:sz w:val="26"/>
-        <w:szCs w:val="26"/>
-      </w:rPr>
-      <w:t xml:space="preserve">GROUP</w:t>
-    </w:r>
-  </w:p>
-  <w:p>
-    <w:pPr>
-      <w:spacing w:after="0"/>
-    </w:pPr>
-    <w:r>
-      <w:rPr>
-        <w:rFonts w:ascii="Inter" w:cs="Inter" w:eastAsia="Inter" w:hAnsi="Inter"/>
-        <w:i/>
-        <w:iCs/>
-        <w:color w:val="454659"/>
-        <w:sz w:val="16"/>
-        <w:szCs w:val="16"/>
-      </w:rPr>
-      <w:t xml:space="preserve">The neighborhood store with global reach</w:t>
     </w:r>
   </w:p>
   <w:p>
@@ -4198,12 +4117,12 @@
 </file>
 
 <file path=word/styles.xml><?xml version="1.0" encoding="utf-8"?>
-<w:styles xmlns:mc="http://schemas.openxmlformats.org/markup-compatibility/2006" xmlns:r="http://schemas.openxmlformats.org/officeDocument/2006/relationships" xmlns:w="http://schemas.openxmlformats.org/wordprocessingml/2006/main" xmlns:w14="http://schemas.microsoft.com/office/word/2010/wordml" xmlns:w15="http://schemas.microsoft.com/office/word/2012/wordml" xmlns:w16cex="http://schemas.microsoft.com/office/word/2018/wordml/cex" xmlns:w16cid="http://schemas.microsoft.com/office/word/2016/wordml/cid" xmlns:w16="http://schemas.microsoft.com/office/word/2018/wordml" xmlns:w16sdtdh="http://schemas.microsoft.com/office/word/2020/wordml/sdtdatahash" xmlns:w16se="http://schemas.microsoft.com/office/word/2015/wordml/symex" mc:Ignorable="w14 w15 w16se w16cid w16 w16cex w16sdtdh">
+<w:styles xmlns:mc="http://schemas.openxmlformats.org/markup-compatibility/2006" xmlns:r="http://schemas.openxmlformats.org/officeDocument/2006/relationships" xmlns:w="http://schemas.openxmlformats.org/wordprocessingml/2006/main" xmlns:w14="http://schemas.microsoft.com/office/word/2010/wordml" xmlns:w15="http://schemas.microsoft.com/office/word/2012/wordml" mc:Ignorable="w14 w15">
   <w:docDefaults>
     <w:rPrDefault>
       <w:rPr>
         <w:rFonts w:ascii="Inter" w:cs="Inter" w:eastAsia="Inter" w:hAnsi="Inter"/>
-        <w:color w:val="454659"/>
+        <w:color w:val="54565A"/>
         <w:sz w:val="22"/>
         <w:szCs w:val="22"/>
       </w:rPr>
@@ -4403,941 +4322,5 @@
       <w:szCs w:val="20"/>
     </w:rPr>
   </w:style>
-  <w:docDefaults>
-    <w:rPrDefault>
-      <w:rPr>
-        <w:rFonts w:asciiTheme="minorHAnsi" w:eastAsiaTheme="minorHAnsi" w:hAnsiTheme="minorHAnsi" w:cstheme="minorBidi"/>
-        <w:kern w:val="2"/>
-        <w:sz w:val="24"/>
-        <w:szCs w:val="24"/>
-        <w:lang w:val="en-US" w:eastAsia="en-US" w:bidi="ar-SA"/>
-        <w14:ligatures w14:val="standardContextual"/>
-      </w:rPr>
-    </w:rPrDefault>
-    <w:pPrDefault/>
-  </w:docDefaults>
-  <w:latentStyles w:defLockedState="0" w:defUIPriority="99" w:defSemiHidden="0" w:defUnhideWhenUsed="0" w:defQFormat="0" w:count="376">
-    <w:lsdException w:name="Normal" w:uiPriority="0" w:qFormat="1"/>
-    <w:lsdException w:name="heading 1" w:uiPriority="9" w:qFormat="1"/>
-    <w:lsdException w:name="heading 2" w:semiHidden="1" w:uiPriority="9" w:unhideWhenUsed="1" w:qFormat="1"/>
-    <w:lsdException w:name="heading 3" w:semiHidden="1" w:uiPriority="9" w:unhideWhenUsed="1" w:qFormat="1"/>
-    <w:lsdException w:name="heading 4" w:semiHidden="1" w:uiPriority="9" w:unhideWhenUsed="1" w:qFormat="1"/>
-    <w:lsdException w:name="heading 5" w:semiHidden="1" w:uiPriority="9" w:unhideWhenUsed="1" w:qFormat="1"/>
-    <w:lsdException w:name="heading 6" w:semiHidden="1" w:uiPriority="9" w:unhideWhenUsed="1" w:qFormat="1"/>
-    <w:lsdException w:name="heading 7" w:semiHidden="1" w:uiPriority="9" w:unhideWhenUsed="1" w:qFormat="1"/>
-    <w:lsdException w:name="heading 8" w:semiHidden="1" w:uiPriority="9" w:unhideWhenUsed="1" w:qFormat="1"/>
-    <w:lsdException w:name="heading 9" w:semiHidden="1" w:uiPriority="9" w:unhideWhenUsed="1" w:qFormat="1"/>
-    <w:lsdException w:name="index 1" w:semiHidden="1" w:unhideWhenUsed="1"/>
-    <w:lsdException w:name="index 2" w:semiHidden="1" w:unhideWhenUsed="1"/>
-    <w:lsdException w:name="index 3" w:semiHidden="1" w:unhideWhenUsed="1"/>
-    <w:lsdException w:name="index 4" w:semiHidden="1" w:unhideWhenUsed="1"/>
-    <w:lsdException w:name="index 5" w:semiHidden="1" w:unhideWhenUsed="1"/>
-    <w:lsdException w:name="index 6" w:semiHidden="1" w:unhideWhenUsed="1"/>
-    <w:lsdException w:name="index 7" w:semiHidden="1" w:unhideWhenUsed="1"/>
-    <w:lsdException w:name="index 8" w:semiHidden="1" w:unhideWhenUsed="1"/>
-    <w:lsdException w:name="index 9" w:semiHidden="1" w:unhideWhenUsed="1"/>
-    <w:lsdException w:name="toc 1" w:semiHidden="1" w:uiPriority="39" w:unhideWhenUsed="1"/>
-    <w:lsdException w:name="toc 2" w:semiHidden="1" w:uiPriority="39" w:unhideWhenUsed="1"/>
-    <w:lsdException w:name="toc 3" w:semiHidden="1" w:uiPriority="39" w:unhideWhenUsed="1"/>
-    <w:lsdException w:name="toc 4" w:semiHidden="1" w:uiPriority="39" w:unhideWhenUsed="1"/>
-    <w:lsdException w:name="toc 5" w:semiHidden="1" w:uiPriority="39" w:unhideWhenUsed="1"/>
-    <w:lsdException w:name="toc 6" w:semiHidden="1" w:uiPriority="39" w:unhideWhenUsed="1"/>
-    <w:lsdException w:name="toc 7" w:semiHidden="1" w:uiPriority="39" w:unhideWhenUsed="1"/>
-    <w:lsdException w:name="toc 8" w:semiHidden="1" w:uiPriority="39" w:unhideWhenUsed="1"/>
-    <w:lsdException w:name="toc 9" w:semiHidden="1" w:uiPriority="39" w:unhideWhenUsed="1"/>
-    <w:lsdException w:name="Normal Indent" w:semiHidden="1" w:unhideWhenUsed="1"/>
-    <w:lsdException w:name="footnote text" w:semiHidden="1" w:unhideWhenUsed="1"/>
-    <w:lsdException w:name="annotation text" w:semiHidden="1" w:unhideWhenUsed="1"/>
-    <w:lsdException w:name="header" w:semiHidden="1" w:unhideWhenUsed="1"/>
-    <w:lsdException w:name="footer" w:semiHidden="1" w:unhideWhenUsed="1"/>
-    <w:lsdException w:name="index heading" w:semiHidden="1" w:unhideWhenUsed="1"/>
-    <w:lsdException w:name="caption" w:semiHidden="1" w:uiPriority="35" w:unhideWhenUsed="1" w:qFormat="1"/>
-    <w:lsdException w:name="table of figures" w:semiHidden="1" w:unhideWhenUsed="1"/>
-    <w:lsdException w:name="envelope address" w:semiHidden="1" w:unhideWhenUsed="1"/>
-    <w:lsdException w:name="envelope return" w:semiHidden="1" w:unhideWhenUsed="1"/>
-    <w:lsdException w:name="footnote reference" w:semiHidden="1" w:unhideWhenUsed="1"/>
-    <w:lsdException w:name="annotation reference" w:semiHidden="1" w:unhideWhenUsed="1"/>
-    <w:lsdException w:name="line number" w:semiHidden="1" w:unhideWhenUsed="1"/>
-    <w:lsdException w:name="page number" w:semiHidden="1" w:unhideWhenUsed="1"/>
-    <w:lsdException w:name="endnote reference" w:semiHidden="1" w:unhideWhenUsed="1"/>
-    <w:lsdException w:name="endnote text" w:semiHidden="1" w:unhideWhenUsed="1"/>
-    <w:lsdException w:name="table of authorities" w:semiHidden="1" w:unhideWhenUsed="1"/>
-    <w:lsdException w:name="macro" w:semiHidden="1" w:unhideWhenUsed="1"/>
-    <w:lsdException w:name="toa heading" w:semiHidden="1" w:unhideWhenUsed="1"/>
-    <w:lsdException w:name="List" w:semiHidden="1" w:unhideWhenUsed="1"/>
-    <w:lsdException w:name="List Bullet" w:semiHidden="1" w:unhideWhenUsed="1"/>
-    <w:lsdException w:name="List Number" w:semiHidden="1" w:unhideWhenUsed="1"/>
-    <w:lsdException w:name="List 2" w:semiHidden="1" w:unhideWhenUsed="1"/>
-    <w:lsdException w:name="List 3" w:semiHidden="1" w:unhideWhenUsed="1"/>
-    <w:lsdException w:name="List 4" w:semiHidden="1" w:unhideWhenUsed="1"/>
-    <w:lsdException w:name="List 5" w:semiHidden="1" w:unhideWhenUsed="1"/>
-    <w:lsdException w:name="List Bullet 2" w:semiHidden="1" w:unhideWhenUsed="1"/>
-    <w:lsdException w:name="List Bullet 3" w:semiHidden="1" w:unhideWhenUsed="1"/>
-    <w:lsdException w:name="List Bullet 4" w:semiHidden="1" w:unhideWhenUsed="1"/>
-    <w:lsdException w:name="List Bullet 5" w:semiHidden="1" w:unhideWhenUsed="1"/>
-    <w:lsdException w:name="List Number 2" w:semiHidden="1" w:unhideWhenUsed="1"/>
-    <w:lsdException w:name="List Number 3" w:semiHidden="1" w:unhideWhenUsed="1"/>
-    <w:lsdException w:name="List Number 4" w:semiHidden="1" w:unhideWhenUsed="1"/>
-    <w:lsdException w:name="List Number 5" w:semiHidden="1" w:unhideWhenUsed="1"/>
-    <w:lsdException w:name="Title" w:uiPriority="10" w:qFormat="1"/>
-    <w:lsdException w:name="Closing" w:semiHidden="1" w:unhideWhenUsed="1"/>
-    <w:lsdException w:name="Signature" w:semiHidden="1" w:unhideWhenUsed="1"/>
-    <w:lsdException w:name="Default Paragraph Font" w:semiHidden="1" w:uiPriority="1" w:unhideWhenUsed="1"/>
-    <w:lsdException w:name="Body Text" w:semiHidden="1" w:uiPriority="1" w:unhideWhenUsed="1" w:qFormat="1"/>
-    <w:lsdException w:name="Body Text Indent" w:semiHidden="1" w:unhideWhenUsed="1"/>
-    <w:lsdException w:name="List Continue" w:semiHidden="1" w:unhideWhenUsed="1"/>
-    <w:lsdException w:name="List Continue 2" w:semiHidden="1" w:unhideWhenUsed="1"/>
-    <w:lsdException w:name="List Continue 3" w:semiHidden="1" w:unhideWhenUsed="1"/>
-    <w:lsdException w:name="List Continue 4" w:semiHidden="1" w:unhideWhenUsed="1"/>
-    <w:lsdException w:name="List Continue 5" w:semiHidden="1" w:unhideWhenUsed="1"/>
-    <w:lsdException w:name="Message Header" w:semiHidden="1" w:unhideWhenUsed="1"/>
-    <w:lsdException w:name="Subtitle" w:uiPriority="11" w:qFormat="1"/>
-    <w:lsdException w:name="Salutation" w:semiHidden="1" w:unhideWhenUsed="1"/>
-    <w:lsdException w:name="Date" w:semiHidden="1" w:unhideWhenUsed="1"/>
-    <w:lsdException w:name="Body Text First Indent" w:semiHidden="1" w:unhideWhenUsed="1"/>
-    <w:lsdException w:name="Body Text First Indent 2" w:semiHidden="1" w:unhideWhenUsed="1"/>
-    <w:lsdException w:name="Note Heading" w:semiHidden="1" w:unhideWhenUsed="1"/>
-    <w:lsdException w:name="Body Text 2" w:semiHidden="1" w:unhideWhenUsed="1"/>
-    <w:lsdException w:name="Body Text 3" w:semiHidden="1" w:unhideWhenUsed="1"/>
-    <w:lsdException w:name="Body Text Indent 2" w:semiHidden="1" w:unhideWhenUsed="1"/>
-    <w:lsdException w:name="Body Text Indent 3" w:semiHidden="1" w:unhideWhenUsed="1"/>
-    <w:lsdException w:name="Block Text" w:semiHidden="1" w:unhideWhenUsed="1"/>
-    <w:lsdException w:name="Hyperlink" w:semiHidden="1" w:unhideWhenUsed="1"/>
-    <w:lsdException w:name="FollowedHyperlink" w:semiHidden="1" w:unhideWhenUsed="1"/>
-    <w:lsdException w:name="Strong" w:uiPriority="22" w:qFormat="1"/>
-    <w:lsdException w:name="Emphasis" w:uiPriority="20" w:qFormat="1"/>
-    <w:lsdException w:name="Document Map" w:semiHidden="1" w:unhideWhenUsed="1"/>
-    <w:lsdException w:name="Plain Text" w:semiHidden="1" w:unhideWhenUsed="1"/>
-    <w:lsdException w:name="E-mail Signature" w:semiHidden="1" w:unhideWhenUsed="1"/>
-    <w:lsdException w:name="HTML Top of Form" w:semiHidden="1" w:unhideWhenUsed="1"/>
-    <w:lsdException w:name="HTML Bottom of Form" w:semiHidden="1" w:unhideWhenUsed="1"/>
-    <w:lsdException w:name="Normal (Web)" w:semiHidden="1" w:unhideWhenUsed="1"/>
-    <w:lsdException w:name="HTML Acronym" w:semiHidden="1" w:unhideWhenUsed="1"/>
-    <w:lsdException w:name="HTML Address" w:semiHidden="1" w:unhideWhenUsed="1"/>
-    <w:lsdException w:name="HTML Cite" w:semiHidden="1" w:unhideWhenUsed="1"/>
-    <w:lsdException w:name="HTML Code" w:semiHidden="1" w:unhideWhenUsed="1"/>
-    <w:lsdException w:name="HTML Definition" w:semiHidden="1" w:unhideWhenUsed="1"/>
-    <w:lsdException w:name="HTML Keyboard" w:semiHidden="1" w:unhideWhenUsed="1"/>
-    <w:lsdException w:name="HTML Preformatted" w:semiHidden="1" w:unhideWhenUsed="1"/>
-    <w:lsdException w:name="HTML Sample" w:semiHidden="1" w:unhideWhenUsed="1"/>
-    <w:lsdException w:name="HTML Typewriter" w:semiHidden="1" w:unhideWhenUsed="1"/>
-    <w:lsdException w:name="HTML Variable" w:semiHidden="1" w:unhideWhenUsed="1"/>
-    <w:lsdException w:name="Normal Table" w:semiHidden="1" w:unhideWhenUsed="1"/>
-    <w:lsdException w:name="annotation subject" w:semiHidden="1" w:unhideWhenUsed="1"/>
-    <w:lsdException w:name="No List" w:semiHidden="1" w:unhideWhenUsed="1"/>
-    <w:lsdException w:name="Outline List 1" w:semiHidden="1" w:unhideWhenUsed="1"/>
-    <w:lsdException w:name="Outline List 2" w:semiHidden="1" w:unhideWhenUsed="1"/>
-    <w:lsdException w:name="Outline List 3" w:semiHidden="1" w:unhideWhenUsed="1"/>
-    <w:lsdException w:name="Table Simple 1" w:semiHidden="1" w:unhideWhenUsed="1"/>
-    <w:lsdException w:name="Table Simple 2" w:semiHidden="1" w:unhideWhenUsed="1"/>
-    <w:lsdException w:name="Table Simple 3" w:semiHidden="1" w:unhideWhenUsed="1"/>
-    <w:lsdException w:name="Table Classic 1" w:semiHidden="1" w:unhideWhenUsed="1"/>
-    <w:lsdException w:name="Table Classic 2" w:semiHidden="1" w:unhideWhenUsed="1"/>
-    <w:lsdException w:name="Table Classic 3" w:semiHidden="1" w:unhideWhenUsed="1"/>
-    <w:lsdException w:name="Table Classic 4" w:semiHidden="1" w:unhideWhenUsed="1"/>
-    <w:lsdException w:name="Table Colorful 1" w:semiHidden="1" w:unhideWhenUsed="1"/>
-    <w:lsdException w:name="Table Colorful 2" w:semiHidden="1" w:unhideWhenUsed="1"/>
-    <w:lsdException w:name="Table Colorful 3" w:semiHidden="1" w:unhideWhenUsed="1"/>
-    <w:lsdException w:name="Table Columns 1" w:semiHidden="1" w:unhideWhenUsed="1"/>
-    <w:lsdException w:name="Table Columns 2" w:semiHidden="1" w:unhideWhenUsed="1"/>
-    <w:lsdException w:name="Table Columns 3" w:semiHidden="1" w:unhideWhenUsed="1"/>
-    <w:lsdException w:name="Table Columns 4" w:semiHidden="1" w:unhideWhenUsed="1"/>
-    <w:lsdException w:name="Table Columns 5" w:semiHidden="1" w:unhideWhenUsed="1"/>
-    <w:lsdException w:name="Table Grid 1" w:semiHidden="1" w:unhideWhenUsed="1"/>
-    <w:lsdException w:name="Table Grid 2" w:semiHidden="1" w:unhideWhenUsed="1"/>
-    <w:lsdException w:name="Table Grid 3" w:semiHidden="1" w:unhideWhenUsed="1"/>
-    <w:lsdException w:name="Table Grid 4" w:semiHidden="1" w:unhideWhenUsed="1"/>
-    <w:lsdException w:name="Table Grid 5" w:semiHidden="1" w:unhideWhenUsed="1"/>
-    <w:lsdException w:name="Table Grid 6" w:semiHidden="1" w:unhideWhenUsed="1"/>
-    <w:lsdException w:name="Table Grid 7" w:semiHidden="1" w:unhideWhenUsed="1"/>
-    <w:lsdException w:name="Table Grid 8" w:semiHidden="1" w:unhideWhenUsed="1"/>
-    <w:lsdException w:name="Table List 1" w:semiHidden="1" w:unhideWhenUsed="1"/>
-    <w:lsdException w:name="Table List 2" w:semiHidden="1" w:unhideWhenUsed="1"/>
-    <w:lsdException w:name="Table List 3" w:semiHidden="1" w:unhideWhenUsed="1"/>
-    <w:lsdException w:name="Table List 4" w:semiHidden="1" w:unhideWhenUsed="1"/>
-    <w:lsdException w:name="Table List 5" w:semiHidden="1" w:unhideWhenUsed="1"/>
-    <w:lsdException w:name="Table List 6" w:semiHidden="1" w:unhideWhenUsed="1"/>
-    <w:lsdException w:name="Table List 7" w:semiHidden="1" w:unhideWhenUsed="1"/>
-    <w:lsdException w:name="Table List 8" w:semiHidden="1" w:unhideWhenUsed="1"/>
-    <w:lsdException w:name="Table 3D effects 1" w:semiHidden="1" w:unhideWhenUsed="1"/>
-    <w:lsdException w:name="Table 3D effects 2" w:semiHidden="1" w:unhideWhenUsed="1"/>
-    <w:lsdException w:name="Table 3D effects 3" w:semiHidden="1" w:unhideWhenUsed="1"/>
-    <w:lsdException w:name="Table Contemporary" w:semiHidden="1" w:unhideWhenUsed="1"/>
-    <w:lsdException w:name="Table Elegant" w:semiHidden="1" w:unhideWhenUsed="1"/>
-    <w:lsdException w:name="Table Professional" w:semiHidden="1" w:unhideWhenUsed="1"/>
-    <w:lsdException w:name="Table Subtle 1" w:semiHidden="1" w:unhideWhenUsed="1"/>
-    <w:lsdException w:name="Table Subtle 2" w:semiHidden="1" w:unhideWhenUsed="1"/>
-    <w:lsdException w:name="Table Web 1" w:semiHidden="1" w:unhideWhenUsed="1"/>
-    <w:lsdException w:name="Table Web 2" w:semiHidden="1" w:unhideWhenUsed="1"/>
-    <w:lsdException w:name="Table Web 3" w:semiHidden="1" w:unhideWhenUsed="1"/>
-    <w:lsdException w:name="Balloon Text" w:semiHidden="1" w:unhideWhenUsed="1"/>
-    <w:lsdException w:name="Table Grid" w:uiPriority="59"/>
-    <w:lsdException w:name="Table Theme" w:semiHidden="1" w:unhideWhenUsed="1"/>
-    <w:lsdException w:name="Placeholder Text" w:semiHidden="1"/>
-    <w:lsdException w:name="No Spacing" w:uiPriority="1" w:qFormat="1"/>
-    <w:lsdException w:name="Light Shading" w:uiPriority="60"/>
-    <w:lsdException w:name="Light List" w:uiPriority="61"/>
-    <w:lsdException w:name="Light Grid" w:uiPriority="62"/>
-    <w:lsdException w:name="Medium Shading 1" w:uiPriority="63"/>
-    <w:lsdException w:name="Medium Shading 2" w:uiPriority="64"/>
-    <w:lsdException w:name="Medium List 1" w:uiPriority="65"/>
-    <w:lsdException w:name="Medium List 2" w:uiPriority="66"/>
-    <w:lsdException w:name="Medium Grid 1" w:uiPriority="67"/>
-    <w:lsdException w:name="Medium Grid 2" w:uiPriority="68"/>
-    <w:lsdException w:name="Medium Grid 3" w:uiPriority="69"/>
-    <w:lsdException w:name="Dark List" w:uiPriority="70"/>
-    <w:lsdException w:name="Colorful Shading" w:uiPriority="71"/>
-    <w:lsdException w:name="Colorful List" w:uiPriority="72"/>
-    <w:lsdException w:name="Colorful Grid" w:uiPriority="73"/>
-    <w:lsdException w:name="Light Shading Accent 1" w:uiPriority="60"/>
-    <w:lsdException w:name="Light List Accent 1" w:uiPriority="61"/>
-    <w:lsdException w:name="Light Grid Accent 1" w:uiPriority="62"/>
-    <w:lsdException w:name="Medium Shading 1 Accent 1" w:uiPriority="63"/>
-    <w:lsdException w:name="Medium Shading 2 Accent 1" w:uiPriority="64"/>
-    <w:lsdException w:name="Medium List 1 Accent 1" w:uiPriority="65"/>
-    <w:lsdException w:name="Revision" w:semiHidden="1"/>
-    <w:lsdException w:name="List Paragraph" w:uiPriority="34" w:qFormat="1"/>
-    <w:lsdException w:name="Quote" w:uiPriority="29" w:qFormat="1"/>
-    <w:lsdException w:name="Intense Quote" w:uiPriority="30" w:qFormat="1"/>
-    <w:lsdException w:name="Medium List 2 Accent 1" w:uiPriority="66"/>
-    <w:lsdException w:name="Medium Grid 1 Accent 1" w:uiPriority="67"/>
-    <w:lsdException w:name="Medium Grid 2 Accent 1" w:uiPriority="68"/>
-    <w:lsdException w:name="Medium Grid 3 Accent 1" w:uiPriority="69"/>
-    <w:lsdException w:name="Dark List Accent 1" w:uiPriority="70"/>
-    <w:lsdException w:name="Colorful Shading Accent 1" w:uiPriority="71"/>
-    <w:lsdException w:name="Colorful List Accent 1" w:uiPriority="72"/>
-    <w:lsdException w:name="Colorful Grid Accent 1" w:uiPriority="73"/>
-    <w:lsdException w:name="Light Shading Accent 2" w:uiPriority="60"/>
-    <w:lsdException w:name="Light List Accent 2" w:uiPriority="61"/>
-    <w:lsdException w:name="Light Grid Accent 2" w:uiPriority="62"/>
-    <w:lsdException w:name="Medium Shading 1 Accent 2" w:uiPriority="63"/>
-    <w:lsdException w:name="Medium Shading 2 Accent 2" w:uiPriority="64"/>
-    <w:lsdException w:name="Medium List 1 Accent 2" w:uiPriority="65"/>
-    <w:lsdException w:name="Medium List 2 Accent 2" w:uiPriority="66"/>
-    <w:lsdException w:name="Medium Grid 1 Accent 2" w:uiPriority="67"/>
-    <w:lsdException w:name="Medium Grid 2 Accent 2" w:uiPriority="68"/>
-    <w:lsdException w:name="Medium Grid 3 Accent 2" w:uiPriority="69"/>
-    <w:lsdException w:name="Dark List Accent 2" w:uiPriority="70"/>
-    <w:lsdException w:name="Colorful Shading Accent 2" w:uiPriority="71"/>
-    <w:lsdException w:name="Colorful List Accent 2" w:uiPriority="72"/>
-    <w:lsdException w:name="Colorful Grid Accent 2" w:uiPriority="73"/>
-    <w:lsdException w:name="Light Shading Accent 3" w:uiPriority="60"/>
-    <w:lsdException w:name="Light List Accent 3" w:uiPriority="61"/>
-    <w:lsdException w:name="Light Grid Accent 3" w:uiPriority="62"/>
-    <w:lsdException w:name="Medium Shading 1 Accent 3" w:uiPriority="63"/>
-    <w:lsdException w:name="Medium Shading 2 Accent 3" w:uiPriority="64"/>
-    <w:lsdException w:name="Medium List 1 Accent 3" w:uiPriority="65"/>
-    <w:lsdException w:name="Medium List 2 Accent 3" w:uiPriority="66"/>
-    <w:lsdException w:name="Medium Grid 1 Accent 3" w:uiPriority="67"/>
-    <w:lsdException w:name="Medium Grid 2 Accent 3" w:uiPriority="68"/>
-    <w:lsdException w:name="Medium Grid 3 Accent 3" w:uiPriority="69"/>
-    <w:lsdException w:name="Dark List Accent 3" w:uiPriority="70"/>
-    <w:lsdException w:name="Colorful Shading Accent 3" w:uiPriority="71"/>
-    <w:lsdException w:name="Colorful List Accent 3" w:uiPriority="72"/>
-    <w:lsdException w:name="Colorful Grid Accent 3" w:uiPriority="73"/>
-    <w:lsdException w:name="Light Shading Accent 4" w:uiPriority="60"/>
-    <w:lsdException w:name="Light List Accent 4" w:uiPriority="61"/>
-    <w:lsdException w:name="Light Grid Accent 4" w:uiPriority="62"/>
-    <w:lsdException w:name="Medium Shading 1 Accent 4" w:uiPriority="63"/>
-    <w:lsdException w:name="Medium Shading 2 Accent 4" w:uiPriority="64"/>
-    <w:lsdException w:name="Medium List 1 Accent 4" w:uiPriority="65"/>
-    <w:lsdException w:name="Medium List 2 Accent 4" w:uiPriority="66"/>
-    <w:lsdException w:name="Medium Grid 1 Accent 4" w:uiPriority="67"/>
-    <w:lsdException w:name="Medium Grid 2 Accent 4" w:uiPriority="68"/>
-    <w:lsdException w:name="Medium Grid 3 Accent 4" w:uiPriority="69"/>
-    <w:lsdException w:name="Dark List Accent 4" w:uiPriority="70"/>
-    <w:lsdException w:name="Colorful Shading Accent 4" w:uiPriority="71"/>
-    <w:lsdException w:name="Colorful List Accent 4" w:uiPriority="72"/>
-    <w:lsdException w:name="Colorful Grid Accent 4" w:uiPriority="73"/>
-    <w:lsdException w:name="Light Shading Accent 5" w:uiPriority="60"/>
-    <w:lsdException w:name="Light List Accent 5" w:uiPriority="61"/>
-    <w:lsdException w:name="Light Grid Accent 5" w:uiPriority="62"/>
-    <w:lsdException w:name="Medium Shading 1 Accent 5" w:uiPriority="63"/>
-    <w:lsdException w:name="Medium Shading 2 Accent 5" w:uiPriority="64"/>
-    <w:lsdException w:name="Medium List 1 Accent 5" w:uiPriority="65"/>
-    <w:lsdException w:name="Medium List 2 Accent 5" w:uiPriority="66"/>
-    <w:lsdException w:name="Medium Grid 1 Accent 5" w:uiPriority="67"/>
-    <w:lsdException w:name="Medium Grid 2 Accent 5" w:uiPriority="68"/>
-    <w:lsdException w:name="Medium Grid 3 Accent 5" w:uiPriority="69"/>
-    <w:lsdException w:name="Dark List Accent 5" w:uiPriority="70"/>
-    <w:lsdException w:name="Colorful Shading Accent 5" w:uiPriority="71"/>
-    <w:lsdException w:name="Colorful List Accent 5" w:uiPriority="72"/>
-    <w:lsdException w:name="Colorful Grid Accent 5" w:uiPriority="73"/>
-    <w:lsdException w:name="Light Shading Accent 6" w:uiPriority="60"/>
-    <w:lsdException w:name="Light List Accent 6" w:uiPriority="61"/>
-    <w:lsdException w:name="Light Grid Accent 6" w:uiPriority="62"/>
-    <w:lsdException w:name="Medium Shading 1 Accent 6" w:uiPriority="63"/>
-    <w:lsdException w:name="Medium Shading 2 Accent 6" w:uiPriority="64"/>
-    <w:lsdException w:name="Medium List 1 Accent 6" w:uiPriority="65"/>
-    <w:lsdException w:name="Medium List 2 Accent 6" w:uiPriority="66"/>
-    <w:lsdException w:name="Medium Grid 1 Accent 6" w:uiPriority="67"/>
-    <w:lsdException w:name="Medium Grid 2 Accent 6" w:uiPriority="68"/>
-    <w:lsdException w:name="Medium Grid 3 Accent 6" w:uiPriority="69"/>
-    <w:lsdException w:name="Dark List Accent 6" w:uiPriority="70"/>
-    <w:lsdException w:name="Colorful Shading Accent 6" w:uiPriority="71"/>
-    <w:lsdException w:name="Colorful List Accent 6" w:uiPriority="72"/>
-    <w:lsdException w:name="Colorful Grid Accent 6" w:uiPriority="73"/>
-    <w:lsdException w:name="Subtle Emphasis" w:uiPriority="19" w:qFormat="1"/>
-    <w:lsdException w:name="Intense Emphasis" w:uiPriority="21" w:qFormat="1"/>
-    <w:lsdException w:name="Subtle Reference" w:uiPriority="31" w:qFormat="1"/>
-    <w:lsdException w:name="Intense Reference" w:uiPriority="32" w:qFormat="1"/>
-    <w:lsdException w:name="Book Title" w:uiPriority="33" w:qFormat="1"/>
-    <w:lsdException w:name="Bibliography" w:semiHidden="1" w:uiPriority="37" w:unhideWhenUsed="1"/>
-    <w:lsdException w:name="TOC Heading" w:semiHidden="1" w:uiPriority="39" w:unhideWhenUsed="1" w:qFormat="1"/>
-    <w:lsdException w:name="Plain Table 1" w:uiPriority="41"/>
-    <w:lsdException w:name="Plain Table 2" w:uiPriority="42"/>
-    <w:lsdException w:name="Plain Table 3" w:uiPriority="43"/>
-    <w:lsdException w:name="Plain Table 4" w:uiPriority="44"/>
-    <w:lsdException w:name="Plain Table 5" w:uiPriority="45"/>
-    <w:lsdException w:name="Grid Table Light" w:uiPriority="40"/>
-    <w:lsdException w:name="Grid Table 1 Light" w:uiPriority="46"/>
-    <w:lsdException w:name="Grid Table 2" w:uiPriority="47"/>
-    <w:lsdException w:name="Grid Table 3" w:uiPriority="48"/>
-    <w:lsdException w:name="Grid Table 4" w:uiPriority="49"/>
-    <w:lsdException w:name="Grid Table 5 Dark" w:uiPriority="50"/>
-    <w:lsdException w:name="Grid Table 6 Colorful" w:uiPriority="51"/>
-    <w:lsdException w:name="Grid Table 7 Colorful" w:uiPriority="52"/>
-    <w:lsdException w:name="Grid Table 1 Light Accent 1" w:uiPriority="46"/>
-    <w:lsdException w:name="Grid Table 2 Accent 1" w:uiPriority="47"/>
-    <w:lsdException w:name="Grid Table 3 Accent 1" w:uiPriority="48"/>
-    <w:lsdException w:name="Grid Table 4 Accent 1" w:uiPriority="49"/>
-    <w:lsdException w:name="Grid Table 5 Dark Accent 1" w:uiPriority="50"/>
-    <w:lsdException w:name="Grid Table 6 Colorful Accent 1" w:uiPriority="51"/>
-    <w:lsdException w:name="Grid Table 7 Colorful Accent 1" w:uiPriority="52"/>
-    <w:lsdException w:name="Grid Table 1 Light Accent 2" w:uiPriority="46"/>
-    <w:lsdException w:name="Grid Table 2 Accent 2" w:uiPriority="47"/>
-    <w:lsdException w:name="Grid Table 3 Accent 2" w:uiPriority="48"/>
-    <w:lsdException w:name="Grid Table 4 Accent 2" w:uiPriority="49"/>
-    <w:lsdException w:name="Grid Table 5 Dark Accent 2" w:uiPriority="50"/>
-    <w:lsdException w:name="Grid Table 6 Colorful Accent 2" w:uiPriority="51"/>
-    <w:lsdException w:name="Grid Table 7 Colorful Accent 2" w:uiPriority="52"/>
-    <w:lsdException w:name="Grid Table 1 Light Accent 3" w:uiPriority="46"/>
-    <w:lsdException w:name="Grid Table 2 Accent 3" w:uiPriority="47"/>
-    <w:lsdException w:name="Grid Table 3 Accent 3" w:uiPriority="48"/>
-    <w:lsdException w:name="Grid Table 4 Accent 3" w:uiPriority="49"/>
-    <w:lsdException w:name="Grid Table 5 Dark Accent 3" w:uiPriority="50"/>
-    <w:lsdException w:name="Grid Table 6 Colorful Accent 3" w:uiPriority="51"/>
-    <w:lsdException w:name="Grid Table 7 Colorful Accent 3" w:uiPriority="52"/>
-    <w:lsdException w:name="Grid Table 1 Light Accent 4" w:uiPriority="46"/>
-    <w:lsdException w:name="Grid Table 2 Accent 4" w:uiPriority="47"/>
-    <w:lsdException w:name="Grid Table 3 Accent 4" w:uiPriority="48"/>
-    <w:lsdException w:name="Grid Table 4 Accent 4" w:uiPriority="49"/>
-    <w:lsdException w:name="Grid Table 5 Dark Accent 4" w:uiPriority="50"/>
-    <w:lsdException w:name="Grid Table 6 Colorful Accent 4" w:uiPriority="51"/>
-    <w:lsdException w:name="Grid Table 7 Colorful Accent 4" w:uiPriority="52"/>
-    <w:lsdException w:name="Grid Table 1 Light Accent 5" w:uiPriority="46"/>
-    <w:lsdException w:name="Grid Table 2 Accent 5" w:uiPriority="47"/>
-    <w:lsdException w:name="Grid Table 3 Accent 5" w:uiPriority="48"/>
-    <w:lsdException w:name="Grid Table 4 Accent 5" w:uiPriority="49"/>
-    <w:lsdException w:name="Grid Table 5 Dark Accent 5" w:uiPriority="50"/>
-    <w:lsdException w:name="Grid Table 6 Colorful Accent 5" w:uiPriority="51"/>
-    <w:lsdException w:name="Grid Table 7 Colorful Accent 5" w:uiPriority="52"/>
-    <w:lsdException w:name="Grid Table 1 Light Accent 6" w:uiPriority="46"/>
-    <w:lsdException w:name="Grid Table 2 Accent 6" w:uiPriority="47"/>
-    <w:lsdException w:name="Grid Table 3 Accent 6" w:uiPriority="48"/>
-    <w:lsdException w:name="Grid Table 4 Accent 6" w:uiPriority="49"/>
-    <w:lsdException w:name="Grid Table 5 Dark Accent 6" w:uiPriority="50"/>
-    <w:lsdException w:name="Grid Table 6 Colorful Accent 6" w:uiPriority="51"/>
-    <w:lsdException w:name="Grid Table 7 Colorful Accent 6" w:uiPriority="52"/>
-    <w:lsdException w:name="List Table 1 Light" w:uiPriority="46"/>
-    <w:lsdException w:name="List Table 2" w:uiPriority="47"/>
-    <w:lsdException w:name="List Table 3" w:uiPriority="48"/>
-    <w:lsdException w:name="List Table 4" w:uiPriority="49"/>
-    <w:lsdException w:name="List Table 5 Dark" w:uiPriority="50"/>
-    <w:lsdException w:name="List Table 6 Colorful" w:uiPriority="51"/>
-    <w:lsdException w:name="List Table 7 Colorful" w:uiPriority="52"/>
-    <w:lsdException w:name="List Table 1 Light Accent 1" w:uiPriority="46"/>
-    <w:lsdException w:name="List Table 2 Accent 1" w:uiPriority="47"/>
-    <w:lsdException w:name="List Table 3 Accent 1" w:uiPriority="48"/>
-    <w:lsdException w:name="List Table 4 Accent 1" w:uiPriority="49"/>
-    <w:lsdException w:name="List Table 5 Dark Accent 1" w:uiPriority="50"/>
-    <w:lsdException w:name="List Table 6 Colorful Accent 1" w:uiPriority="51"/>
-    <w:lsdException w:name="List Table 7 Colorful Accent 1" w:uiPriority="52"/>
-    <w:lsdException w:name="List Table 1 Light Accent 2" w:uiPriority="46"/>
-    <w:lsdException w:name="List Table 2 Accent 2" w:uiPriority="47"/>
-    <w:lsdException w:name="List Table 3 Accent 2" w:uiPriority="48"/>
-    <w:lsdException w:name="List Table 4 Accent 2" w:uiPriority="49"/>
-    <w:lsdException w:name="List Table 5 Dark Accent 2" w:uiPriority="50"/>
-    <w:lsdException w:name="List Table 6 Colorful Accent 2" w:uiPriority="51"/>
-    <w:lsdException w:name="List Table 7 Colorful Accent 2" w:uiPriority="52"/>
-    <w:lsdException w:name="List Table 1 Light Accent 3" w:uiPriority="46"/>
-    <w:lsdException w:name="List Table 2 Accent 3" w:uiPriority="47"/>
-    <w:lsdException w:name="List Table 3 Accent 3" w:uiPriority="48"/>
-    <w:lsdException w:name="List Table 4 Accent 3" w:uiPriority="49"/>
-    <w:lsdException w:name="List Table 5 Dark Accent 3" w:uiPriority="50"/>
-    <w:lsdException w:name="List Table 6 Colorful Accent 3" w:uiPriority="51"/>
-    <w:lsdException w:name="List Table 7 Colorful Accent 3" w:uiPriority="52"/>
-    <w:lsdException w:name="List Table 1 Light Accent 4" w:uiPriority="46"/>
-    <w:lsdException w:name="List Table 2 Accent 4" w:uiPriority="47"/>
-    <w:lsdException w:name="List Table 3 Accent 4" w:uiPriority="48"/>
-    <w:lsdException w:name="List Table 4 Accent 4" w:uiPriority="49"/>
-    <w:lsdException w:name="List Table 5 Dark Accent 4" w:uiPriority="50"/>
-    <w:lsdException w:name="List Table 6 Colorful Accent 4" w:uiPriority="51"/>
-    <w:lsdException w:name="List Table 7 Colorful Accent 4" w:uiPriority="52"/>
-    <w:lsdException w:name="List Table 1 Light Accent 5" w:uiPriority="46"/>
-    <w:lsdException w:name="List Table 2 Accent 5" w:uiPriority="47"/>
-    <w:lsdException w:name="List Table 3 Accent 5" w:uiPriority="48"/>
-    <w:lsdException w:name="List Table 4 Accent 5" w:uiPriority="49"/>
-    <w:lsdException w:name="List Table 5 Dark Accent 5" w:uiPriority="50"/>
-    <w:lsdException w:name="List Table 6 Colorful Accent 5" w:uiPriority="51"/>
-    <w:lsdException w:name="List Table 7 Colorful Accent 5" w:uiPriority="52"/>
-    <w:lsdException w:name="List Table 1 Light Accent 6" w:uiPriority="46"/>
-    <w:lsdException w:name="List Table 2 Accent 6" w:uiPriority="47"/>
-    <w:lsdException w:name="List Table 3 Accent 6" w:uiPriority="48"/>
-    <w:lsdException w:name="List Table 4 Accent 6" w:uiPriority="49"/>
-    <w:lsdException w:name="List Table 5 Dark Accent 6" w:uiPriority="50"/>
-    <w:lsdException w:name="List Table 6 Colorful Accent 6" w:uiPriority="51"/>
-    <w:lsdException w:name="List Table 7 Colorful Accent 6" w:uiPriority="52"/>
-    <w:lsdException w:name="Mention" w:semiHidden="1" w:unhideWhenUsed="1"/>
-    <w:lsdException w:name="Smart Hyperlink" w:semiHidden="1" w:unhideWhenUsed="1"/>
-    <w:lsdException w:name="Hashtag" w:semiHidden="1" w:unhideWhenUsed="1"/>
-    <w:lsdException w:name="Unresolved Mention" w:semiHidden="1" w:unhideWhenUsed="1"/>
-    <w:lsdException w:name="Smart Link" w:semiHidden="1" w:unhideWhenUsed="1"/>
-  </w:latentStyles>
-  <w:style w:type="paragraph" w:default="1" w:styleId="Normal">
-    <w:name w:val="Normal"/>
-    <w:aliases w:val="Subhead"/>
-    <w:qFormat/>
-    <w:rsid w:val="00437EFB"/>
-    <w:rPr>
-      <w:rFonts w:ascii="Inter" w:eastAsiaTheme="minorEastAsia" w:hAnsi="Inter"/>
-      <w:color w:val="009845" w:themeColor="accent1"/>
-    </w:rPr>
-  </w:style>
-  <w:style w:type="paragraph" w:styleId="Heading2">
-    <w:name w:val="heading 2"/>
-    <w:basedOn w:val="BodyP"/>
-    <w:next w:val="Normal"/>
-    <w:link w:val="Heading2Char"/>
-    <w:uiPriority w:val="9"/>
-    <w:unhideWhenUsed/>
-    <w:qFormat/>
-    <w:rsid w:val="00CF335B"/>
-    <w:pPr>
-      <w:spacing w:before="360" w:after="100" w:afterAutospacing="1" w:line="240" w:lineRule="auto"/>
-      <w:outlineLvl w:val="1"/>
-    </w:pPr>
-    <w:rPr>
-      <w:b/>
-      <w:bCs/>
-      <w:color w:val="FFFFFF" w:themeColor="background1"/>
-    </w:rPr>
-  </w:style>
-  <w:style w:type="character" w:default="1" w:styleId="DefaultParagraphFont">
-    <w:name w:val="Default Paragraph Font"/>
-    <w:uiPriority w:val="1"/>
-    <w:semiHidden/>
-    <w:unhideWhenUsed/>
-  </w:style>
-  <w:style w:type="table" w:default="1" w:styleId="TableNormal">
-    <w:name w:val="Normal Table"/>
-    <w:uiPriority w:val="99"/>
-    <w:semiHidden/>
-    <w:unhideWhenUsed/>
-    <w:tblPr>
-      <w:tblInd w:w="0" w:type="dxa"/>
-      <w:tblCellMar>
-        <w:top w:w="0" w:type="dxa"/>
-        <w:left w:w="108" w:type="dxa"/>
-        <w:bottom w:w="0" w:type="dxa"/>
-        <w:right w:w="108" w:type="dxa"/>
-      </w:tblCellMar>
-    </w:tblPr>
-  </w:style>
-  <w:style w:type="numbering" w:default="1" w:styleId="NoList">
-    <w:name w:val="No List"/>
-    <w:uiPriority w:val="99"/>
-    <w:semiHidden/>
-    <w:unhideWhenUsed/>
-  </w:style>
-  <w:style w:type="paragraph" w:styleId="Header">
-    <w:name w:val="header"/>
-    <w:basedOn w:val="Normal"/>
-    <w:link w:val="HeaderChar"/>
-    <w:uiPriority w:val="99"/>
-    <w:unhideWhenUsed/>
-    <w:rsid w:val="004135D2"/>
-    <w:pPr>
-      <w:tabs>
-        <w:tab w:val="center" w:pos="4680"/>
-        <w:tab w:val="right" w:pos="9360"/>
-      </w:tabs>
-    </w:pPr>
-  </w:style>
-  <w:style w:type="character" w:customStyle="1" w:styleId="HeaderChar">
-    <w:name w:val="Header Char"/>
-    <w:basedOn w:val="DefaultParagraphFont"/>
-    <w:link w:val="Header"/>
-    <w:uiPriority w:val="99"/>
-    <w:rsid w:val="004135D2"/>
-    <w:rPr>
-      <w:rFonts w:eastAsiaTheme="minorEastAsia"/>
-    </w:rPr>
-  </w:style>
-  <w:style w:type="paragraph" w:styleId="Footer">
-    <w:name w:val="footer"/>
-    <w:basedOn w:val="Normal"/>
-    <w:link w:val="FooterChar"/>
-    <w:uiPriority w:val="99"/>
-    <w:unhideWhenUsed/>
-    <w:rsid w:val="004135D2"/>
-    <w:pPr>
-      <w:tabs>
-        <w:tab w:val="center" w:pos="4680"/>
-        <w:tab w:val="right" w:pos="9360"/>
-      </w:tabs>
-    </w:pPr>
-  </w:style>
-  <w:style w:type="character" w:customStyle="1" w:styleId="FooterChar">
-    <w:name w:val="Footer Char"/>
-    <w:basedOn w:val="DefaultParagraphFont"/>
-    <w:link w:val="Footer"/>
-    <w:uiPriority w:val="99"/>
-    <w:rsid w:val="004135D2"/>
-    <w:rPr>
-      <w:rFonts w:eastAsiaTheme="minorEastAsia"/>
-    </w:rPr>
-  </w:style>
-  <w:style w:type="paragraph" w:customStyle="1" w:styleId="Sectiontype">
-    <w:name w:val="Section type"/>
-    <w:basedOn w:val="Normal"/>
-    <w:qFormat/>
-    <w:rsid w:val="00E52BED"/>
-    <w:pPr>
-      <w:tabs>
-        <w:tab w:val="right" w:pos="10080"/>
-      </w:tabs>
-      <w:suppressAutoHyphens/>
-      <w:autoSpaceDE w:val="0"/>
-      <w:autoSpaceDN w:val="0"/>
-      <w:adjustRightInd w:val="0"/>
-      <w:spacing w:before="600" w:after="240" w:line="480" w:lineRule="auto"/>
-      <w:textAlignment w:val="center"/>
-    </w:pPr>
-    <w:rPr>
-      <w:rFonts w:ascii="Arial" w:eastAsiaTheme="minorHAnsi" w:hAnsi="Arial" w:cs="Source Sans Pro Light"/>
-      <w:b/>
-      <w:noProof/>
-      <w:color w:val="FFFFFF" w:themeColor="background1"/>
-      <w:spacing w:val="40"/>
-      <w:kern w:val="0"/>
-      <w:sz w:val="20"/>
-      <w:szCs w:val="20"/>
-      <w14:ligatures w14:val="none"/>
-    </w:rPr>
-  </w:style>
-  <w:style w:type="paragraph" w:styleId="TOC1">
-    <w:name w:val="toc 1"/>
-    <w:basedOn w:val="Normal"/>
-    <w:next w:val="Normal"/>
-    <w:autoRedefine/>
-    <w:uiPriority w:val="39"/>
-    <w:unhideWhenUsed/>
-    <w:rsid w:val="00B41EC6"/>
-    <w:pPr>
-      <w:tabs>
-        <w:tab w:val="right" w:pos="10080"/>
-      </w:tabs>
-      <w:suppressAutoHyphens/>
-      <w:autoSpaceDE w:val="0"/>
-      <w:autoSpaceDN w:val="0"/>
-      <w:adjustRightInd w:val="0"/>
-      <w:spacing w:before="240" w:line="276" w:lineRule="auto"/>
-      <w:textAlignment w:val="center"/>
-    </w:pPr>
-    <w:rPr>
-      <w:rFonts w:eastAsiaTheme="minorHAnsi" w:cs="Source Sans Pro Light"/>
-      <w:color w:val="54565A"/>
-      <w:kern w:val="0"/>
-      <w:sz w:val="28"/>
-      <w:szCs w:val="36"/>
-      <w:u w:val="single"/>
-      <w14:ligatures w14:val="none"/>
-    </w:rPr>
-  </w:style>
-  <w:style w:type="character" w:styleId="PageNumber">
-    <w:name w:val="page number"/>
-    <w:basedOn w:val="DefaultParagraphFont"/>
-    <w:uiPriority w:val="99"/>
-    <w:semiHidden/>
-    <w:unhideWhenUsed/>
-    <w:rsid w:val="00003DD4"/>
-  </w:style>
-  <w:style w:type="paragraph" w:customStyle="1" w:styleId="BodyP">
-    <w:name w:val="Body P"/>
-    <w:basedOn w:val="Normal"/>
-    <w:qFormat/>
-    <w:rsid w:val="00DF103C"/>
-    <w:pPr>
-      <w:suppressAutoHyphens/>
-      <w:autoSpaceDE w:val="0"/>
-      <w:autoSpaceDN w:val="0"/>
-      <w:adjustRightInd w:val="0"/>
-      <w:spacing w:before="200" w:after="240" w:line="360" w:lineRule="auto"/>
-      <w:textAlignment w:val="center"/>
-    </w:pPr>
-    <w:rPr>
-      <w:rFonts w:eastAsiaTheme="minorHAnsi" w:cs="Source Sans Pro"/>
-      <w:color w:val="454659" w:themeColor="text1"/>
-      <w:kern w:val="0"/>
-      <w:sz w:val="21"/>
-      <w:szCs w:val="21"/>
-      <w14:ligatures w14:val="none"/>
-    </w:rPr>
-  </w:style>
-  <w:style w:type="paragraph" w:customStyle="1" w:styleId="Bullets1">
-    <w:name w:val="Bullets 1"/>
-    <w:basedOn w:val="BodyP"/>
-    <w:qFormat/>
-    <w:rsid w:val="00DF103C"/>
-    <w:pPr>
-      <w:numPr>
-        <w:numId w:val="1"/>
-      </w:numPr>
-      <w:spacing w:after="120"/>
-    </w:pPr>
-    <w:rPr>
-      <w:szCs w:val="22"/>
-    </w:rPr>
-  </w:style>
-  <w:style w:type="character" w:customStyle="1" w:styleId="normaltextrun">
-    <w:name w:val="normaltextrun"/>
-    <w:basedOn w:val="DefaultParagraphFont"/>
-    <w:rsid w:val="00A72D33"/>
-  </w:style>
-  <w:style w:type="paragraph" w:customStyle="1" w:styleId="Intro">
-    <w:name w:val="Intro"/>
-    <w:basedOn w:val="Normal"/>
-    <w:qFormat/>
-    <w:rsid w:val="00DF103C"/>
-    <w:pPr>
-      <w:suppressAutoHyphens/>
-      <w:autoSpaceDE w:val="0"/>
-      <w:autoSpaceDN w:val="0"/>
-      <w:adjustRightInd w:val="0"/>
-      <w:spacing w:after="120" w:line="360" w:lineRule="auto"/>
-      <w:textAlignment w:val="center"/>
-    </w:pPr>
-    <w:rPr>
-      <w:rFonts w:eastAsiaTheme="minorHAnsi" w:cs="Times New Roman (Body CS)"/>
-      <w:b/>
-      <w:bCs/>
-      <w:kern w:val="0"/>
-      <w:sz w:val="36"/>
-      <w:szCs w:val="36"/>
-      <w14:ligatures w14:val="none"/>
-    </w:rPr>
-  </w:style>
-  <w:style w:type="paragraph" w:styleId="ListParagraph">
-    <w:name w:val="List Paragraph"/>
-    <w:basedOn w:val="Normal"/>
-    <w:uiPriority w:val="34"/>
-    <w:qFormat/>
-    <w:rsid w:val="00703498"/>
-    <w:pPr>
-      <w:ind w:left="720"/>
-      <w:contextualSpacing/>
-    </w:pPr>
-  </w:style>
-  <w:style w:type="table" w:styleId="TableGrid">
-    <w:name w:val="Table Grid"/>
-    <w:basedOn w:val="TableNormal"/>
-    <w:uiPriority w:val="59"/>
-    <w:rsid w:val="007E4CE3"/>
-    <w:rPr>
-      <w:kern w:val="0"/>
-      <w14:ligatures w14:val="none"/>
-    </w:rPr>
-    <w:tblPr>
-      <w:tblBorders>
-        <w:top w:val="single" w:sz="4" w:space="0" w:color="auto"/>
-        <w:left w:val="single" w:sz="4" w:space="0" w:color="auto"/>
-        <w:bottom w:val="single" w:sz="4" w:space="0" w:color="auto"/>
-        <w:right w:val="single" w:sz="4" w:space="0" w:color="auto"/>
-        <w:insideH w:val="single" w:sz="4" w:space="0" w:color="auto"/>
-        <w:insideV w:val="single" w:sz="4" w:space="0" w:color="auto"/>
-      </w:tblBorders>
-    </w:tblPr>
-  </w:style>
-  <w:style w:type="paragraph" w:customStyle="1" w:styleId="spacer">
-    <w:name w:val="spacer"/>
-    <w:basedOn w:val="Normal"/>
-    <w:uiPriority w:val="99"/>
-    <w:qFormat/>
-    <w:rsid w:val="007E4CE3"/>
-    <w:pPr>
-      <w:tabs>
-        <w:tab w:val="center" w:pos="4680"/>
-        <w:tab w:val="right" w:pos="9360"/>
-      </w:tabs>
-    </w:pPr>
-    <w:rPr>
-      <w:rFonts w:eastAsiaTheme="minorHAnsi"/>
-      <w:color w:val="454659" w:themeColor="text1"/>
-      <w:kern w:val="0"/>
-      <w:sz w:val="2"/>
-      <w:szCs w:val="2"/>
-      <w14:ligatures w14:val="none"/>
-    </w:rPr>
-  </w:style>
-  <w:style w:type="paragraph" w:customStyle="1" w:styleId="SidebarBody">
-    <w:name w:val="Sidebar Body"/>
-    <w:basedOn w:val="Normal"/>
-    <w:link w:val="SidebarBodyChar"/>
-    <w:qFormat/>
-    <w:rsid w:val="007E4CE3"/>
-    <w:pPr>
-      <w:framePr w:hSpace="180" w:wrap="around" w:vAnchor="text" w:hAnchor="text" w:x="6840" w:y="1"/>
-      <w:spacing w:after="120" w:line="240" w:lineRule="atLeast"/>
-      <w:ind w:left="288" w:right="58"/>
-      <w:suppressOverlap/>
-    </w:pPr>
-    <w:rPr>
-      <w:rFonts w:eastAsiaTheme="minorHAnsi"/>
-      <w:color w:val="93579C" w:themeColor="accent6"/>
-      <w:kern w:val="0"/>
-      <w:sz w:val="18"/>
-      <w:szCs w:val="20"/>
-      <w14:ligatures w14:val="none"/>
-    </w:rPr>
-  </w:style>
-  <w:style w:type="character" w:customStyle="1" w:styleId="SidebarBodyChar">
-    <w:name w:val="Sidebar Body Char"/>
-    <w:basedOn w:val="DefaultParagraphFont"/>
-    <w:link w:val="SidebarBody"/>
-    <w:rsid w:val="007E4CE3"/>
-    <w:rPr>
-      <w:color w:val="93579C" w:themeColor="accent6"/>
-      <w:kern w:val="0"/>
-      <w:sz w:val="18"/>
-      <w:szCs w:val="20"/>
-      <w14:ligatures w14:val="none"/>
-    </w:rPr>
-  </w:style>
-  <w:style w:type="paragraph" w:customStyle="1" w:styleId="SidebarHeading1">
-    <w:name w:val="Sidebar Heading 1"/>
-    <w:basedOn w:val="SidebarBody"/>
-    <w:next w:val="SidebarBody"/>
-    <w:link w:val="SidebarHeading1Char"/>
-    <w:qFormat/>
-    <w:rsid w:val="007E4CE3"/>
-    <w:pPr>
-      <w:framePr w:wrap="around"/>
-      <w:spacing w:before="120" w:after="240"/>
-    </w:pPr>
-    <w:rPr>
-      <w:rFonts w:cstheme="minorHAnsi"/>
-      <w:b/>
-      <w:sz w:val="24"/>
-      <w:szCs w:val="24"/>
-    </w:rPr>
-  </w:style>
-  <w:style w:type="character" w:customStyle="1" w:styleId="SidebarHeading1Char">
-    <w:name w:val="Sidebar Heading 1 Char"/>
-    <w:basedOn w:val="DefaultParagraphFont"/>
-    <w:link w:val="SidebarHeading1"/>
-    <w:rsid w:val="007E4CE3"/>
-    <w:rPr>
-      <w:rFonts w:cstheme="minorHAnsi"/>
-      <w:b/>
-      <w:color w:val="93579C" w:themeColor="accent6"/>
-      <w:kern w:val="0"/>
-      <w14:ligatures w14:val="none"/>
-    </w:rPr>
-  </w:style>
-  <w:style w:type="character" w:customStyle="1" w:styleId="Heading2Char">
-    <w:name w:val="Heading 2 Char"/>
-    <w:basedOn w:val="DefaultParagraphFont"/>
-    <w:link w:val="Heading2"/>
-    <w:uiPriority w:val="9"/>
-    <w:rsid w:val="00CF335B"/>
-    <w:rPr>
-      <w:rFonts w:ascii="Arial" w:hAnsi="Arial" w:cs="Source Sans Pro"/>
-      <w:b/>
-      <w:bCs/>
-      <w:color w:val="FFFFFF" w:themeColor="background1"/>
-      <w:kern w:val="0"/>
-      <w:sz w:val="22"/>
-      <w:szCs w:val="22"/>
-      <w14:ligatures w14:val="none"/>
-    </w:rPr>
-  </w:style>
-  <w:style w:type="paragraph" w:customStyle="1" w:styleId="SidebarListBullet">
-    <w:name w:val="Sidebar List Bullet"/>
-    <w:basedOn w:val="Normal"/>
-    <w:next w:val="Normal"/>
-    <w:link w:val="SidebarListBulletChar"/>
-    <w:qFormat/>
-    <w:rsid w:val="000C317D"/>
-    <w:pPr>
-      <w:framePr w:hSpace="180" w:wrap="around" w:vAnchor="text" w:hAnchor="text" w:x="6840" w:y="1"/>
-      <w:numPr>
-        <w:numId w:val="3"/>
-      </w:numPr>
-      <w:spacing w:before="80" w:after="80" w:line="200" w:lineRule="atLeast"/>
-      <w:ind w:left="540" w:hanging="180"/>
-      <w:contextualSpacing/>
-      <w:suppressOverlap/>
-    </w:pPr>
-    <w:rPr>
-      <w:rFonts w:eastAsiaTheme="minorHAnsi"/>
-      <w:bCs/>
-      <w:color w:val="93579C" w:themeColor="accent6"/>
-      <w:kern w:val="0"/>
-      <w:sz w:val="18"/>
-      <w:szCs w:val="20"/>
-      <w14:ligatures w14:val="none"/>
-    </w:rPr>
-  </w:style>
-  <w:style w:type="character" w:customStyle="1" w:styleId="SidebarListBulletChar">
-    <w:name w:val="Sidebar List Bullet Char"/>
-    <w:basedOn w:val="DefaultParagraphFont"/>
-    <w:link w:val="SidebarListBullet"/>
-    <w:rsid w:val="000C317D"/>
-    <w:rPr>
-      <w:bCs/>
-      <w:color w:val="93579C" w:themeColor="accent6"/>
-      <w:kern w:val="0"/>
-      <w:sz w:val="18"/>
-      <w:szCs w:val="20"/>
-      <w14:ligatures w14:val="none"/>
-    </w:rPr>
-  </w:style>
-  <w:style w:type="paragraph" w:customStyle="1" w:styleId="SidebarHeading2">
-    <w:name w:val="Sidebar Heading 2"/>
-    <w:basedOn w:val="SidebarHeading1"/>
-    <w:qFormat/>
-    <w:rsid w:val="000C317D"/>
-    <w:pPr>
-      <w:framePr w:wrap="around"/>
-      <w:spacing w:before="180" w:after="120"/>
-    </w:pPr>
-    <w:rPr>
-      <w:sz w:val="18"/>
-      <w:szCs w:val="18"/>
-    </w:rPr>
-  </w:style>
-  <w:style w:type="paragraph" w:customStyle="1" w:styleId="SidebarQuote">
-    <w:name w:val="Sidebar Quote"/>
-    <w:basedOn w:val="SidebarBody"/>
-    <w:qFormat/>
-    <w:rsid w:val="000C317D"/>
-    <w:pPr>
-      <w:framePr w:wrap="around"/>
-      <w:spacing w:after="0" w:line="360" w:lineRule="auto"/>
-      <w:ind w:hanging="14"/>
-    </w:pPr>
-    <w:rPr>
-      <w:color w:val="10CFC9" w:themeColor="accent2"/>
-      <w:sz w:val="24"/>
-      <w:szCs w:val="24"/>
-    </w:rPr>
-  </w:style>
-  <w:style w:type="paragraph" w:customStyle="1" w:styleId="BasicParagraph">
-    <w:name w:val="[Basic Paragraph]"/>
-    <w:basedOn w:val="Normal"/>
-    <w:uiPriority w:val="99"/>
-    <w:rsid w:val="0063694C"/>
-    <w:pPr>
-      <w:suppressAutoHyphens/>
-      <w:autoSpaceDE w:val="0"/>
-      <w:autoSpaceDN w:val="0"/>
-      <w:adjustRightInd w:val="0"/>
-      <w:spacing w:line="384" w:lineRule="atLeast"/>
-      <w:textAlignment w:val="center"/>
-    </w:pPr>
-    <w:rPr>
-      <w:rFonts w:ascii="Source Sans Pro" w:eastAsiaTheme="minorHAnsi" w:hAnsi="Source Sans Pro" w:cs="Source Sans Pro"/>
-      <w:color w:val="0C2332"/>
-      <w:kern w:val="0"/>
-      <w:sz w:val="22"/>
-      <w:lang w:bidi="gu-IN"/>
-      <w14:ligatures w14:val="none"/>
-    </w:rPr>
-  </w:style>
-  <w:style w:type="paragraph" w:styleId="BodyText">
-    <w:name w:val="Body Text"/>
-    <w:basedOn w:val="Normal"/>
-    <w:link w:val="BodyTextChar"/>
-    <w:uiPriority w:val="1"/>
-    <w:qFormat/>
-    <w:rsid w:val="0063694C"/>
-    <w:pPr>
-      <w:widowControl w:val="0"/>
-      <w:autoSpaceDE w:val="0"/>
-      <w:autoSpaceDN w:val="0"/>
-    </w:pPr>
-    <w:rPr>
-      <w:rFonts w:eastAsia="Inter" w:cs="Inter"/>
-      <w:color w:val="auto"/>
-      <w:kern w:val="0"/>
-      <w:sz w:val="20"/>
-      <w:szCs w:val="20"/>
-      <w14:ligatures w14:val="none"/>
-    </w:rPr>
-  </w:style>
-  <w:style w:type="character" w:customStyle="1" w:styleId="BodyTextChar">
-    <w:name w:val="Body Text Char"/>
-    <w:basedOn w:val="DefaultParagraphFont"/>
-    <w:link w:val="BodyText"/>
-    <w:uiPriority w:val="1"/>
-    <w:rsid w:val="0063694C"/>
-    <w:rPr>
-      <w:rFonts w:ascii="Inter" w:eastAsia="Inter" w:hAnsi="Inter" w:cs="Inter"/>
-      <w:kern w:val="0"/>
-      <w:sz w:val="20"/>
-      <w:szCs w:val="20"/>
-      <w14:ligatures w14:val="none"/>
-    </w:rPr>
-  </w:style>
-  <w:style w:type="character" w:customStyle="1" w:styleId="CopySmall">
-    <w:name w:val="Copy Small"/>
-    <w:basedOn w:val="DefaultParagraphFont"/>
-    <w:uiPriority w:val="99"/>
-    <w:rsid w:val="0063694C"/>
-    <w:rPr>
-      <w:rFonts w:ascii="Inter" w:hAnsi="Inter" w:cs="Inter"/>
-      <w:outline/>
-      <w:spacing w:val="-2"/>
-      <w:sz w:val="18"/>
-      <w:szCs w:val="18"/>
-    </w:rPr>
-  </w:style>
-  <w:style w:type="character" w:customStyle="1" w:styleId="Footnotes">
-    <w:name w:val="Footnotes"/>
-    <w:basedOn w:val="DefaultParagraphFont"/>
-    <w:uiPriority w:val="99"/>
-    <w:rsid w:val="0063694C"/>
-    <w:rPr>
-      <w:rFonts w:ascii="Inter" w:hAnsi="Inter" w:cs="Inter"/>
-      <w:outline/>
-      <w:spacing w:val="0"/>
-      <w:sz w:val="10"/>
-      <w:szCs w:val="10"/>
-    </w:rPr>
-  </w:style>
-  <w:style w:type="character" w:styleId="Hyperlink">
-    <w:name w:val="Hyperlink"/>
-    <w:basedOn w:val="DefaultParagraphFont"/>
-    <w:uiPriority w:val="99"/>
-    <w:unhideWhenUsed/>
-    <w:rsid w:val="001D12C4"/>
-    <w:rPr>
-      <w:color w:val="009845" w:themeColor="hyperlink"/>
-      <w:u w:val="single"/>
-    </w:rPr>
-  </w:style>
-  <w:style w:type="character" w:styleId="UnresolvedMention">
-    <w:name w:val="Unresolved Mention"/>
-    <w:basedOn w:val="DefaultParagraphFont"/>
-    <w:uiPriority w:val="99"/>
-    <w:semiHidden/>
-    <w:unhideWhenUsed/>
-    <w:rsid w:val="001D12C4"/>
-    <w:rPr>
-      <w:color w:val="605E5C"/>
-      <w:shd w:val="clear" w:color="auto" w:fill="E1DFDD"/>
-    </w:rPr>
-  </w:style>
 </w:styles>
 </file>
--- a/documents/demo-scripts/03_Open_Lakehouse.docx
+++ b/documents/demo-scripts/03_Open_Lakehouse.docx
@@ -3241,7 +3241,7 @@
             </w:pPr>
             <w:r>
               <w:rPr>
-                <w:rFonts w:ascii="Consolas" w:cs="Consolas" w:eastAsia="Consolas" w:hAnsi="Consolas"/>
+                <w:rFonts w:ascii="Inter" w:cs="Inter" w:eastAsia="Inter" w:hAnsi="Inter"/>
                 <w:color w:val="54565A"/>
                 <w:sz w:val="20"/>
                 <w:szCs w:val="20"/>
@@ -3382,7 +3382,7 @@
             </w:pPr>
             <w:r>
               <w:rPr>
-                <w:rFonts w:ascii="Consolas" w:cs="Consolas" w:eastAsia="Consolas" w:hAnsi="Consolas"/>
+                <w:rFonts w:ascii="Inter" w:cs="Inter" w:eastAsia="Inter" w:hAnsi="Inter"/>
                 <w:color w:val="54565A"/>
                 <w:sz w:val="20"/>
                 <w:szCs w:val="20"/>

--- a/documents/demo-scripts/03_Open_Lakehouse.docx
+++ b/documents/demo-scripts/03_Open_Lakehouse.docx
@@ -882,55 +882,55 @@
                 <w:sz w:val="19"/>
                 <w:szCs w:val="19"/>
               </w:rPr>
-              <w:t xml:space="preserve">Salesforce</w:t>
-            </w:r>
-          </w:p>
-        </w:tc>
-        <w:tc>
-          <w:tcPr>
-            <w:tcMar>
-              <w:top w:type="dxa" w:w="30"/>
-              <w:left w:type="dxa" w:w="80"/>
-              <w:bottom w:type="dxa" w:w="30"/>
-              <w:right w:type="dxa" w:w="80"/>
-            </w:tcMar>
-          </w:tcPr>
-          <w:p>
-            <w:pPr>
-              <w:spacing w:after="0"/>
-            </w:pPr>
-            <w:r>
-              <w:rPr>
-                <w:rFonts w:ascii="Inter" w:cs="Inter" w:eastAsia="Inter" w:hAnsi="Inter"/>
-                <w:color w:val="54565A"/>
-                <w:sz w:val="19"/>
-                <w:szCs w:val="19"/>
-              </w:rPr>
-              <w:t xml:space="preserve">Standard connector</w:t>
-            </w:r>
-          </w:p>
-        </w:tc>
-        <w:tc>
-          <w:tcPr>
-            <w:tcMar>
-              <w:top w:type="dxa" w:w="30"/>
-              <w:left w:type="dxa" w:w="80"/>
-              <w:bottom w:type="dxa" w:w="30"/>
-              <w:right w:type="dxa" w:w="80"/>
-            </w:tcMar>
-          </w:tcPr>
-          <w:p>
-            <w:pPr>
-              <w:spacing w:after="0"/>
-            </w:pPr>
-            <w:r>
-              <w:rPr>
-                <w:rFonts w:ascii="Inter" w:cs="Inter" w:eastAsia="Inter" w:hAnsi="Inter"/>
-                <w:color w:val="54565A"/>
-                <w:sz w:val="19"/>
-                <w:szCs w:val="19"/>
-              </w:rPr>
-              <w:t xml:space="preserve">bronze.sf_contacts</w:t>
+              <w:t xml:space="preserve">Meridian CRM</w:t>
+            </w:r>
+          </w:p>
+        </w:tc>
+        <w:tc>
+          <w:tcPr>
+            <w:tcMar>
+              <w:top w:type="dxa" w:w="30"/>
+              <w:left w:type="dxa" w:w="80"/>
+              <w:bottom w:type="dxa" w:w="30"/>
+              <w:right w:type="dxa" w:w="80"/>
+            </w:tcMar>
+          </w:tcPr>
+          <w:p>
+            <w:pPr>
+              <w:spacing w:after="0"/>
+            </w:pPr>
+            <w:r>
+              <w:rPr>
+                <w:rFonts w:ascii="Inter" w:cs="Inter" w:eastAsia="Inter" w:hAnsi="Inter"/>
+                <w:color w:val="54565A"/>
+                <w:sz w:val="19"/>
+                <w:szCs w:val="19"/>
+              </w:rPr>
+              <w:t xml:space="preserve">MySQL CDC</w:t>
+            </w:r>
+          </w:p>
+        </w:tc>
+        <w:tc>
+          <w:tcPr>
+            <w:tcMar>
+              <w:top w:type="dxa" w:w="30"/>
+              <w:left w:type="dxa" w:w="80"/>
+              <w:bottom w:type="dxa" w:w="30"/>
+              <w:right w:type="dxa" w:w="80"/>
+            </w:tcMar>
+          </w:tcPr>
+          <w:p>
+            <w:pPr>
+              <w:spacing w:after="0"/>
+            </w:pPr>
+            <w:r>
+              <w:rPr>
+                <w:rFonts w:ascii="Inter" w:cs="Inter" w:eastAsia="Inter" w:hAnsi="Inter"/>
+                <w:color w:val="54565A"/>
+                <w:sz w:val="19"/>
+                <w:szCs w:val="19"/>
+              </w:rPr>
+              <w:t xml:space="preserve">bronze.crm_contacts</w:t>
             </w:r>
           </w:p>
         </w:tc>
@@ -981,7 +981,7 @@
                 <w:sz w:val="19"/>
                 <w:szCs w:val="19"/>
               </w:rPr>
-              <w:t xml:space="preserve">Salesforce</w:t>
+              <w:t xml:space="preserve">Meridian CRM</w:t>
             </w:r>
           </w:p>
         </w:tc>
@@ -1006,7 +1006,7 @@
                 <w:sz w:val="19"/>
                 <w:szCs w:val="19"/>
               </w:rPr>
-              <w:t xml:space="preserve">Standard connector</w:t>
+              <w:t xml:space="preserve">MySQL CDC</w:t>
             </w:r>
           </w:p>
         </w:tc>
@@ -1031,7 +1031,7 @@
                 <w:sz w:val="19"/>
                 <w:szCs w:val="19"/>
               </w:rPr>
-              <w:t xml:space="preserve">bronze.sf_orders</w:t>
+              <w:t xml:space="preserve">bronze.crm_orders</w:t>
             </w:r>
           </w:p>
         </w:tc>
@@ -1082,55 +1082,55 @@
                 <w:sz w:val="19"/>
                 <w:szCs w:val="19"/>
               </w:rPr>
-              <w:t xml:space="preserve">Salesforce</w:t>
-            </w:r>
-          </w:p>
-        </w:tc>
-        <w:tc>
-          <w:tcPr>
-            <w:tcMar>
-              <w:top w:type="dxa" w:w="30"/>
-              <w:left w:type="dxa" w:w="80"/>
-              <w:bottom w:type="dxa" w:w="30"/>
-              <w:right w:type="dxa" w:w="80"/>
-            </w:tcMar>
-          </w:tcPr>
-          <w:p>
-            <w:pPr>
-              <w:spacing w:after="0"/>
-            </w:pPr>
-            <w:r>
-              <w:rPr>
-                <w:rFonts w:ascii="Inter" w:cs="Inter" w:eastAsia="Inter" w:hAnsi="Inter"/>
-                <w:color w:val="54565A"/>
-                <w:sz w:val="19"/>
-                <w:szCs w:val="19"/>
-              </w:rPr>
-              <w:t xml:space="preserve">Standard connector</w:t>
-            </w:r>
-          </w:p>
-        </w:tc>
-        <w:tc>
-          <w:tcPr>
-            <w:tcMar>
-              <w:top w:type="dxa" w:w="30"/>
-              <w:left w:type="dxa" w:w="80"/>
-              <w:bottom w:type="dxa" w:w="30"/>
-              <w:right w:type="dxa" w:w="80"/>
-            </w:tcMar>
-          </w:tcPr>
-          <w:p>
-            <w:pPr>
-              <w:spacing w:after="0"/>
-            </w:pPr>
-            <w:r>
-              <w:rPr>
-                <w:rFonts w:ascii="Inter" w:cs="Inter" w:eastAsia="Inter" w:hAnsi="Inter"/>
-                <w:color w:val="54565A"/>
-                <w:sz w:val="19"/>
-                <w:szCs w:val="19"/>
-              </w:rPr>
-              <w:t xml:space="preserve">bronze.sf_products</w:t>
+              <w:t xml:space="preserve">Meridian CRM</w:t>
+            </w:r>
+          </w:p>
+        </w:tc>
+        <w:tc>
+          <w:tcPr>
+            <w:tcMar>
+              <w:top w:type="dxa" w:w="30"/>
+              <w:left w:type="dxa" w:w="80"/>
+              <w:bottom w:type="dxa" w:w="30"/>
+              <w:right w:type="dxa" w:w="80"/>
+            </w:tcMar>
+          </w:tcPr>
+          <w:p>
+            <w:pPr>
+              <w:spacing w:after="0"/>
+            </w:pPr>
+            <w:r>
+              <w:rPr>
+                <w:rFonts w:ascii="Inter" w:cs="Inter" w:eastAsia="Inter" w:hAnsi="Inter"/>
+                <w:color w:val="54565A"/>
+                <w:sz w:val="19"/>
+                <w:szCs w:val="19"/>
+              </w:rPr>
+              <w:t xml:space="preserve">MySQL CDC</w:t>
+            </w:r>
+          </w:p>
+        </w:tc>
+        <w:tc>
+          <w:tcPr>
+            <w:tcMar>
+              <w:top w:type="dxa" w:w="30"/>
+              <w:left w:type="dxa" w:w="80"/>
+              <w:bottom w:type="dxa" w:w="30"/>
+              <w:right w:type="dxa" w:w="80"/>
+            </w:tcMar>
+          </w:tcPr>
+          <w:p>
+            <w:pPr>
+              <w:spacing w:after="0"/>
+            </w:pPr>
+            <w:r>
+              <w:rPr>
+                <w:rFonts w:ascii="Inter" w:cs="Inter" w:eastAsia="Inter" w:hAnsi="Inter"/>
+                <w:color w:val="54565A"/>
+                <w:sz w:val="19"/>
+                <w:szCs w:val="19"/>
+              </w:rPr>
+              <w:t xml:space="preserve">bronze.crm_products</w:t>
             </w:r>
           </w:p>
         </w:tc>
@@ -3017,7 +3017,7 @@
           <w:sz w:val="21"/>
           <w:szCs w:val="21"/>
         </w:rPr>
-        <w:t xml:space="preserve">Show before/after: bronze.sf_contacts (messy addresses) vs silver.addresses_standardized (standardized)</w:t>
+        <w:t xml:space="preserve">Show before/after: bronze.crm_contacts (messy addresses) vs silver.addresses_standardized (standardized)</w:t>
       </w:r>
     </w:p>
     <w:p>
